--- a/pandas/06_데이터_합치기/06_데이터_합치기_교안.docx
+++ b/pandas/06_데이터_합치기/06_데이터_합치기_교안.docx
@@ -4191,1082 +4191,1163 @@
                 <w:rFonts w:ascii="Consolas" w:cs="Consolas" w:eastAsia="맑은 고딕" w:hAnsi="Consolas"/>
                 <w:b w:val="false"/>
                 <w:bCs w:val="false"/>
-                <w:i w:val="false"/>
-                <w:iCs w:val="false"/>
-                <w:color w:val="24292F"/>
-                <w:sz w:val="17"/>
-                <w:szCs w:val="17"/>
-              </w:rPr>
-              <w:t xml:space="preserve">students</w:t>
-            </w:r>
-            <w:r>
-              <w:rPr>
-                <w:rFonts w:ascii="Consolas" w:cs="Consolas" w:eastAsia="맑은 고딕" w:hAnsi="Consolas"/>
-                <w:b w:val="false"/>
-                <w:bCs w:val="false"/>
-                <w:i w:val="false"/>
-                <w:iCs w:val="false"/>
-                <w:color w:val="24292F"/>
-                <w:sz w:val="17"/>
-                <w:szCs w:val="17"/>
-              </w:rPr>
-              <w:t xml:space="preserve"> = </w:t>
-            </w:r>
-            <w:r>
-              <w:rPr>
-                <w:rFonts w:ascii="Consolas" w:cs="Consolas" w:eastAsia="맑은 고딕" w:hAnsi="Consolas"/>
-                <w:b w:val="false"/>
-                <w:bCs w:val="false"/>
-                <w:i w:val="false"/>
-                <w:iCs w:val="false"/>
-                <w:color w:val="24292F"/>
-                <w:sz w:val="17"/>
-                <w:szCs w:val="17"/>
-              </w:rPr>
-              <w:t xml:space="preserve">pd</w:t>
-            </w:r>
-            <w:r>
-              <w:rPr>
-                <w:rFonts w:ascii="Consolas" w:cs="Consolas" w:eastAsia="맑은 고딕" w:hAnsi="Consolas"/>
-                <w:b w:val="false"/>
-                <w:bCs w:val="false"/>
-                <w:i w:val="false"/>
-                <w:iCs w:val="false"/>
-                <w:color w:val="24292F"/>
-                <w:sz w:val="17"/>
-                <w:szCs w:val="17"/>
-              </w:rPr>
-              <w:t xml:space="preserve">.</w:t>
-            </w:r>
-            <w:r>
-              <w:rPr>
-                <w:rFonts w:ascii="Consolas" w:cs="Consolas" w:eastAsia="맑은 고딕" w:hAnsi="Consolas"/>
-                <w:b w:val="false"/>
-                <w:bCs w:val="false"/>
-                <w:i w:val="false"/>
-                <w:iCs w:val="false"/>
-                <w:color w:val="24292F"/>
-                <w:sz w:val="17"/>
-                <w:szCs w:val="17"/>
-              </w:rPr>
-              <w:t xml:space="preserve">DataFrame</w:t>
-            </w:r>
-            <w:r>
-              <w:rPr>
-                <w:rFonts w:ascii="Consolas" w:cs="Consolas" w:eastAsia="맑은 고딕" w:hAnsi="Consolas"/>
-                <w:b w:val="false"/>
-                <w:bCs w:val="false"/>
-                <w:i w:val="false"/>
-                <w:iCs w:val="false"/>
-                <w:color w:val="24292F"/>
-                <w:sz w:val="17"/>
-                <w:szCs w:val="17"/>
-              </w:rPr>
-              <w:t xml:space="preserve">({</w:t>
-            </w:r>
-          </w:p>
-          <w:p>
-            <w:pPr>
-              <w:spacing w:after="0" w:line="252"/>
-            </w:pPr>
-            <w:r>
-              <w:rPr>
-                <w:rFonts w:ascii="Consolas" w:cs="Consolas" w:eastAsia="맑은 고딕" w:hAnsi="Consolas"/>
-                <w:color w:val="A0A0A0"/>
-                <w:sz w:val="17"/>
-                <w:szCs w:val="17"/>
-              </w:rPr>
-              <w:t xml:space="preserve"> 4  </w:t>
-            </w:r>
-            <w:r>
-              <w:rPr>
-                <w:rFonts w:ascii="Consolas" w:cs="Consolas" w:eastAsia="맑은 고딕" w:hAnsi="Consolas"/>
-                <w:b w:val="false"/>
-                <w:bCs w:val="false"/>
-                <w:i w:val="false"/>
-                <w:iCs w:val="false"/>
-                <w:color w:val="24292F"/>
-                <w:sz w:val="17"/>
-                <w:szCs w:val="17"/>
-              </w:rPr>
-              <w:t xml:space="preserve">    </w:t>
-            </w:r>
-            <w:r>
-              <w:rPr>
-                <w:rFonts w:ascii="Consolas" w:cs="Consolas" w:eastAsia="맑은 고딕" w:hAnsi="Consolas"/>
-                <w:b w:val="false"/>
-                <w:bCs w:val="false"/>
-                <w:i w:val="false"/>
-                <w:iCs w:val="false"/>
-                <w:color w:val="A31515"/>
-                <w:sz w:val="17"/>
-                <w:szCs w:val="17"/>
-              </w:rPr>
-              <w:t xml:space="preserve">"id"</w:t>
-            </w:r>
-            <w:r>
-              <w:rPr>
-                <w:rFonts w:ascii="Consolas" w:cs="Consolas" w:eastAsia="맑은 고딕" w:hAnsi="Consolas"/>
-                <w:b w:val="false"/>
-                <w:bCs w:val="false"/>
-                <w:i w:val="false"/>
-                <w:iCs w:val="false"/>
-                <w:color w:val="24292F"/>
-                <w:sz w:val="17"/>
-                <w:szCs w:val="17"/>
-              </w:rPr>
-              <w:t xml:space="preserve">: [</w:t>
-            </w:r>
-            <w:r>
-              <w:rPr>
-                <w:rFonts w:ascii="Consolas" w:cs="Consolas" w:eastAsia="맑은 고딕" w:hAnsi="Consolas"/>
-                <w:b w:val="false"/>
-                <w:bCs w:val="false"/>
-                <w:i w:val="false"/>
-                <w:iCs w:val="false"/>
-                <w:color w:val="098658"/>
-                <w:sz w:val="17"/>
-                <w:szCs w:val="17"/>
-              </w:rPr>
-              <w:t xml:space="preserve">1</w:t>
-            </w:r>
-            <w:r>
-              <w:rPr>
-                <w:rFonts w:ascii="Consolas" w:cs="Consolas" w:eastAsia="맑은 고딕" w:hAnsi="Consolas"/>
-                <w:b w:val="false"/>
-                <w:bCs w:val="false"/>
-                <w:i w:val="false"/>
-                <w:iCs w:val="false"/>
-                <w:color w:val="24292F"/>
-                <w:sz w:val="17"/>
-                <w:szCs w:val="17"/>
-              </w:rPr>
-              <w:t xml:space="preserve">, </w:t>
-            </w:r>
-            <w:r>
-              <w:rPr>
-                <w:rFonts w:ascii="Consolas" w:cs="Consolas" w:eastAsia="맑은 고딕" w:hAnsi="Consolas"/>
-                <w:b w:val="false"/>
-                <w:bCs w:val="false"/>
-                <w:i w:val="false"/>
-                <w:iCs w:val="false"/>
-                <w:color w:val="098658"/>
-                <w:sz w:val="17"/>
-                <w:szCs w:val="17"/>
-              </w:rPr>
-              <w:t xml:space="preserve">2</w:t>
-            </w:r>
-            <w:r>
-              <w:rPr>
-                <w:rFonts w:ascii="Consolas" w:cs="Consolas" w:eastAsia="맑은 고딕" w:hAnsi="Consolas"/>
-                <w:b w:val="false"/>
-                <w:bCs w:val="false"/>
-                <w:i w:val="false"/>
-                <w:iCs w:val="false"/>
-                <w:color w:val="24292F"/>
-                <w:sz w:val="17"/>
-                <w:szCs w:val="17"/>
-              </w:rPr>
-              <w:t xml:space="preserve">, </w:t>
-            </w:r>
-            <w:r>
-              <w:rPr>
-                <w:rFonts w:ascii="Consolas" w:cs="Consolas" w:eastAsia="맑은 고딕" w:hAnsi="Consolas"/>
-                <w:b w:val="false"/>
-                <w:bCs w:val="false"/>
-                <w:i w:val="false"/>
-                <w:iCs w:val="false"/>
-                <w:color w:val="098658"/>
-                <w:sz w:val="17"/>
-                <w:szCs w:val="17"/>
-              </w:rPr>
-              <w:t xml:space="preserve">3</w:t>
-            </w:r>
-            <w:r>
-              <w:rPr>
-                <w:rFonts w:ascii="Consolas" w:cs="Consolas" w:eastAsia="맑은 고딕" w:hAnsi="Consolas"/>
-                <w:b w:val="false"/>
-                <w:bCs w:val="false"/>
-                <w:i w:val="false"/>
-                <w:iCs w:val="false"/>
-                <w:color w:val="24292F"/>
-                <w:sz w:val="17"/>
-                <w:szCs w:val="17"/>
-              </w:rPr>
-              <w:t xml:space="preserve">, </w:t>
-            </w:r>
-            <w:r>
-              <w:rPr>
-                <w:rFonts w:ascii="Consolas" w:cs="Consolas" w:eastAsia="맑은 고딕" w:hAnsi="Consolas"/>
-                <w:b w:val="false"/>
-                <w:bCs w:val="false"/>
-                <w:i w:val="false"/>
-                <w:iCs w:val="false"/>
-                <w:color w:val="098658"/>
-                <w:sz w:val="17"/>
-                <w:szCs w:val="17"/>
-              </w:rPr>
-              <w:t xml:space="preserve">4</w:t>
-            </w:r>
-            <w:r>
-              <w:rPr>
-                <w:rFonts w:ascii="Consolas" w:cs="Consolas" w:eastAsia="맑은 고딕" w:hAnsi="Consolas"/>
-                <w:b w:val="false"/>
-                <w:bCs w:val="false"/>
-                <w:i w:val="false"/>
-                <w:iCs w:val="false"/>
-                <w:color w:val="24292F"/>
-                <w:sz w:val="17"/>
-                <w:szCs w:val="17"/>
-              </w:rPr>
-              <w:t xml:space="preserve">],</w:t>
-            </w:r>
-          </w:p>
-          <w:p>
-            <w:pPr>
-              <w:spacing w:after="0" w:line="252"/>
-            </w:pPr>
-            <w:r>
-              <w:rPr>
-                <w:rFonts w:ascii="Consolas" w:cs="Consolas" w:eastAsia="맑은 고딕" w:hAnsi="Consolas"/>
-                <w:color w:val="A0A0A0"/>
-                <w:sz w:val="17"/>
-                <w:szCs w:val="17"/>
-              </w:rPr>
-              <w:t xml:space="preserve"> 5  </w:t>
-            </w:r>
-            <w:r>
-              <w:rPr>
-                <w:rFonts w:ascii="Consolas" w:cs="Consolas" w:eastAsia="맑은 고딕" w:hAnsi="Consolas"/>
-                <w:b w:val="false"/>
-                <w:bCs w:val="false"/>
-                <w:i w:val="false"/>
-                <w:iCs w:val="false"/>
-                <w:color w:val="24292F"/>
-                <w:sz w:val="17"/>
-                <w:szCs w:val="17"/>
-              </w:rPr>
-              <w:t xml:space="preserve">    </w:t>
-            </w:r>
-            <w:r>
-              <w:rPr>
-                <w:rFonts w:ascii="Consolas" w:cs="Consolas" w:eastAsia="맑은 고딕" w:hAnsi="Consolas"/>
-                <w:b w:val="false"/>
-                <w:bCs w:val="false"/>
-                <w:i w:val="false"/>
-                <w:iCs w:val="false"/>
-                <w:color w:val="A31515"/>
-                <w:sz w:val="17"/>
-                <w:szCs w:val="17"/>
-              </w:rPr>
-              <w:t xml:space="preserve">"name"</w:t>
-            </w:r>
-            <w:r>
-              <w:rPr>
-                <w:rFonts w:ascii="Consolas" w:cs="Consolas" w:eastAsia="맑은 고딕" w:hAnsi="Consolas"/>
-                <w:b w:val="false"/>
-                <w:bCs w:val="false"/>
-                <w:i w:val="false"/>
-                <w:iCs w:val="false"/>
-                <w:color w:val="24292F"/>
-                <w:sz w:val="17"/>
-                <w:szCs w:val="17"/>
-              </w:rPr>
-              <w:t xml:space="preserve">: [</w:t>
-            </w:r>
-            <w:r>
-              <w:rPr>
-                <w:rFonts w:ascii="Consolas" w:cs="Consolas" w:eastAsia="맑은 고딕" w:hAnsi="Consolas"/>
-                <w:b w:val="false"/>
-                <w:bCs w:val="false"/>
-                <w:i w:val="false"/>
-                <w:iCs w:val="false"/>
-                <w:color w:val="A31515"/>
-                <w:sz w:val="17"/>
-                <w:szCs w:val="17"/>
-              </w:rPr>
-              <w:t xml:space="preserve">"Kim"</w:t>
-            </w:r>
-            <w:r>
-              <w:rPr>
-                <w:rFonts w:ascii="Consolas" w:cs="Consolas" w:eastAsia="맑은 고딕" w:hAnsi="Consolas"/>
-                <w:b w:val="false"/>
-                <w:bCs w:val="false"/>
-                <w:i w:val="false"/>
-                <w:iCs w:val="false"/>
-                <w:color w:val="24292F"/>
-                <w:sz w:val="17"/>
-                <w:szCs w:val="17"/>
-              </w:rPr>
-              <w:t xml:space="preserve">, </w:t>
-            </w:r>
-            <w:r>
-              <w:rPr>
-                <w:rFonts w:ascii="Consolas" w:cs="Consolas" w:eastAsia="맑은 고딕" w:hAnsi="Consolas"/>
-                <w:b w:val="false"/>
-                <w:bCs w:val="false"/>
-                <w:i w:val="false"/>
-                <w:iCs w:val="false"/>
-                <w:color w:val="A31515"/>
-                <w:sz w:val="17"/>
-                <w:szCs w:val="17"/>
-              </w:rPr>
-              <w:t xml:space="preserve">"Lee"</w:t>
-            </w:r>
-            <w:r>
-              <w:rPr>
-                <w:rFonts w:ascii="Consolas" w:cs="Consolas" w:eastAsia="맑은 고딕" w:hAnsi="Consolas"/>
-                <w:b w:val="false"/>
-                <w:bCs w:val="false"/>
-                <w:i w:val="false"/>
-                <w:iCs w:val="false"/>
-                <w:color w:val="24292F"/>
-                <w:sz w:val="17"/>
-                <w:szCs w:val="17"/>
-              </w:rPr>
-              <w:t xml:space="preserve">, </w:t>
-            </w:r>
-            <w:r>
-              <w:rPr>
-                <w:rFonts w:ascii="Consolas" w:cs="Consolas" w:eastAsia="맑은 고딕" w:hAnsi="Consolas"/>
-                <w:b w:val="false"/>
-                <w:bCs w:val="false"/>
-                <w:i w:val="false"/>
-                <w:iCs w:val="false"/>
-                <w:color w:val="A31515"/>
-                <w:sz w:val="17"/>
-                <w:szCs w:val="17"/>
-              </w:rPr>
-              <w:t xml:space="preserve">"Park"</w:t>
-            </w:r>
-            <w:r>
-              <w:rPr>
-                <w:rFonts w:ascii="Consolas" w:cs="Consolas" w:eastAsia="맑은 고딕" w:hAnsi="Consolas"/>
-                <w:b w:val="false"/>
-                <w:bCs w:val="false"/>
-                <w:i w:val="false"/>
-                <w:iCs w:val="false"/>
-                <w:color w:val="24292F"/>
-                <w:sz w:val="17"/>
-                <w:szCs w:val="17"/>
-              </w:rPr>
-              <w:t xml:space="preserve">, </w:t>
-            </w:r>
-            <w:r>
-              <w:rPr>
-                <w:rFonts w:ascii="Consolas" w:cs="Consolas" w:eastAsia="맑은 고딕" w:hAnsi="Consolas"/>
-                <w:b w:val="false"/>
-                <w:bCs w:val="false"/>
-                <w:i w:val="false"/>
-                <w:iCs w:val="false"/>
-                <w:color w:val="A31515"/>
-                <w:sz w:val="17"/>
-                <w:szCs w:val="17"/>
-              </w:rPr>
-              <w:t xml:space="preserve">"Choi"</w:t>
-            </w:r>
-            <w:r>
-              <w:rPr>
-                <w:rFonts w:ascii="Consolas" w:cs="Consolas" w:eastAsia="맑은 고딕" w:hAnsi="Consolas"/>
-                <w:b w:val="false"/>
-                <w:bCs w:val="false"/>
-                <w:i w:val="false"/>
-                <w:iCs w:val="false"/>
-                <w:color w:val="24292F"/>
-                <w:sz w:val="17"/>
-                <w:szCs w:val="17"/>
-              </w:rPr>
-              <w:t xml:space="preserve">],</w:t>
-            </w:r>
-          </w:p>
-          <w:p>
-            <w:pPr>
-              <w:spacing w:after="0" w:line="252"/>
-            </w:pPr>
-            <w:r>
-              <w:rPr>
-                <w:rFonts w:ascii="Consolas" w:cs="Consolas" w:eastAsia="맑은 고딕" w:hAnsi="Consolas"/>
-                <w:color w:val="A0A0A0"/>
-                <w:sz w:val="17"/>
-                <w:szCs w:val="17"/>
-              </w:rPr>
-              <w:t xml:space="preserve"> 6  </w:t>
-            </w:r>
-            <w:r>
-              <w:rPr>
-                <w:rFonts w:ascii="Consolas" w:cs="Consolas" w:eastAsia="맑은 고딕" w:hAnsi="Consolas"/>
-                <w:b w:val="false"/>
-                <w:bCs w:val="false"/>
-                <w:i w:val="false"/>
-                <w:iCs w:val="false"/>
-                <w:color w:val="24292F"/>
-                <w:sz w:val="17"/>
-                <w:szCs w:val="17"/>
-              </w:rPr>
-              <w:t xml:space="preserve">})</w:t>
-            </w:r>
-          </w:p>
-          <w:p>
-            <w:pPr>
-              <w:spacing w:after="0" w:line="252"/>
-            </w:pPr>
-            <w:r>
-              <w:rPr>
-                <w:rFonts w:ascii="Consolas" w:cs="Consolas" w:eastAsia="맑은 고딕" w:hAnsi="Consolas"/>
-                <w:color w:val="A0A0A0"/>
-                <w:sz w:val="17"/>
-                <w:szCs w:val="17"/>
-              </w:rPr>
-              <w:t xml:space="preserve"> 7  </w:t>
-            </w:r>
-            <w:r>
-              <w:rPr>
-                <w:rFonts w:ascii="Consolas" w:cs="Consolas" w:eastAsia="맑은 고딕" w:hAnsi="Consolas"/>
-                <w:b w:val="false"/>
-                <w:bCs w:val="false"/>
-                <w:i w:val="false"/>
-                <w:iCs w:val="false"/>
-                <w:color w:val="24292F"/>
-                <w:sz w:val="17"/>
-                <w:szCs w:val="17"/>
-              </w:rPr>
-              <w:t xml:space="preserve">scores</w:t>
-            </w:r>
-            <w:r>
-              <w:rPr>
-                <w:rFonts w:ascii="Consolas" w:cs="Consolas" w:eastAsia="맑은 고딕" w:hAnsi="Consolas"/>
-                <w:b w:val="false"/>
-                <w:bCs w:val="false"/>
-                <w:i w:val="false"/>
-                <w:iCs w:val="false"/>
-                <w:color w:val="24292F"/>
-                <w:sz w:val="17"/>
-                <w:szCs w:val="17"/>
-              </w:rPr>
-              <w:t xml:space="preserve"> = </w:t>
-            </w:r>
-            <w:r>
-              <w:rPr>
-                <w:rFonts w:ascii="Consolas" w:cs="Consolas" w:eastAsia="맑은 고딕" w:hAnsi="Consolas"/>
-                <w:b w:val="false"/>
-                <w:bCs w:val="false"/>
-                <w:i w:val="false"/>
-                <w:iCs w:val="false"/>
-                <w:color w:val="24292F"/>
-                <w:sz w:val="17"/>
-                <w:szCs w:val="17"/>
-              </w:rPr>
-              <w:t xml:space="preserve">pd</w:t>
-            </w:r>
-            <w:r>
-              <w:rPr>
-                <w:rFonts w:ascii="Consolas" w:cs="Consolas" w:eastAsia="맑은 고딕" w:hAnsi="Consolas"/>
-                <w:b w:val="false"/>
-                <w:bCs w:val="false"/>
-                <w:i w:val="false"/>
-                <w:iCs w:val="false"/>
-                <w:color w:val="24292F"/>
-                <w:sz w:val="17"/>
-                <w:szCs w:val="17"/>
-              </w:rPr>
-              <w:t xml:space="preserve">.</w:t>
-            </w:r>
-            <w:r>
-              <w:rPr>
-                <w:rFonts w:ascii="Consolas" w:cs="Consolas" w:eastAsia="맑은 고딕" w:hAnsi="Consolas"/>
-                <w:b w:val="false"/>
-                <w:bCs w:val="false"/>
-                <w:i w:val="false"/>
-                <w:iCs w:val="false"/>
-                <w:color w:val="24292F"/>
-                <w:sz w:val="17"/>
-                <w:szCs w:val="17"/>
-              </w:rPr>
-              <w:t xml:space="preserve">DataFrame</w:t>
-            </w:r>
-            <w:r>
-              <w:rPr>
-                <w:rFonts w:ascii="Consolas" w:cs="Consolas" w:eastAsia="맑은 고딕" w:hAnsi="Consolas"/>
-                <w:b w:val="false"/>
-                <w:bCs w:val="false"/>
-                <w:i w:val="false"/>
-                <w:iCs w:val="false"/>
-                <w:color w:val="24292F"/>
-                <w:sz w:val="17"/>
-                <w:szCs w:val="17"/>
-              </w:rPr>
-              <w:t xml:space="preserve">({</w:t>
-            </w:r>
-          </w:p>
-          <w:p>
-            <w:pPr>
-              <w:spacing w:after="0" w:line="252"/>
-            </w:pPr>
-            <w:r>
-              <w:rPr>
-                <w:rFonts w:ascii="Consolas" w:cs="Consolas" w:eastAsia="맑은 고딕" w:hAnsi="Consolas"/>
-                <w:color w:val="A0A0A0"/>
-                <w:sz w:val="17"/>
-                <w:szCs w:val="17"/>
-              </w:rPr>
-              <w:t xml:space="preserve"> 8  </w:t>
-            </w:r>
-            <w:r>
-              <w:rPr>
-                <w:rFonts w:ascii="Consolas" w:cs="Consolas" w:eastAsia="맑은 고딕" w:hAnsi="Consolas"/>
-                <w:b w:val="false"/>
-                <w:bCs w:val="false"/>
-                <w:i w:val="false"/>
-                <w:iCs w:val="false"/>
-                <w:color w:val="24292F"/>
-                <w:sz w:val="17"/>
-                <w:szCs w:val="17"/>
-              </w:rPr>
-              <w:t xml:space="preserve">    </w:t>
-            </w:r>
-            <w:r>
-              <w:rPr>
-                <w:rFonts w:ascii="Consolas" w:cs="Consolas" w:eastAsia="맑은 고딕" w:hAnsi="Consolas"/>
-                <w:b w:val="false"/>
-                <w:bCs w:val="false"/>
-                <w:i w:val="false"/>
-                <w:iCs w:val="false"/>
-                <w:color w:val="A31515"/>
-                <w:sz w:val="17"/>
-                <w:szCs w:val="17"/>
-              </w:rPr>
-              <w:t xml:space="preserve">"id"</w:t>
-            </w:r>
-            <w:r>
-              <w:rPr>
-                <w:rFonts w:ascii="Consolas" w:cs="Consolas" w:eastAsia="맑은 고딕" w:hAnsi="Consolas"/>
-                <w:b w:val="false"/>
-                <w:bCs w:val="false"/>
-                <w:i w:val="false"/>
-                <w:iCs w:val="false"/>
-                <w:color w:val="24292F"/>
-                <w:sz w:val="17"/>
-                <w:szCs w:val="17"/>
-              </w:rPr>
-              <w:t xml:space="preserve">: [</w:t>
-            </w:r>
-            <w:r>
-              <w:rPr>
-                <w:rFonts w:ascii="Consolas" w:cs="Consolas" w:eastAsia="맑은 고딕" w:hAnsi="Consolas"/>
-                <w:b w:val="false"/>
-                <w:bCs w:val="false"/>
-                <w:i w:val="false"/>
-                <w:iCs w:val="false"/>
-                <w:color w:val="098658"/>
-                <w:sz w:val="17"/>
-                <w:szCs w:val="17"/>
-              </w:rPr>
-              <w:t xml:space="preserve">1</w:t>
-            </w:r>
-            <w:r>
-              <w:rPr>
-                <w:rFonts w:ascii="Consolas" w:cs="Consolas" w:eastAsia="맑은 고딕" w:hAnsi="Consolas"/>
-                <w:b w:val="false"/>
-                <w:bCs w:val="false"/>
-                <w:i w:val="false"/>
-                <w:iCs w:val="false"/>
-                <w:color w:val="24292F"/>
-                <w:sz w:val="17"/>
-                <w:szCs w:val="17"/>
-              </w:rPr>
-              <w:t xml:space="preserve">, </w:t>
-            </w:r>
-            <w:r>
-              <w:rPr>
-                <w:rFonts w:ascii="Consolas" w:cs="Consolas" w:eastAsia="맑은 고딕" w:hAnsi="Consolas"/>
-                <w:b w:val="false"/>
-                <w:bCs w:val="false"/>
-                <w:i w:val="false"/>
-                <w:iCs w:val="false"/>
-                <w:color w:val="098658"/>
-                <w:sz w:val="17"/>
-                <w:szCs w:val="17"/>
-              </w:rPr>
-              <w:t xml:space="preserve">2</w:t>
-            </w:r>
-            <w:r>
-              <w:rPr>
-                <w:rFonts w:ascii="Consolas" w:cs="Consolas" w:eastAsia="맑은 고딕" w:hAnsi="Consolas"/>
-                <w:b w:val="false"/>
-                <w:bCs w:val="false"/>
-                <w:i w:val="false"/>
-                <w:iCs w:val="false"/>
-                <w:color w:val="24292F"/>
-                <w:sz w:val="17"/>
-                <w:szCs w:val="17"/>
-              </w:rPr>
-              <w:t xml:space="preserve">, </w:t>
-            </w:r>
-            <w:r>
-              <w:rPr>
-                <w:rFonts w:ascii="Consolas" w:cs="Consolas" w:eastAsia="맑은 고딕" w:hAnsi="Consolas"/>
-                <w:b w:val="false"/>
-                <w:bCs w:val="false"/>
-                <w:i w:val="false"/>
-                <w:iCs w:val="false"/>
-                <w:color w:val="098658"/>
-                <w:sz w:val="17"/>
-                <w:szCs w:val="17"/>
-              </w:rPr>
-              <w:t xml:space="preserve">3</w:t>
-            </w:r>
-            <w:r>
-              <w:rPr>
-                <w:rFonts w:ascii="Consolas" w:cs="Consolas" w:eastAsia="맑은 고딕" w:hAnsi="Consolas"/>
-                <w:b w:val="false"/>
-                <w:bCs w:val="false"/>
-                <w:i w:val="false"/>
-                <w:iCs w:val="false"/>
-                <w:color w:val="24292F"/>
-                <w:sz w:val="17"/>
-                <w:szCs w:val="17"/>
-              </w:rPr>
-              <w:t xml:space="preserve">, </w:t>
-            </w:r>
-            <w:r>
-              <w:rPr>
-                <w:rFonts w:ascii="Consolas" w:cs="Consolas" w:eastAsia="맑은 고딕" w:hAnsi="Consolas"/>
-                <w:b w:val="false"/>
-                <w:bCs w:val="false"/>
-                <w:i w:val="false"/>
-                <w:iCs w:val="false"/>
-                <w:color w:val="098658"/>
-                <w:sz w:val="17"/>
-                <w:szCs w:val="17"/>
-              </w:rPr>
-              <w:t xml:space="preserve">5</w:t>
-            </w:r>
-            <w:r>
-              <w:rPr>
-                <w:rFonts w:ascii="Consolas" w:cs="Consolas" w:eastAsia="맑은 고딕" w:hAnsi="Consolas"/>
-                <w:b w:val="false"/>
-                <w:bCs w:val="false"/>
-                <w:i w:val="false"/>
-                <w:iCs w:val="false"/>
-                <w:color w:val="24292F"/>
-                <w:sz w:val="17"/>
-                <w:szCs w:val="17"/>
-              </w:rPr>
-              <w:t xml:space="preserve">],</w:t>
-            </w:r>
-          </w:p>
-          <w:p>
-            <w:pPr>
-              <w:spacing w:after="0" w:line="252"/>
-            </w:pPr>
-            <w:r>
-              <w:rPr>
-                <w:rFonts w:ascii="Consolas" w:cs="Consolas" w:eastAsia="맑은 고딕" w:hAnsi="Consolas"/>
-                <w:color w:val="A0A0A0"/>
-                <w:sz w:val="17"/>
-                <w:szCs w:val="17"/>
-              </w:rPr>
-              <w:t xml:space="preserve"> 9  </w:t>
-            </w:r>
-            <w:r>
-              <w:rPr>
-                <w:rFonts w:ascii="Consolas" w:cs="Consolas" w:eastAsia="맑은 고딕" w:hAnsi="Consolas"/>
-                <w:b w:val="false"/>
-                <w:bCs w:val="false"/>
-                <w:i w:val="false"/>
-                <w:iCs w:val="false"/>
-                <w:color w:val="24292F"/>
-                <w:sz w:val="17"/>
-                <w:szCs w:val="17"/>
-              </w:rPr>
-              <w:t xml:space="preserve">    </w:t>
-            </w:r>
-            <w:r>
-              <w:rPr>
-                <w:rFonts w:ascii="Consolas" w:cs="Consolas" w:eastAsia="맑은 고딕" w:hAnsi="Consolas"/>
-                <w:b w:val="false"/>
-                <w:bCs w:val="false"/>
-                <w:i w:val="false"/>
-                <w:iCs w:val="false"/>
-                <w:color w:val="A31515"/>
-                <w:sz w:val="17"/>
-                <w:szCs w:val="17"/>
-              </w:rPr>
-              <w:t xml:space="preserve">"score"</w:t>
-            </w:r>
-            <w:r>
-              <w:rPr>
-                <w:rFonts w:ascii="Consolas" w:cs="Consolas" w:eastAsia="맑은 고딕" w:hAnsi="Consolas"/>
-                <w:b w:val="false"/>
-                <w:bCs w:val="false"/>
-                <w:i w:val="false"/>
-                <w:iCs w:val="false"/>
-                <w:color w:val="24292F"/>
-                <w:sz w:val="17"/>
-                <w:szCs w:val="17"/>
-              </w:rPr>
-              <w:t xml:space="preserve">: [</w:t>
-            </w:r>
-            <w:r>
-              <w:rPr>
-                <w:rFonts w:ascii="Consolas" w:cs="Consolas" w:eastAsia="맑은 고딕" w:hAnsi="Consolas"/>
-                <w:b w:val="false"/>
-                <w:bCs w:val="false"/>
-                <w:i w:val="false"/>
-                <w:iCs w:val="false"/>
-                <w:color w:val="098658"/>
-                <w:sz w:val="17"/>
-                <w:szCs w:val="17"/>
-              </w:rPr>
-              <w:t xml:space="preserve">90</w:t>
-            </w:r>
-            <w:r>
-              <w:rPr>
-                <w:rFonts w:ascii="Consolas" w:cs="Consolas" w:eastAsia="맑은 고딕" w:hAnsi="Consolas"/>
-                <w:b w:val="false"/>
-                <w:bCs w:val="false"/>
-                <w:i w:val="false"/>
-                <w:iCs w:val="false"/>
-                <w:color w:val="24292F"/>
-                <w:sz w:val="17"/>
-                <w:szCs w:val="17"/>
-              </w:rPr>
-              <w:t xml:space="preserve">, </w:t>
-            </w:r>
-            <w:r>
-              <w:rPr>
-                <w:rFonts w:ascii="Consolas" w:cs="Consolas" w:eastAsia="맑은 고딕" w:hAnsi="Consolas"/>
-                <w:b w:val="false"/>
-                <w:bCs w:val="false"/>
-                <w:i w:val="false"/>
-                <w:iCs w:val="false"/>
-                <w:color w:val="098658"/>
-                <w:sz w:val="17"/>
-                <w:szCs w:val="17"/>
-              </w:rPr>
-              <w:t xml:space="preserve">85</w:t>
-            </w:r>
-            <w:r>
-              <w:rPr>
-                <w:rFonts w:ascii="Consolas" w:cs="Consolas" w:eastAsia="맑은 고딕" w:hAnsi="Consolas"/>
-                <w:b w:val="false"/>
-                <w:bCs w:val="false"/>
-                <w:i w:val="false"/>
-                <w:iCs w:val="false"/>
-                <w:color w:val="24292F"/>
-                <w:sz w:val="17"/>
-                <w:szCs w:val="17"/>
-              </w:rPr>
-              <w:t xml:space="preserve">, </w:t>
-            </w:r>
-            <w:r>
-              <w:rPr>
-                <w:rFonts w:ascii="Consolas" w:cs="Consolas" w:eastAsia="맑은 고딕" w:hAnsi="Consolas"/>
-                <w:b w:val="false"/>
-                <w:bCs w:val="false"/>
-                <w:i w:val="false"/>
-                <w:iCs w:val="false"/>
-                <w:color w:val="098658"/>
-                <w:sz w:val="17"/>
-                <w:szCs w:val="17"/>
-              </w:rPr>
-              <w:t xml:space="preserve">77</w:t>
-            </w:r>
-            <w:r>
-              <w:rPr>
-                <w:rFonts w:ascii="Consolas" w:cs="Consolas" w:eastAsia="맑은 고딕" w:hAnsi="Consolas"/>
-                <w:b w:val="false"/>
-                <w:bCs w:val="false"/>
-                <w:i w:val="false"/>
-                <w:iCs w:val="false"/>
-                <w:color w:val="24292F"/>
-                <w:sz w:val="17"/>
-                <w:szCs w:val="17"/>
-              </w:rPr>
-              <w:t xml:space="preserve">, </w:t>
-            </w:r>
-            <w:r>
-              <w:rPr>
-                <w:rFonts w:ascii="Consolas" w:cs="Consolas" w:eastAsia="맑은 고딕" w:hAnsi="Consolas"/>
-                <w:b w:val="false"/>
-                <w:bCs w:val="false"/>
-                <w:i w:val="false"/>
-                <w:iCs w:val="false"/>
-                <w:color w:val="098658"/>
-                <w:sz w:val="17"/>
-                <w:szCs w:val="17"/>
-              </w:rPr>
-              <w:t xml:space="preserve">60</w:t>
-            </w:r>
-            <w:r>
-              <w:rPr>
-                <w:rFonts w:ascii="Consolas" w:cs="Consolas" w:eastAsia="맑은 고딕" w:hAnsi="Consolas"/>
-                <w:b w:val="false"/>
-                <w:bCs w:val="false"/>
-                <w:i w:val="false"/>
-                <w:iCs w:val="false"/>
-                <w:color w:val="24292F"/>
-                <w:sz w:val="17"/>
-                <w:szCs w:val="17"/>
-              </w:rPr>
-              <w:t xml:space="preserve">],</w:t>
-            </w:r>
-          </w:p>
-          <w:p>
-            <w:pPr>
-              <w:spacing w:after="0" w:line="252"/>
-            </w:pPr>
-            <w:r>
-              <w:rPr>
-                <w:rFonts w:ascii="Consolas" w:cs="Consolas" w:eastAsia="맑은 고딕" w:hAnsi="Consolas"/>
-                <w:color w:val="A0A0A0"/>
-                <w:sz w:val="17"/>
-                <w:szCs w:val="17"/>
-              </w:rPr>
-              <w:t xml:space="preserve">10  </w:t>
-            </w:r>
-            <w:r>
-              <w:rPr>
-                <w:rFonts w:ascii="Consolas" w:cs="Consolas" w:eastAsia="맑은 고딕" w:hAnsi="Consolas"/>
-                <w:b w:val="false"/>
-                <w:bCs w:val="false"/>
-                <w:i w:val="false"/>
-                <w:iCs w:val="false"/>
-                <w:color w:val="24292F"/>
-                <w:sz w:val="17"/>
-                <w:szCs w:val="17"/>
-              </w:rPr>
-              <w:t xml:space="preserve">})</w:t>
-            </w:r>
-          </w:p>
-          <w:p>
-            <w:pPr>
-              <w:spacing w:after="0" w:line="252"/>
-            </w:pPr>
-            <w:r>
-              <w:rPr>
-                <w:rFonts w:ascii="Consolas" w:cs="Consolas" w:eastAsia="맑은 고딕" w:hAnsi="Consolas"/>
-                <w:color w:val="A0A0A0"/>
-                <w:sz w:val="17"/>
-                <w:szCs w:val="17"/>
-              </w:rPr>
-              <w:t xml:space="preserve">11  </w:t>
-            </w:r>
-            <w:r>
-              <w:rPr>
-                <w:rFonts w:ascii="Consolas" w:cs="Consolas" w:eastAsia="맑은 고딕" w:hAnsi="Consolas"/>
-                <w:sz w:val="17"/>
-                <w:szCs w:val="17"/>
-              </w:rPr>
-              <w:t xml:space="preserve"> </w:t>
-            </w:r>
-          </w:p>
-          <w:p>
-            <w:pPr>
-              <w:spacing w:after="0" w:line="252"/>
-            </w:pPr>
-            <w:r>
-              <w:rPr>
-                <w:rFonts w:ascii="Consolas" w:cs="Consolas" w:eastAsia="맑은 고딕" w:hAnsi="Consolas"/>
-                <w:color w:val="A0A0A0"/>
-                <w:sz w:val="17"/>
-                <w:szCs w:val="17"/>
-              </w:rPr>
-              <w:t xml:space="preserve">12  </w:t>
-            </w:r>
-            <w:r>
-              <w:rPr>
-                <w:rFonts w:ascii="Consolas" w:cs="Consolas" w:eastAsia="맑은 고딕" w:hAnsi="Consolas"/>
-                <w:b w:val="false"/>
-                <w:bCs w:val="false"/>
-                <w:i w:val="false"/>
-                <w:iCs w:val="false"/>
-                <w:color w:val="24292F"/>
-                <w:sz w:val="17"/>
-                <w:szCs w:val="17"/>
-              </w:rPr>
-              <w:t xml:space="preserve">merged</w:t>
-            </w:r>
-            <w:r>
-              <w:rPr>
-                <w:rFonts w:ascii="Consolas" w:cs="Consolas" w:eastAsia="맑은 고딕" w:hAnsi="Consolas"/>
-                <w:b w:val="false"/>
-                <w:bCs w:val="false"/>
-                <w:i w:val="false"/>
-                <w:iCs w:val="false"/>
-                <w:color w:val="24292F"/>
-                <w:sz w:val="17"/>
-                <w:szCs w:val="17"/>
-              </w:rPr>
-              <w:t xml:space="preserve"> = </w:t>
-            </w:r>
-            <w:r>
-              <w:rPr>
-                <w:rFonts w:ascii="Consolas" w:cs="Consolas" w:eastAsia="맑은 고딕" w:hAnsi="Consolas"/>
-                <w:b w:val="false"/>
-                <w:bCs w:val="false"/>
-                <w:i w:val="false"/>
-                <w:iCs w:val="false"/>
-                <w:color w:val="24292F"/>
-                <w:sz w:val="17"/>
-                <w:szCs w:val="17"/>
-              </w:rPr>
-              <w:t xml:space="preserve">pd</w:t>
-            </w:r>
-            <w:r>
-              <w:rPr>
-                <w:rFonts w:ascii="Consolas" w:cs="Consolas" w:eastAsia="맑은 고딕" w:hAnsi="Consolas"/>
-                <w:b w:val="false"/>
-                <w:bCs w:val="false"/>
-                <w:i w:val="false"/>
-                <w:iCs w:val="false"/>
-                <w:color w:val="24292F"/>
-                <w:sz w:val="17"/>
-                <w:szCs w:val="17"/>
-              </w:rPr>
-              <w:t xml:space="preserve">.</w:t>
-            </w:r>
-            <w:r>
-              <w:rPr>
-                <w:rFonts w:ascii="Consolas" w:cs="Consolas" w:eastAsia="맑은 고딕" w:hAnsi="Consolas"/>
-                <w:b w:val="false"/>
-                <w:bCs w:val="false"/>
-                <w:i w:val="false"/>
-                <w:iCs w:val="false"/>
-                <w:color w:val="24292F"/>
-                <w:sz w:val="17"/>
-                <w:szCs w:val="17"/>
-              </w:rPr>
-              <w:t xml:space="preserve">merge</w:t>
-            </w:r>
-            <w:r>
-              <w:rPr>
-                <w:rFonts w:ascii="Consolas" w:cs="Consolas" w:eastAsia="맑은 고딕" w:hAnsi="Consolas"/>
-                <w:b w:val="false"/>
-                <w:bCs w:val="false"/>
-                <w:i w:val="false"/>
-                <w:iCs w:val="false"/>
-                <w:color w:val="24292F"/>
-                <w:sz w:val="17"/>
-                <w:szCs w:val="17"/>
-              </w:rPr>
-              <w:t xml:space="preserve">(</w:t>
-            </w:r>
-            <w:r>
-              <w:rPr>
-                <w:rFonts w:ascii="Consolas" w:cs="Consolas" w:eastAsia="맑은 고딕" w:hAnsi="Consolas"/>
-                <w:b w:val="false"/>
-                <w:bCs w:val="false"/>
-                <w:i w:val="false"/>
-                <w:iCs w:val="false"/>
-                <w:color w:val="24292F"/>
-                <w:sz w:val="17"/>
-                <w:szCs w:val="17"/>
-              </w:rPr>
-              <w:t xml:space="preserve">students</w:t>
-            </w:r>
-            <w:r>
-              <w:rPr>
-                <w:rFonts w:ascii="Consolas" w:cs="Consolas" w:eastAsia="맑은 고딕" w:hAnsi="Consolas"/>
-                <w:b w:val="false"/>
-                <w:bCs w:val="false"/>
-                <w:i w:val="false"/>
-                <w:iCs w:val="false"/>
-                <w:color w:val="24292F"/>
-                <w:sz w:val="17"/>
-                <w:szCs w:val="17"/>
-              </w:rPr>
-              <w:t xml:space="preserve">, </w:t>
-            </w:r>
-            <w:r>
-              <w:rPr>
-                <w:rFonts w:ascii="Consolas" w:cs="Consolas" w:eastAsia="맑은 고딕" w:hAnsi="Consolas"/>
-                <w:b w:val="false"/>
-                <w:bCs w:val="false"/>
-                <w:i w:val="false"/>
-                <w:iCs w:val="false"/>
-                <w:color w:val="24292F"/>
-                <w:sz w:val="17"/>
-                <w:szCs w:val="17"/>
-              </w:rPr>
-              <w:t xml:space="preserve">scores</w:t>
-            </w:r>
-            <w:r>
-              <w:rPr>
-                <w:rFonts w:ascii="Consolas" w:cs="Consolas" w:eastAsia="맑은 고딕" w:hAnsi="Consolas"/>
-                <w:b w:val="false"/>
-                <w:bCs w:val="false"/>
-                <w:i w:val="false"/>
-                <w:iCs w:val="false"/>
-                <w:color w:val="24292F"/>
-                <w:sz w:val="17"/>
-                <w:szCs w:val="17"/>
-              </w:rPr>
-              <w:t xml:space="preserve">, </w:t>
-            </w:r>
-            <w:r>
-              <w:rPr>
-                <w:rFonts w:ascii="Consolas" w:cs="Consolas" w:eastAsia="맑은 고딕" w:hAnsi="Consolas"/>
-                <w:b w:val="false"/>
-                <w:bCs w:val="false"/>
-                <w:i w:val="false"/>
-                <w:iCs w:val="false"/>
-                <w:color w:val="24292F"/>
-                <w:sz w:val="17"/>
-                <w:szCs w:val="17"/>
-              </w:rPr>
-              <w:t xml:space="preserve">on</w:t>
-            </w:r>
-            <w:r>
-              <w:rPr>
-                <w:rFonts w:ascii="Consolas" w:cs="Consolas" w:eastAsia="맑은 고딕" w:hAnsi="Consolas"/>
-                <w:b w:val="false"/>
-                <w:bCs w:val="false"/>
-                <w:i w:val="false"/>
-                <w:iCs w:val="false"/>
-                <w:color w:val="24292F"/>
-                <w:sz w:val="17"/>
-                <w:szCs w:val="17"/>
-              </w:rPr>
-              <w:t xml:space="preserve">=</w:t>
-            </w:r>
-            <w:r>
-              <w:rPr>
-                <w:rFonts w:ascii="Consolas" w:cs="Consolas" w:eastAsia="맑은 고딕" w:hAnsi="Consolas"/>
-                <w:b w:val="false"/>
-                <w:bCs w:val="false"/>
-                <w:i w:val="false"/>
-                <w:iCs w:val="false"/>
-                <w:color w:val="A31515"/>
-                <w:sz w:val="17"/>
-                <w:szCs w:val="17"/>
-              </w:rPr>
-              <w:t xml:space="preserve">"id"</w:t>
-            </w:r>
-            <w:r>
-              <w:rPr>
-                <w:rFonts w:ascii="Consolas" w:cs="Consolas" w:eastAsia="맑은 고딕" w:hAnsi="Consolas"/>
-                <w:b w:val="false"/>
-                <w:bCs w:val="false"/>
-                <w:i w:val="false"/>
-                <w:iCs w:val="false"/>
-                <w:color w:val="24292F"/>
-                <w:sz w:val="17"/>
-                <w:szCs w:val="17"/>
-              </w:rPr>
-              <w:t xml:space="preserve">)    </w:t>
-            </w:r>
-            <w:r>
-              <w:rPr>
-                <w:rFonts w:ascii="Consolas" w:cs="Consolas" w:eastAsia="맑은 고딕" w:hAnsi="Consolas"/>
-                <w:b w:val="false"/>
-                <w:bCs w:val="false"/>
                 <w:i/>
                 <w:iCs/>
                 <w:color w:val="6A9955"/>
                 <w:sz w:val="17"/>
                 <w:szCs w:val="17"/>
               </w:rPr>
+              <w:t xml:space="preserve"># 학생 표: id 1 ~ 4</w:t>
+            </w:r>
+          </w:p>
+          <w:p>
+            <w:pPr>
+              <w:spacing w:after="0" w:line="252"/>
+            </w:pPr>
+            <w:r>
+              <w:rPr>
+                <w:rFonts w:ascii="Consolas" w:cs="Consolas" w:eastAsia="맑은 고딕" w:hAnsi="Consolas"/>
+                <w:color w:val="A0A0A0"/>
+                <w:sz w:val="17"/>
+                <w:szCs w:val="17"/>
+              </w:rPr>
+              <w:t xml:space="preserve"> 4  </w:t>
+            </w:r>
+            <w:r>
+              <w:rPr>
+                <w:rFonts w:ascii="Consolas" w:cs="Consolas" w:eastAsia="맑은 고딕" w:hAnsi="Consolas"/>
+                <w:b w:val="false"/>
+                <w:bCs w:val="false"/>
+                <w:i w:val="false"/>
+                <w:iCs w:val="false"/>
+                <w:color w:val="24292F"/>
+                <w:sz w:val="17"/>
+                <w:szCs w:val="17"/>
+              </w:rPr>
+              <w:t xml:space="preserve">students</w:t>
+            </w:r>
+            <w:r>
+              <w:rPr>
+                <w:rFonts w:ascii="Consolas" w:cs="Consolas" w:eastAsia="맑은 고딕" w:hAnsi="Consolas"/>
+                <w:b w:val="false"/>
+                <w:bCs w:val="false"/>
+                <w:i w:val="false"/>
+                <w:iCs w:val="false"/>
+                <w:color w:val="24292F"/>
+                <w:sz w:val="17"/>
+                <w:szCs w:val="17"/>
+              </w:rPr>
+              <w:t xml:space="preserve"> = </w:t>
+            </w:r>
+            <w:r>
+              <w:rPr>
+                <w:rFonts w:ascii="Consolas" w:cs="Consolas" w:eastAsia="맑은 고딕" w:hAnsi="Consolas"/>
+                <w:b w:val="false"/>
+                <w:bCs w:val="false"/>
+                <w:i w:val="false"/>
+                <w:iCs w:val="false"/>
+                <w:color w:val="24292F"/>
+                <w:sz w:val="17"/>
+                <w:szCs w:val="17"/>
+              </w:rPr>
+              <w:t xml:space="preserve">pd</w:t>
+            </w:r>
+            <w:r>
+              <w:rPr>
+                <w:rFonts w:ascii="Consolas" w:cs="Consolas" w:eastAsia="맑은 고딕" w:hAnsi="Consolas"/>
+                <w:b w:val="false"/>
+                <w:bCs w:val="false"/>
+                <w:i w:val="false"/>
+                <w:iCs w:val="false"/>
+                <w:color w:val="24292F"/>
+                <w:sz w:val="17"/>
+                <w:szCs w:val="17"/>
+              </w:rPr>
+              <w:t xml:space="preserve">.</w:t>
+            </w:r>
+            <w:r>
+              <w:rPr>
+                <w:rFonts w:ascii="Consolas" w:cs="Consolas" w:eastAsia="맑은 고딕" w:hAnsi="Consolas"/>
+                <w:b w:val="false"/>
+                <w:bCs w:val="false"/>
+                <w:i w:val="false"/>
+                <w:iCs w:val="false"/>
+                <w:color w:val="24292F"/>
+                <w:sz w:val="17"/>
+                <w:szCs w:val="17"/>
+              </w:rPr>
+              <w:t xml:space="preserve">DataFrame</w:t>
+            </w:r>
+            <w:r>
+              <w:rPr>
+                <w:rFonts w:ascii="Consolas" w:cs="Consolas" w:eastAsia="맑은 고딕" w:hAnsi="Consolas"/>
+                <w:b w:val="false"/>
+                <w:bCs w:val="false"/>
+                <w:i w:val="false"/>
+                <w:iCs w:val="false"/>
+                <w:color w:val="24292F"/>
+                <w:sz w:val="17"/>
+                <w:szCs w:val="17"/>
+              </w:rPr>
+              <w:t xml:space="preserve">({</w:t>
+            </w:r>
+          </w:p>
+          <w:p>
+            <w:pPr>
+              <w:spacing w:after="0" w:line="252"/>
+            </w:pPr>
+            <w:r>
+              <w:rPr>
+                <w:rFonts w:ascii="Consolas" w:cs="Consolas" w:eastAsia="맑은 고딕" w:hAnsi="Consolas"/>
+                <w:color w:val="A0A0A0"/>
+                <w:sz w:val="17"/>
+                <w:szCs w:val="17"/>
+              </w:rPr>
+              <w:t xml:space="preserve"> 5  </w:t>
+            </w:r>
+            <w:r>
+              <w:rPr>
+                <w:rFonts w:ascii="Consolas" w:cs="Consolas" w:eastAsia="맑은 고딕" w:hAnsi="Consolas"/>
+                <w:b w:val="false"/>
+                <w:bCs w:val="false"/>
+                <w:i w:val="false"/>
+                <w:iCs w:val="false"/>
+                <w:color w:val="24292F"/>
+                <w:sz w:val="17"/>
+                <w:szCs w:val="17"/>
+              </w:rPr>
+              <w:t xml:space="preserve">    </w:t>
+            </w:r>
+            <w:r>
+              <w:rPr>
+                <w:rFonts w:ascii="Consolas" w:cs="Consolas" w:eastAsia="맑은 고딕" w:hAnsi="Consolas"/>
+                <w:b w:val="false"/>
+                <w:bCs w:val="false"/>
+                <w:i w:val="false"/>
+                <w:iCs w:val="false"/>
+                <w:color w:val="A31515"/>
+                <w:sz w:val="17"/>
+                <w:szCs w:val="17"/>
+              </w:rPr>
+              <w:t xml:space="preserve">"id"</w:t>
+            </w:r>
+            <w:r>
+              <w:rPr>
+                <w:rFonts w:ascii="Consolas" w:cs="Consolas" w:eastAsia="맑은 고딕" w:hAnsi="Consolas"/>
+                <w:b w:val="false"/>
+                <w:bCs w:val="false"/>
+                <w:i w:val="false"/>
+                <w:iCs w:val="false"/>
+                <w:color w:val="24292F"/>
+                <w:sz w:val="17"/>
+                <w:szCs w:val="17"/>
+              </w:rPr>
+              <w:t xml:space="preserve">: [</w:t>
+            </w:r>
+            <w:r>
+              <w:rPr>
+                <w:rFonts w:ascii="Consolas" w:cs="Consolas" w:eastAsia="맑은 고딕" w:hAnsi="Consolas"/>
+                <w:b w:val="false"/>
+                <w:bCs w:val="false"/>
+                <w:i w:val="false"/>
+                <w:iCs w:val="false"/>
+                <w:color w:val="098658"/>
+                <w:sz w:val="17"/>
+                <w:szCs w:val="17"/>
+              </w:rPr>
+              <w:t xml:space="preserve">1</w:t>
+            </w:r>
+            <w:r>
+              <w:rPr>
+                <w:rFonts w:ascii="Consolas" w:cs="Consolas" w:eastAsia="맑은 고딕" w:hAnsi="Consolas"/>
+                <w:b w:val="false"/>
+                <w:bCs w:val="false"/>
+                <w:i w:val="false"/>
+                <w:iCs w:val="false"/>
+                <w:color w:val="24292F"/>
+                <w:sz w:val="17"/>
+                <w:szCs w:val="17"/>
+              </w:rPr>
+              <w:t xml:space="preserve">, </w:t>
+            </w:r>
+            <w:r>
+              <w:rPr>
+                <w:rFonts w:ascii="Consolas" w:cs="Consolas" w:eastAsia="맑은 고딕" w:hAnsi="Consolas"/>
+                <w:b w:val="false"/>
+                <w:bCs w:val="false"/>
+                <w:i w:val="false"/>
+                <w:iCs w:val="false"/>
+                <w:color w:val="098658"/>
+                <w:sz w:val="17"/>
+                <w:szCs w:val="17"/>
+              </w:rPr>
+              <w:t xml:space="preserve">2</w:t>
+            </w:r>
+            <w:r>
+              <w:rPr>
+                <w:rFonts w:ascii="Consolas" w:cs="Consolas" w:eastAsia="맑은 고딕" w:hAnsi="Consolas"/>
+                <w:b w:val="false"/>
+                <w:bCs w:val="false"/>
+                <w:i w:val="false"/>
+                <w:iCs w:val="false"/>
+                <w:color w:val="24292F"/>
+                <w:sz w:val="17"/>
+                <w:szCs w:val="17"/>
+              </w:rPr>
+              <w:t xml:space="preserve">, </w:t>
+            </w:r>
+            <w:r>
+              <w:rPr>
+                <w:rFonts w:ascii="Consolas" w:cs="Consolas" w:eastAsia="맑은 고딕" w:hAnsi="Consolas"/>
+                <w:b w:val="false"/>
+                <w:bCs w:val="false"/>
+                <w:i w:val="false"/>
+                <w:iCs w:val="false"/>
+                <w:color w:val="098658"/>
+                <w:sz w:val="17"/>
+                <w:szCs w:val="17"/>
+              </w:rPr>
+              <w:t xml:space="preserve">3</w:t>
+            </w:r>
+            <w:r>
+              <w:rPr>
+                <w:rFonts w:ascii="Consolas" w:cs="Consolas" w:eastAsia="맑은 고딕" w:hAnsi="Consolas"/>
+                <w:b w:val="false"/>
+                <w:bCs w:val="false"/>
+                <w:i w:val="false"/>
+                <w:iCs w:val="false"/>
+                <w:color w:val="24292F"/>
+                <w:sz w:val="17"/>
+                <w:szCs w:val="17"/>
+              </w:rPr>
+              <w:t xml:space="preserve">, </w:t>
+            </w:r>
+            <w:r>
+              <w:rPr>
+                <w:rFonts w:ascii="Consolas" w:cs="Consolas" w:eastAsia="맑은 고딕" w:hAnsi="Consolas"/>
+                <w:b w:val="false"/>
+                <w:bCs w:val="false"/>
+                <w:i w:val="false"/>
+                <w:iCs w:val="false"/>
+                <w:color w:val="098658"/>
+                <w:sz w:val="17"/>
+                <w:szCs w:val="17"/>
+              </w:rPr>
+              <w:t xml:space="preserve">4</w:t>
+            </w:r>
+            <w:r>
+              <w:rPr>
+                <w:rFonts w:ascii="Consolas" w:cs="Consolas" w:eastAsia="맑은 고딕" w:hAnsi="Consolas"/>
+                <w:b w:val="false"/>
+                <w:bCs w:val="false"/>
+                <w:i w:val="false"/>
+                <w:iCs w:val="false"/>
+                <w:color w:val="24292F"/>
+                <w:sz w:val="17"/>
+                <w:szCs w:val="17"/>
+              </w:rPr>
+              <w:t xml:space="preserve">],</w:t>
+            </w:r>
+          </w:p>
+          <w:p>
+            <w:pPr>
+              <w:spacing w:after="0" w:line="252"/>
+            </w:pPr>
+            <w:r>
+              <w:rPr>
+                <w:rFonts w:ascii="Consolas" w:cs="Consolas" w:eastAsia="맑은 고딕" w:hAnsi="Consolas"/>
+                <w:color w:val="A0A0A0"/>
+                <w:sz w:val="17"/>
+                <w:szCs w:val="17"/>
+              </w:rPr>
+              <w:t xml:space="preserve"> 6  </w:t>
+            </w:r>
+            <w:r>
+              <w:rPr>
+                <w:rFonts w:ascii="Consolas" w:cs="Consolas" w:eastAsia="맑은 고딕" w:hAnsi="Consolas"/>
+                <w:b w:val="false"/>
+                <w:bCs w:val="false"/>
+                <w:i w:val="false"/>
+                <w:iCs w:val="false"/>
+                <w:color w:val="24292F"/>
+                <w:sz w:val="17"/>
+                <w:szCs w:val="17"/>
+              </w:rPr>
+              <w:t xml:space="preserve">    </w:t>
+            </w:r>
+            <w:r>
+              <w:rPr>
+                <w:rFonts w:ascii="Consolas" w:cs="Consolas" w:eastAsia="맑은 고딕" w:hAnsi="Consolas"/>
+                <w:b w:val="false"/>
+                <w:bCs w:val="false"/>
+                <w:i w:val="false"/>
+                <w:iCs w:val="false"/>
+                <w:color w:val="A31515"/>
+                <w:sz w:val="17"/>
+                <w:szCs w:val="17"/>
+              </w:rPr>
+              <w:t xml:space="preserve">"name"</w:t>
+            </w:r>
+            <w:r>
+              <w:rPr>
+                <w:rFonts w:ascii="Consolas" w:cs="Consolas" w:eastAsia="맑은 고딕" w:hAnsi="Consolas"/>
+                <w:b w:val="false"/>
+                <w:bCs w:val="false"/>
+                <w:i w:val="false"/>
+                <w:iCs w:val="false"/>
+                <w:color w:val="24292F"/>
+                <w:sz w:val="17"/>
+                <w:szCs w:val="17"/>
+              </w:rPr>
+              <w:t xml:space="preserve">: [</w:t>
+            </w:r>
+            <w:r>
+              <w:rPr>
+                <w:rFonts w:ascii="Consolas" w:cs="Consolas" w:eastAsia="맑은 고딕" w:hAnsi="Consolas"/>
+                <w:b w:val="false"/>
+                <w:bCs w:val="false"/>
+                <w:i w:val="false"/>
+                <w:iCs w:val="false"/>
+                <w:color w:val="A31515"/>
+                <w:sz w:val="17"/>
+                <w:szCs w:val="17"/>
+              </w:rPr>
+              <w:t xml:space="preserve">"Kim"</w:t>
+            </w:r>
+            <w:r>
+              <w:rPr>
+                <w:rFonts w:ascii="Consolas" w:cs="Consolas" w:eastAsia="맑은 고딕" w:hAnsi="Consolas"/>
+                <w:b w:val="false"/>
+                <w:bCs w:val="false"/>
+                <w:i w:val="false"/>
+                <w:iCs w:val="false"/>
+                <w:color w:val="24292F"/>
+                <w:sz w:val="17"/>
+                <w:szCs w:val="17"/>
+              </w:rPr>
+              <w:t xml:space="preserve">, </w:t>
+            </w:r>
+            <w:r>
+              <w:rPr>
+                <w:rFonts w:ascii="Consolas" w:cs="Consolas" w:eastAsia="맑은 고딕" w:hAnsi="Consolas"/>
+                <w:b w:val="false"/>
+                <w:bCs w:val="false"/>
+                <w:i w:val="false"/>
+                <w:iCs w:val="false"/>
+                <w:color w:val="A31515"/>
+                <w:sz w:val="17"/>
+                <w:szCs w:val="17"/>
+              </w:rPr>
+              <w:t xml:space="preserve">"Lee"</w:t>
+            </w:r>
+            <w:r>
+              <w:rPr>
+                <w:rFonts w:ascii="Consolas" w:cs="Consolas" w:eastAsia="맑은 고딕" w:hAnsi="Consolas"/>
+                <w:b w:val="false"/>
+                <w:bCs w:val="false"/>
+                <w:i w:val="false"/>
+                <w:iCs w:val="false"/>
+                <w:color w:val="24292F"/>
+                <w:sz w:val="17"/>
+                <w:szCs w:val="17"/>
+              </w:rPr>
+              <w:t xml:space="preserve">, </w:t>
+            </w:r>
+            <w:r>
+              <w:rPr>
+                <w:rFonts w:ascii="Consolas" w:cs="Consolas" w:eastAsia="맑은 고딕" w:hAnsi="Consolas"/>
+                <w:b w:val="false"/>
+                <w:bCs w:val="false"/>
+                <w:i w:val="false"/>
+                <w:iCs w:val="false"/>
+                <w:color w:val="A31515"/>
+                <w:sz w:val="17"/>
+                <w:szCs w:val="17"/>
+              </w:rPr>
+              <w:t xml:space="preserve">"Park"</w:t>
+            </w:r>
+            <w:r>
+              <w:rPr>
+                <w:rFonts w:ascii="Consolas" w:cs="Consolas" w:eastAsia="맑은 고딕" w:hAnsi="Consolas"/>
+                <w:b w:val="false"/>
+                <w:bCs w:val="false"/>
+                <w:i w:val="false"/>
+                <w:iCs w:val="false"/>
+                <w:color w:val="24292F"/>
+                <w:sz w:val="17"/>
+                <w:szCs w:val="17"/>
+              </w:rPr>
+              <w:t xml:space="preserve">, </w:t>
+            </w:r>
+            <w:r>
+              <w:rPr>
+                <w:rFonts w:ascii="Consolas" w:cs="Consolas" w:eastAsia="맑은 고딕" w:hAnsi="Consolas"/>
+                <w:b w:val="false"/>
+                <w:bCs w:val="false"/>
+                <w:i w:val="false"/>
+                <w:iCs w:val="false"/>
+                <w:color w:val="A31515"/>
+                <w:sz w:val="17"/>
+                <w:szCs w:val="17"/>
+              </w:rPr>
+              <w:t xml:space="preserve">"Choi"</w:t>
+            </w:r>
+            <w:r>
+              <w:rPr>
+                <w:rFonts w:ascii="Consolas" w:cs="Consolas" w:eastAsia="맑은 고딕" w:hAnsi="Consolas"/>
+                <w:b w:val="false"/>
+                <w:bCs w:val="false"/>
+                <w:i w:val="false"/>
+                <w:iCs w:val="false"/>
+                <w:color w:val="24292F"/>
+                <w:sz w:val="17"/>
+                <w:szCs w:val="17"/>
+              </w:rPr>
+              <w:t xml:space="preserve">],</w:t>
+            </w:r>
+          </w:p>
+          <w:p>
+            <w:pPr>
+              <w:spacing w:after="0" w:line="252"/>
+            </w:pPr>
+            <w:r>
+              <w:rPr>
+                <w:rFonts w:ascii="Consolas" w:cs="Consolas" w:eastAsia="맑은 고딕" w:hAnsi="Consolas"/>
+                <w:color w:val="A0A0A0"/>
+                <w:sz w:val="17"/>
+                <w:szCs w:val="17"/>
+              </w:rPr>
+              <w:t xml:space="preserve"> 7  </w:t>
+            </w:r>
+            <w:r>
+              <w:rPr>
+                <w:rFonts w:ascii="Consolas" w:cs="Consolas" w:eastAsia="맑은 고딕" w:hAnsi="Consolas"/>
+                <w:b w:val="false"/>
+                <w:bCs w:val="false"/>
+                <w:i w:val="false"/>
+                <w:iCs w:val="false"/>
+                <w:color w:val="24292F"/>
+                <w:sz w:val="17"/>
+                <w:szCs w:val="17"/>
+              </w:rPr>
+              <w:t xml:space="preserve">})</w:t>
+            </w:r>
+          </w:p>
+          <w:p>
+            <w:pPr>
+              <w:spacing w:after="0" w:line="252"/>
+            </w:pPr>
+            <w:r>
+              <w:rPr>
+                <w:rFonts w:ascii="Consolas" w:cs="Consolas" w:eastAsia="맑은 고딕" w:hAnsi="Consolas"/>
+                <w:color w:val="A0A0A0"/>
+                <w:sz w:val="17"/>
+                <w:szCs w:val="17"/>
+              </w:rPr>
+              <w:t xml:space="preserve"> 8  </w:t>
+            </w:r>
+            <w:r>
+              <w:rPr>
+                <w:rFonts w:ascii="Consolas" w:cs="Consolas" w:eastAsia="맑은 고딕" w:hAnsi="Consolas"/>
+                <w:b w:val="false"/>
+                <w:bCs w:val="false"/>
+                <w:i/>
+                <w:iCs/>
+                <w:color w:val="6A9955"/>
+                <w:sz w:val="17"/>
+                <w:szCs w:val="17"/>
+              </w:rPr>
+              <w:t xml:space="preserve"># 점수 표: id 1, 2, 3, 5 (4번은 점수 없음, 5번은 학생 목록에 없음)</w:t>
+            </w:r>
+          </w:p>
+          <w:p>
+            <w:pPr>
+              <w:spacing w:after="0" w:line="252"/>
+            </w:pPr>
+            <w:r>
+              <w:rPr>
+                <w:rFonts w:ascii="Consolas" w:cs="Consolas" w:eastAsia="맑은 고딕" w:hAnsi="Consolas"/>
+                <w:color w:val="A0A0A0"/>
+                <w:sz w:val="17"/>
+                <w:szCs w:val="17"/>
+              </w:rPr>
+              <w:t xml:space="preserve"> 9  </w:t>
+            </w:r>
+            <w:r>
+              <w:rPr>
+                <w:rFonts w:ascii="Consolas" w:cs="Consolas" w:eastAsia="맑은 고딕" w:hAnsi="Consolas"/>
+                <w:b w:val="false"/>
+                <w:bCs w:val="false"/>
+                <w:i w:val="false"/>
+                <w:iCs w:val="false"/>
+                <w:color w:val="24292F"/>
+                <w:sz w:val="17"/>
+                <w:szCs w:val="17"/>
+              </w:rPr>
+              <w:t xml:space="preserve">scores</w:t>
+            </w:r>
+            <w:r>
+              <w:rPr>
+                <w:rFonts w:ascii="Consolas" w:cs="Consolas" w:eastAsia="맑은 고딕" w:hAnsi="Consolas"/>
+                <w:b w:val="false"/>
+                <w:bCs w:val="false"/>
+                <w:i w:val="false"/>
+                <w:iCs w:val="false"/>
+                <w:color w:val="24292F"/>
+                <w:sz w:val="17"/>
+                <w:szCs w:val="17"/>
+              </w:rPr>
+              <w:t xml:space="preserve"> = </w:t>
+            </w:r>
+            <w:r>
+              <w:rPr>
+                <w:rFonts w:ascii="Consolas" w:cs="Consolas" w:eastAsia="맑은 고딕" w:hAnsi="Consolas"/>
+                <w:b w:val="false"/>
+                <w:bCs w:val="false"/>
+                <w:i w:val="false"/>
+                <w:iCs w:val="false"/>
+                <w:color w:val="24292F"/>
+                <w:sz w:val="17"/>
+                <w:szCs w:val="17"/>
+              </w:rPr>
+              <w:t xml:space="preserve">pd</w:t>
+            </w:r>
+            <w:r>
+              <w:rPr>
+                <w:rFonts w:ascii="Consolas" w:cs="Consolas" w:eastAsia="맑은 고딕" w:hAnsi="Consolas"/>
+                <w:b w:val="false"/>
+                <w:bCs w:val="false"/>
+                <w:i w:val="false"/>
+                <w:iCs w:val="false"/>
+                <w:color w:val="24292F"/>
+                <w:sz w:val="17"/>
+                <w:szCs w:val="17"/>
+              </w:rPr>
+              <w:t xml:space="preserve">.</w:t>
+            </w:r>
+            <w:r>
+              <w:rPr>
+                <w:rFonts w:ascii="Consolas" w:cs="Consolas" w:eastAsia="맑은 고딕" w:hAnsi="Consolas"/>
+                <w:b w:val="false"/>
+                <w:bCs w:val="false"/>
+                <w:i w:val="false"/>
+                <w:iCs w:val="false"/>
+                <w:color w:val="24292F"/>
+                <w:sz w:val="17"/>
+                <w:szCs w:val="17"/>
+              </w:rPr>
+              <w:t xml:space="preserve">DataFrame</w:t>
+            </w:r>
+            <w:r>
+              <w:rPr>
+                <w:rFonts w:ascii="Consolas" w:cs="Consolas" w:eastAsia="맑은 고딕" w:hAnsi="Consolas"/>
+                <w:b w:val="false"/>
+                <w:bCs w:val="false"/>
+                <w:i w:val="false"/>
+                <w:iCs w:val="false"/>
+                <w:color w:val="24292F"/>
+                <w:sz w:val="17"/>
+                <w:szCs w:val="17"/>
+              </w:rPr>
+              <w:t xml:space="preserve">({</w:t>
+            </w:r>
+          </w:p>
+          <w:p>
+            <w:pPr>
+              <w:spacing w:after="0" w:line="252"/>
+            </w:pPr>
+            <w:r>
+              <w:rPr>
+                <w:rFonts w:ascii="Consolas" w:cs="Consolas" w:eastAsia="맑은 고딕" w:hAnsi="Consolas"/>
+                <w:color w:val="A0A0A0"/>
+                <w:sz w:val="17"/>
+                <w:szCs w:val="17"/>
+              </w:rPr>
+              <w:t xml:space="preserve">10  </w:t>
+            </w:r>
+            <w:r>
+              <w:rPr>
+                <w:rFonts w:ascii="Consolas" w:cs="Consolas" w:eastAsia="맑은 고딕" w:hAnsi="Consolas"/>
+                <w:b w:val="false"/>
+                <w:bCs w:val="false"/>
+                <w:i w:val="false"/>
+                <w:iCs w:val="false"/>
+                <w:color w:val="24292F"/>
+                <w:sz w:val="17"/>
+                <w:szCs w:val="17"/>
+              </w:rPr>
+              <w:t xml:space="preserve">    </w:t>
+            </w:r>
+            <w:r>
+              <w:rPr>
+                <w:rFonts w:ascii="Consolas" w:cs="Consolas" w:eastAsia="맑은 고딕" w:hAnsi="Consolas"/>
+                <w:b w:val="false"/>
+                <w:bCs w:val="false"/>
+                <w:i w:val="false"/>
+                <w:iCs w:val="false"/>
+                <w:color w:val="A31515"/>
+                <w:sz w:val="17"/>
+                <w:szCs w:val="17"/>
+              </w:rPr>
+              <w:t xml:space="preserve">"id"</w:t>
+            </w:r>
+            <w:r>
+              <w:rPr>
+                <w:rFonts w:ascii="Consolas" w:cs="Consolas" w:eastAsia="맑은 고딕" w:hAnsi="Consolas"/>
+                <w:b w:val="false"/>
+                <w:bCs w:val="false"/>
+                <w:i w:val="false"/>
+                <w:iCs w:val="false"/>
+                <w:color w:val="24292F"/>
+                <w:sz w:val="17"/>
+                <w:szCs w:val="17"/>
+              </w:rPr>
+              <w:t xml:space="preserve">: [</w:t>
+            </w:r>
+            <w:r>
+              <w:rPr>
+                <w:rFonts w:ascii="Consolas" w:cs="Consolas" w:eastAsia="맑은 고딕" w:hAnsi="Consolas"/>
+                <w:b w:val="false"/>
+                <w:bCs w:val="false"/>
+                <w:i w:val="false"/>
+                <w:iCs w:val="false"/>
+                <w:color w:val="098658"/>
+                <w:sz w:val="17"/>
+                <w:szCs w:val="17"/>
+              </w:rPr>
+              <w:t xml:space="preserve">1</w:t>
+            </w:r>
+            <w:r>
+              <w:rPr>
+                <w:rFonts w:ascii="Consolas" w:cs="Consolas" w:eastAsia="맑은 고딕" w:hAnsi="Consolas"/>
+                <w:b w:val="false"/>
+                <w:bCs w:val="false"/>
+                <w:i w:val="false"/>
+                <w:iCs w:val="false"/>
+                <w:color w:val="24292F"/>
+                <w:sz w:val="17"/>
+                <w:szCs w:val="17"/>
+              </w:rPr>
+              <w:t xml:space="preserve">, </w:t>
+            </w:r>
+            <w:r>
+              <w:rPr>
+                <w:rFonts w:ascii="Consolas" w:cs="Consolas" w:eastAsia="맑은 고딕" w:hAnsi="Consolas"/>
+                <w:b w:val="false"/>
+                <w:bCs w:val="false"/>
+                <w:i w:val="false"/>
+                <w:iCs w:val="false"/>
+                <w:color w:val="098658"/>
+                <w:sz w:val="17"/>
+                <w:szCs w:val="17"/>
+              </w:rPr>
+              <w:t xml:space="preserve">2</w:t>
+            </w:r>
+            <w:r>
+              <w:rPr>
+                <w:rFonts w:ascii="Consolas" w:cs="Consolas" w:eastAsia="맑은 고딕" w:hAnsi="Consolas"/>
+                <w:b w:val="false"/>
+                <w:bCs w:val="false"/>
+                <w:i w:val="false"/>
+                <w:iCs w:val="false"/>
+                <w:color w:val="24292F"/>
+                <w:sz w:val="17"/>
+                <w:szCs w:val="17"/>
+              </w:rPr>
+              <w:t xml:space="preserve">, </w:t>
+            </w:r>
+            <w:r>
+              <w:rPr>
+                <w:rFonts w:ascii="Consolas" w:cs="Consolas" w:eastAsia="맑은 고딕" w:hAnsi="Consolas"/>
+                <w:b w:val="false"/>
+                <w:bCs w:val="false"/>
+                <w:i w:val="false"/>
+                <w:iCs w:val="false"/>
+                <w:color w:val="098658"/>
+                <w:sz w:val="17"/>
+                <w:szCs w:val="17"/>
+              </w:rPr>
+              <w:t xml:space="preserve">3</w:t>
+            </w:r>
+            <w:r>
+              <w:rPr>
+                <w:rFonts w:ascii="Consolas" w:cs="Consolas" w:eastAsia="맑은 고딕" w:hAnsi="Consolas"/>
+                <w:b w:val="false"/>
+                <w:bCs w:val="false"/>
+                <w:i w:val="false"/>
+                <w:iCs w:val="false"/>
+                <w:color w:val="24292F"/>
+                <w:sz w:val="17"/>
+                <w:szCs w:val="17"/>
+              </w:rPr>
+              <w:t xml:space="preserve">, </w:t>
+            </w:r>
+            <w:r>
+              <w:rPr>
+                <w:rFonts w:ascii="Consolas" w:cs="Consolas" w:eastAsia="맑은 고딕" w:hAnsi="Consolas"/>
+                <w:b w:val="false"/>
+                <w:bCs w:val="false"/>
+                <w:i w:val="false"/>
+                <w:iCs w:val="false"/>
+                <w:color w:val="098658"/>
+                <w:sz w:val="17"/>
+                <w:szCs w:val="17"/>
+              </w:rPr>
+              <w:t xml:space="preserve">5</w:t>
+            </w:r>
+            <w:r>
+              <w:rPr>
+                <w:rFonts w:ascii="Consolas" w:cs="Consolas" w:eastAsia="맑은 고딕" w:hAnsi="Consolas"/>
+                <w:b w:val="false"/>
+                <w:bCs w:val="false"/>
+                <w:i w:val="false"/>
+                <w:iCs w:val="false"/>
+                <w:color w:val="24292F"/>
+                <w:sz w:val="17"/>
+                <w:szCs w:val="17"/>
+              </w:rPr>
+              <w:t xml:space="preserve">],</w:t>
+            </w:r>
+          </w:p>
+          <w:p>
+            <w:pPr>
+              <w:spacing w:after="0" w:line="252"/>
+            </w:pPr>
+            <w:r>
+              <w:rPr>
+                <w:rFonts w:ascii="Consolas" w:cs="Consolas" w:eastAsia="맑은 고딕" w:hAnsi="Consolas"/>
+                <w:color w:val="A0A0A0"/>
+                <w:sz w:val="17"/>
+                <w:szCs w:val="17"/>
+              </w:rPr>
+              <w:t xml:space="preserve">11  </w:t>
+            </w:r>
+            <w:r>
+              <w:rPr>
+                <w:rFonts w:ascii="Consolas" w:cs="Consolas" w:eastAsia="맑은 고딕" w:hAnsi="Consolas"/>
+                <w:b w:val="false"/>
+                <w:bCs w:val="false"/>
+                <w:i w:val="false"/>
+                <w:iCs w:val="false"/>
+                <w:color w:val="24292F"/>
+                <w:sz w:val="17"/>
+                <w:szCs w:val="17"/>
+              </w:rPr>
+              <w:t xml:space="preserve">    </w:t>
+            </w:r>
+            <w:r>
+              <w:rPr>
+                <w:rFonts w:ascii="Consolas" w:cs="Consolas" w:eastAsia="맑은 고딕" w:hAnsi="Consolas"/>
+                <w:b w:val="false"/>
+                <w:bCs w:val="false"/>
+                <w:i w:val="false"/>
+                <w:iCs w:val="false"/>
+                <w:color w:val="A31515"/>
+                <w:sz w:val="17"/>
+                <w:szCs w:val="17"/>
+              </w:rPr>
+              <w:t xml:space="preserve">"score"</w:t>
+            </w:r>
+            <w:r>
+              <w:rPr>
+                <w:rFonts w:ascii="Consolas" w:cs="Consolas" w:eastAsia="맑은 고딕" w:hAnsi="Consolas"/>
+                <w:b w:val="false"/>
+                <w:bCs w:val="false"/>
+                <w:i w:val="false"/>
+                <w:iCs w:val="false"/>
+                <w:color w:val="24292F"/>
+                <w:sz w:val="17"/>
+                <w:szCs w:val="17"/>
+              </w:rPr>
+              <w:t xml:space="preserve">: [</w:t>
+            </w:r>
+            <w:r>
+              <w:rPr>
+                <w:rFonts w:ascii="Consolas" w:cs="Consolas" w:eastAsia="맑은 고딕" w:hAnsi="Consolas"/>
+                <w:b w:val="false"/>
+                <w:bCs w:val="false"/>
+                <w:i w:val="false"/>
+                <w:iCs w:val="false"/>
+                <w:color w:val="098658"/>
+                <w:sz w:val="17"/>
+                <w:szCs w:val="17"/>
+              </w:rPr>
+              <w:t xml:space="preserve">90</w:t>
+            </w:r>
+            <w:r>
+              <w:rPr>
+                <w:rFonts w:ascii="Consolas" w:cs="Consolas" w:eastAsia="맑은 고딕" w:hAnsi="Consolas"/>
+                <w:b w:val="false"/>
+                <w:bCs w:val="false"/>
+                <w:i w:val="false"/>
+                <w:iCs w:val="false"/>
+                <w:color w:val="24292F"/>
+                <w:sz w:val="17"/>
+                <w:szCs w:val="17"/>
+              </w:rPr>
+              <w:t xml:space="preserve">, </w:t>
+            </w:r>
+            <w:r>
+              <w:rPr>
+                <w:rFonts w:ascii="Consolas" w:cs="Consolas" w:eastAsia="맑은 고딕" w:hAnsi="Consolas"/>
+                <w:b w:val="false"/>
+                <w:bCs w:val="false"/>
+                <w:i w:val="false"/>
+                <w:iCs w:val="false"/>
+                <w:color w:val="098658"/>
+                <w:sz w:val="17"/>
+                <w:szCs w:val="17"/>
+              </w:rPr>
+              <w:t xml:space="preserve">85</w:t>
+            </w:r>
+            <w:r>
+              <w:rPr>
+                <w:rFonts w:ascii="Consolas" w:cs="Consolas" w:eastAsia="맑은 고딕" w:hAnsi="Consolas"/>
+                <w:b w:val="false"/>
+                <w:bCs w:val="false"/>
+                <w:i w:val="false"/>
+                <w:iCs w:val="false"/>
+                <w:color w:val="24292F"/>
+                <w:sz w:val="17"/>
+                <w:szCs w:val="17"/>
+              </w:rPr>
+              <w:t xml:space="preserve">, </w:t>
+            </w:r>
+            <w:r>
+              <w:rPr>
+                <w:rFonts w:ascii="Consolas" w:cs="Consolas" w:eastAsia="맑은 고딕" w:hAnsi="Consolas"/>
+                <w:b w:val="false"/>
+                <w:bCs w:val="false"/>
+                <w:i w:val="false"/>
+                <w:iCs w:val="false"/>
+                <w:color w:val="098658"/>
+                <w:sz w:val="17"/>
+                <w:szCs w:val="17"/>
+              </w:rPr>
+              <w:t xml:space="preserve">77</w:t>
+            </w:r>
+            <w:r>
+              <w:rPr>
+                <w:rFonts w:ascii="Consolas" w:cs="Consolas" w:eastAsia="맑은 고딕" w:hAnsi="Consolas"/>
+                <w:b w:val="false"/>
+                <w:bCs w:val="false"/>
+                <w:i w:val="false"/>
+                <w:iCs w:val="false"/>
+                <w:color w:val="24292F"/>
+                <w:sz w:val="17"/>
+                <w:szCs w:val="17"/>
+              </w:rPr>
+              <w:t xml:space="preserve">, </w:t>
+            </w:r>
+            <w:r>
+              <w:rPr>
+                <w:rFonts w:ascii="Consolas" w:cs="Consolas" w:eastAsia="맑은 고딕" w:hAnsi="Consolas"/>
+                <w:b w:val="false"/>
+                <w:bCs w:val="false"/>
+                <w:i w:val="false"/>
+                <w:iCs w:val="false"/>
+                <w:color w:val="098658"/>
+                <w:sz w:val="17"/>
+                <w:szCs w:val="17"/>
+              </w:rPr>
+              <w:t xml:space="preserve">60</w:t>
+            </w:r>
+            <w:r>
+              <w:rPr>
+                <w:rFonts w:ascii="Consolas" w:cs="Consolas" w:eastAsia="맑은 고딕" w:hAnsi="Consolas"/>
+                <w:b w:val="false"/>
+                <w:bCs w:val="false"/>
+                <w:i w:val="false"/>
+                <w:iCs w:val="false"/>
+                <w:color w:val="24292F"/>
+                <w:sz w:val="17"/>
+                <w:szCs w:val="17"/>
+              </w:rPr>
+              <w:t xml:space="preserve">],</w:t>
+            </w:r>
+          </w:p>
+          <w:p>
+            <w:pPr>
+              <w:spacing w:after="0" w:line="252"/>
+            </w:pPr>
+            <w:r>
+              <w:rPr>
+                <w:rFonts w:ascii="Consolas" w:cs="Consolas" w:eastAsia="맑은 고딕" w:hAnsi="Consolas"/>
+                <w:color w:val="A0A0A0"/>
+                <w:sz w:val="17"/>
+                <w:szCs w:val="17"/>
+              </w:rPr>
+              <w:t xml:space="preserve">12  </w:t>
+            </w:r>
+            <w:r>
+              <w:rPr>
+                <w:rFonts w:ascii="Consolas" w:cs="Consolas" w:eastAsia="맑은 고딕" w:hAnsi="Consolas"/>
+                <w:b w:val="false"/>
+                <w:bCs w:val="false"/>
+                <w:i w:val="false"/>
+                <w:iCs w:val="false"/>
+                <w:color w:val="24292F"/>
+                <w:sz w:val="17"/>
+                <w:szCs w:val="17"/>
+              </w:rPr>
+              <w:t xml:space="preserve">})</w:t>
+            </w:r>
+          </w:p>
+          <w:p>
+            <w:pPr>
+              <w:spacing w:after="0" w:line="252"/>
+            </w:pPr>
+            <w:r>
+              <w:rPr>
+                <w:rFonts w:ascii="Consolas" w:cs="Consolas" w:eastAsia="맑은 고딕" w:hAnsi="Consolas"/>
+                <w:color w:val="A0A0A0"/>
+                <w:sz w:val="17"/>
+                <w:szCs w:val="17"/>
+              </w:rPr>
+              <w:t xml:space="preserve">13  </w:t>
+            </w:r>
+            <w:r>
+              <w:rPr>
+                <w:rFonts w:ascii="Consolas" w:cs="Consolas" w:eastAsia="맑은 고딕" w:hAnsi="Consolas"/>
+                <w:sz w:val="17"/>
+                <w:szCs w:val="17"/>
+              </w:rPr>
+              <w:t xml:space="preserve"> </w:t>
+            </w:r>
+          </w:p>
+          <w:p>
+            <w:pPr>
+              <w:spacing w:after="0" w:line="252"/>
+            </w:pPr>
+            <w:r>
+              <w:rPr>
+                <w:rFonts w:ascii="Consolas" w:cs="Consolas" w:eastAsia="맑은 고딕" w:hAnsi="Consolas"/>
+                <w:color w:val="A0A0A0"/>
+                <w:sz w:val="17"/>
+                <w:szCs w:val="17"/>
+              </w:rPr>
+              <w:t xml:space="preserve">14  </w:t>
+            </w:r>
+            <w:r>
+              <w:rPr>
+                <w:rFonts w:ascii="Consolas" w:cs="Consolas" w:eastAsia="맑은 고딕" w:hAnsi="Consolas"/>
+                <w:b w:val="false"/>
+                <w:bCs w:val="false"/>
+                <w:i/>
+                <w:iCs/>
+                <w:color w:val="6A9955"/>
+                <w:sz w:val="17"/>
+                <w:szCs w:val="17"/>
+              </w:rPr>
+              <w:t xml:space="preserve"># 기본(how="inner"): 양쪽에 모두 있는 id(1, 2, 3)만 남아요</w:t>
+            </w:r>
+          </w:p>
+          <w:p>
+            <w:pPr>
+              <w:spacing w:after="0" w:line="252"/>
+            </w:pPr>
+            <w:r>
+              <w:rPr>
+                <w:rFonts w:ascii="Consolas" w:cs="Consolas" w:eastAsia="맑은 고딕" w:hAnsi="Consolas"/>
+                <w:color w:val="A0A0A0"/>
+                <w:sz w:val="17"/>
+                <w:szCs w:val="17"/>
+              </w:rPr>
+              <w:t xml:space="preserve">15  </w:t>
+            </w:r>
+            <w:r>
+              <w:rPr>
+                <w:rFonts w:ascii="Consolas" w:cs="Consolas" w:eastAsia="맑은 고딕" w:hAnsi="Consolas"/>
+                <w:b w:val="false"/>
+                <w:bCs w:val="false"/>
+                <w:i w:val="false"/>
+                <w:iCs w:val="false"/>
+                <w:color w:val="24292F"/>
+                <w:sz w:val="17"/>
+                <w:szCs w:val="17"/>
+              </w:rPr>
+              <w:t xml:space="preserve">merged</w:t>
+            </w:r>
+            <w:r>
+              <w:rPr>
+                <w:rFonts w:ascii="Consolas" w:cs="Consolas" w:eastAsia="맑은 고딕" w:hAnsi="Consolas"/>
+                <w:b w:val="false"/>
+                <w:bCs w:val="false"/>
+                <w:i w:val="false"/>
+                <w:iCs w:val="false"/>
+                <w:color w:val="24292F"/>
+                <w:sz w:val="17"/>
+                <w:szCs w:val="17"/>
+              </w:rPr>
+              <w:t xml:space="preserve"> = </w:t>
+            </w:r>
+            <w:r>
+              <w:rPr>
+                <w:rFonts w:ascii="Consolas" w:cs="Consolas" w:eastAsia="맑은 고딕" w:hAnsi="Consolas"/>
+                <w:b w:val="false"/>
+                <w:bCs w:val="false"/>
+                <w:i w:val="false"/>
+                <w:iCs w:val="false"/>
+                <w:color w:val="24292F"/>
+                <w:sz w:val="17"/>
+                <w:szCs w:val="17"/>
+              </w:rPr>
+              <w:t xml:space="preserve">pd</w:t>
+            </w:r>
+            <w:r>
+              <w:rPr>
+                <w:rFonts w:ascii="Consolas" w:cs="Consolas" w:eastAsia="맑은 고딕" w:hAnsi="Consolas"/>
+                <w:b w:val="false"/>
+                <w:bCs w:val="false"/>
+                <w:i w:val="false"/>
+                <w:iCs w:val="false"/>
+                <w:color w:val="24292F"/>
+                <w:sz w:val="17"/>
+                <w:szCs w:val="17"/>
+              </w:rPr>
+              <w:t xml:space="preserve">.</w:t>
+            </w:r>
+            <w:r>
+              <w:rPr>
+                <w:rFonts w:ascii="Consolas" w:cs="Consolas" w:eastAsia="맑은 고딕" w:hAnsi="Consolas"/>
+                <w:b w:val="false"/>
+                <w:bCs w:val="false"/>
+                <w:i w:val="false"/>
+                <w:iCs w:val="false"/>
+                <w:color w:val="24292F"/>
+                <w:sz w:val="17"/>
+                <w:szCs w:val="17"/>
+              </w:rPr>
+              <w:t xml:space="preserve">merge</w:t>
+            </w:r>
+            <w:r>
+              <w:rPr>
+                <w:rFonts w:ascii="Consolas" w:cs="Consolas" w:eastAsia="맑은 고딕" w:hAnsi="Consolas"/>
+                <w:b w:val="false"/>
+                <w:bCs w:val="false"/>
+                <w:i w:val="false"/>
+                <w:iCs w:val="false"/>
+                <w:color w:val="24292F"/>
+                <w:sz w:val="17"/>
+                <w:szCs w:val="17"/>
+              </w:rPr>
+              <w:t xml:space="preserve">(</w:t>
+            </w:r>
+            <w:r>
+              <w:rPr>
+                <w:rFonts w:ascii="Consolas" w:cs="Consolas" w:eastAsia="맑은 고딕" w:hAnsi="Consolas"/>
+                <w:b w:val="false"/>
+                <w:bCs w:val="false"/>
+                <w:i w:val="false"/>
+                <w:iCs w:val="false"/>
+                <w:color w:val="24292F"/>
+                <w:sz w:val="17"/>
+                <w:szCs w:val="17"/>
+              </w:rPr>
+              <w:t xml:space="preserve">students</w:t>
+            </w:r>
+            <w:r>
+              <w:rPr>
+                <w:rFonts w:ascii="Consolas" w:cs="Consolas" w:eastAsia="맑은 고딕" w:hAnsi="Consolas"/>
+                <w:b w:val="false"/>
+                <w:bCs w:val="false"/>
+                <w:i w:val="false"/>
+                <w:iCs w:val="false"/>
+                <w:color w:val="24292F"/>
+                <w:sz w:val="17"/>
+                <w:szCs w:val="17"/>
+              </w:rPr>
+              <w:t xml:space="preserve">, </w:t>
+            </w:r>
+            <w:r>
+              <w:rPr>
+                <w:rFonts w:ascii="Consolas" w:cs="Consolas" w:eastAsia="맑은 고딕" w:hAnsi="Consolas"/>
+                <w:b w:val="false"/>
+                <w:bCs w:val="false"/>
+                <w:i w:val="false"/>
+                <w:iCs w:val="false"/>
+                <w:color w:val="24292F"/>
+                <w:sz w:val="17"/>
+                <w:szCs w:val="17"/>
+              </w:rPr>
+              <w:t xml:space="preserve">scores</w:t>
+            </w:r>
+            <w:r>
+              <w:rPr>
+                <w:rFonts w:ascii="Consolas" w:cs="Consolas" w:eastAsia="맑은 고딕" w:hAnsi="Consolas"/>
+                <w:b w:val="false"/>
+                <w:bCs w:val="false"/>
+                <w:i w:val="false"/>
+                <w:iCs w:val="false"/>
+                <w:color w:val="24292F"/>
+                <w:sz w:val="17"/>
+                <w:szCs w:val="17"/>
+              </w:rPr>
+              <w:t xml:space="preserve">, </w:t>
+            </w:r>
+            <w:r>
+              <w:rPr>
+                <w:rFonts w:ascii="Consolas" w:cs="Consolas" w:eastAsia="맑은 고딕" w:hAnsi="Consolas"/>
+                <w:b w:val="false"/>
+                <w:bCs w:val="false"/>
+                <w:i w:val="false"/>
+                <w:iCs w:val="false"/>
+                <w:color w:val="24292F"/>
+                <w:sz w:val="17"/>
+                <w:szCs w:val="17"/>
+              </w:rPr>
+              <w:t xml:space="preserve">on</w:t>
+            </w:r>
+            <w:r>
+              <w:rPr>
+                <w:rFonts w:ascii="Consolas" w:cs="Consolas" w:eastAsia="맑은 고딕" w:hAnsi="Consolas"/>
+                <w:b w:val="false"/>
+                <w:bCs w:val="false"/>
+                <w:i w:val="false"/>
+                <w:iCs w:val="false"/>
+                <w:color w:val="24292F"/>
+                <w:sz w:val="17"/>
+                <w:szCs w:val="17"/>
+              </w:rPr>
+              <w:t xml:space="preserve">=</w:t>
+            </w:r>
+            <w:r>
+              <w:rPr>
+                <w:rFonts w:ascii="Consolas" w:cs="Consolas" w:eastAsia="맑은 고딕" w:hAnsi="Consolas"/>
+                <w:b w:val="false"/>
+                <w:bCs w:val="false"/>
+                <w:i w:val="false"/>
+                <w:iCs w:val="false"/>
+                <w:color w:val="A31515"/>
+                <w:sz w:val="17"/>
+                <w:szCs w:val="17"/>
+              </w:rPr>
+              <w:t xml:space="preserve">"id"</w:t>
+            </w:r>
+            <w:r>
+              <w:rPr>
+                <w:rFonts w:ascii="Consolas" w:cs="Consolas" w:eastAsia="맑은 고딕" w:hAnsi="Consolas"/>
+                <w:b w:val="false"/>
+                <w:bCs w:val="false"/>
+                <w:i w:val="false"/>
+                <w:iCs w:val="false"/>
+                <w:color w:val="24292F"/>
+                <w:sz w:val="17"/>
+                <w:szCs w:val="17"/>
+              </w:rPr>
+              <w:t xml:space="preserve">)    </w:t>
+            </w:r>
+            <w:r>
+              <w:rPr>
+                <w:rFonts w:ascii="Consolas" w:cs="Consolas" w:eastAsia="맑은 고딕" w:hAnsi="Consolas"/>
+                <w:b w:val="false"/>
+                <w:bCs w:val="false"/>
+                <w:i/>
+                <w:iCs/>
+                <w:color w:val="6A9955"/>
+                <w:sz w:val="17"/>
+                <w:szCs w:val="17"/>
+              </w:rPr>
               <w:t xml:space="preserve"># id 가 같은 행끼리 연결</w:t>
             </w:r>
           </w:p>
@@ -5281,7 +5362,7 @@
                 <w:sz w:val="17"/>
                 <w:szCs w:val="17"/>
               </w:rPr>
-              <w:t xml:space="preserve">13  </w:t>
+              <w:t xml:space="preserve">16  </w:t>
             </w:r>
             <w:r>
               <w:rPr>
@@ -5519,7 +5600,7 @@
                 <w:sz w:val="19"/>
                 <w:szCs w:val="19"/>
               </w:rPr>
-              <w:t xml:space="preserve">12</w:t>
+              <w:t xml:space="preserve">15</w:t>
             </w:r>
           </w:p>
         </w:tc>
@@ -5638,7 +5719,7 @@
                 <w:sz w:val="19"/>
                 <w:szCs w:val="19"/>
               </w:rPr>
-              <w:t xml:space="preserve">8</w:t>
+              <w:t xml:space="preserve">10</w:t>
             </w:r>
           </w:p>
         </w:tc>
@@ -7391,2016 +7472,2070 @@
                 <w:rFonts w:ascii="Consolas" w:cs="Consolas" w:eastAsia="맑은 고딕" w:hAnsi="Consolas"/>
                 <w:b w:val="false"/>
                 <w:bCs w:val="false"/>
-                <w:i w:val="false"/>
-                <w:iCs w:val="false"/>
-                <w:color w:val="24292F"/>
-                <w:sz w:val="17"/>
-                <w:szCs w:val="17"/>
-              </w:rPr>
-              <w:t xml:space="preserve">students</w:t>
-            </w:r>
-            <w:r>
-              <w:rPr>
-                <w:rFonts w:ascii="Consolas" w:cs="Consolas" w:eastAsia="맑은 고딕" w:hAnsi="Consolas"/>
-                <w:b w:val="false"/>
-                <w:bCs w:val="false"/>
-                <w:i w:val="false"/>
-                <w:iCs w:val="false"/>
-                <w:color w:val="24292F"/>
-                <w:sz w:val="17"/>
-                <w:szCs w:val="17"/>
-              </w:rPr>
-              <w:t xml:space="preserve"> = </w:t>
-            </w:r>
-            <w:r>
-              <w:rPr>
-                <w:rFonts w:ascii="Consolas" w:cs="Consolas" w:eastAsia="맑은 고딕" w:hAnsi="Consolas"/>
-                <w:b w:val="false"/>
-                <w:bCs w:val="false"/>
-                <w:i w:val="false"/>
-                <w:iCs w:val="false"/>
-                <w:color w:val="24292F"/>
-                <w:sz w:val="17"/>
-                <w:szCs w:val="17"/>
-              </w:rPr>
-              <w:t xml:space="preserve">pd</w:t>
-            </w:r>
-            <w:r>
-              <w:rPr>
-                <w:rFonts w:ascii="Consolas" w:cs="Consolas" w:eastAsia="맑은 고딕" w:hAnsi="Consolas"/>
-                <w:b w:val="false"/>
-                <w:bCs w:val="false"/>
-                <w:i w:val="false"/>
-                <w:iCs w:val="false"/>
-                <w:color w:val="24292F"/>
-                <w:sz w:val="17"/>
-                <w:szCs w:val="17"/>
-              </w:rPr>
-              <w:t xml:space="preserve">.</w:t>
-            </w:r>
-            <w:r>
-              <w:rPr>
-                <w:rFonts w:ascii="Consolas" w:cs="Consolas" w:eastAsia="맑은 고딕" w:hAnsi="Consolas"/>
-                <w:b w:val="false"/>
-                <w:bCs w:val="false"/>
-                <w:i w:val="false"/>
-                <w:iCs w:val="false"/>
-                <w:color w:val="24292F"/>
-                <w:sz w:val="17"/>
-                <w:szCs w:val="17"/>
-              </w:rPr>
-              <w:t xml:space="preserve">DataFrame</w:t>
-            </w:r>
-            <w:r>
-              <w:rPr>
-                <w:rFonts w:ascii="Consolas" w:cs="Consolas" w:eastAsia="맑은 고딕" w:hAnsi="Consolas"/>
-                <w:b w:val="false"/>
-                <w:bCs w:val="false"/>
-                <w:i w:val="false"/>
-                <w:iCs w:val="false"/>
-                <w:color w:val="24292F"/>
-                <w:sz w:val="17"/>
-                <w:szCs w:val="17"/>
-              </w:rPr>
-              <w:t xml:space="preserve">({</w:t>
-            </w:r>
-            <w:r>
-              <w:rPr>
-                <w:rFonts w:ascii="Consolas" w:cs="Consolas" w:eastAsia="맑은 고딕" w:hAnsi="Consolas"/>
-                <w:b w:val="false"/>
-                <w:bCs w:val="false"/>
-                <w:i w:val="false"/>
-                <w:iCs w:val="false"/>
-                <w:color w:val="A31515"/>
-                <w:sz w:val="17"/>
-                <w:szCs w:val="17"/>
-              </w:rPr>
-              <w:t xml:space="preserve">"id"</w:t>
-            </w:r>
-            <w:r>
-              <w:rPr>
-                <w:rFonts w:ascii="Consolas" w:cs="Consolas" w:eastAsia="맑은 고딕" w:hAnsi="Consolas"/>
-                <w:b w:val="false"/>
-                <w:bCs w:val="false"/>
-                <w:i w:val="false"/>
-                <w:iCs w:val="false"/>
-                <w:color w:val="24292F"/>
-                <w:sz w:val="17"/>
-                <w:szCs w:val="17"/>
-              </w:rPr>
-              <w:t xml:space="preserve">: [</w:t>
-            </w:r>
-            <w:r>
-              <w:rPr>
-                <w:rFonts w:ascii="Consolas" w:cs="Consolas" w:eastAsia="맑은 고딕" w:hAnsi="Consolas"/>
-                <w:b w:val="false"/>
-                <w:bCs w:val="false"/>
-                <w:i w:val="false"/>
-                <w:iCs w:val="false"/>
-                <w:color w:val="098658"/>
-                <w:sz w:val="17"/>
-                <w:szCs w:val="17"/>
-              </w:rPr>
-              <w:t xml:space="preserve">1</w:t>
-            </w:r>
-            <w:r>
-              <w:rPr>
-                <w:rFonts w:ascii="Consolas" w:cs="Consolas" w:eastAsia="맑은 고딕" w:hAnsi="Consolas"/>
-                <w:b w:val="false"/>
-                <w:bCs w:val="false"/>
-                <w:i w:val="false"/>
-                <w:iCs w:val="false"/>
-                <w:color w:val="24292F"/>
-                <w:sz w:val="17"/>
-                <w:szCs w:val="17"/>
-              </w:rPr>
-              <w:t xml:space="preserve">, </w:t>
-            </w:r>
-            <w:r>
-              <w:rPr>
-                <w:rFonts w:ascii="Consolas" w:cs="Consolas" w:eastAsia="맑은 고딕" w:hAnsi="Consolas"/>
-                <w:b w:val="false"/>
-                <w:bCs w:val="false"/>
-                <w:i w:val="false"/>
-                <w:iCs w:val="false"/>
-                <w:color w:val="098658"/>
-                <w:sz w:val="17"/>
-                <w:szCs w:val="17"/>
-              </w:rPr>
-              <w:t xml:space="preserve">2</w:t>
-            </w:r>
-            <w:r>
-              <w:rPr>
-                <w:rFonts w:ascii="Consolas" w:cs="Consolas" w:eastAsia="맑은 고딕" w:hAnsi="Consolas"/>
-                <w:b w:val="false"/>
-                <w:bCs w:val="false"/>
-                <w:i w:val="false"/>
-                <w:iCs w:val="false"/>
-                <w:color w:val="24292F"/>
-                <w:sz w:val="17"/>
-                <w:szCs w:val="17"/>
-              </w:rPr>
-              <w:t xml:space="preserve">, </w:t>
-            </w:r>
-            <w:r>
-              <w:rPr>
-                <w:rFonts w:ascii="Consolas" w:cs="Consolas" w:eastAsia="맑은 고딕" w:hAnsi="Consolas"/>
-                <w:b w:val="false"/>
-                <w:bCs w:val="false"/>
-                <w:i w:val="false"/>
-                <w:iCs w:val="false"/>
-                <w:color w:val="098658"/>
-                <w:sz w:val="17"/>
-                <w:szCs w:val="17"/>
-              </w:rPr>
-              <w:t xml:space="preserve">3</w:t>
-            </w:r>
-            <w:r>
-              <w:rPr>
-                <w:rFonts w:ascii="Consolas" w:cs="Consolas" w:eastAsia="맑은 고딕" w:hAnsi="Consolas"/>
-                <w:b w:val="false"/>
-                <w:bCs w:val="false"/>
-                <w:i w:val="false"/>
-                <w:iCs w:val="false"/>
-                <w:color w:val="24292F"/>
-                <w:sz w:val="17"/>
-                <w:szCs w:val="17"/>
-              </w:rPr>
-              <w:t xml:space="preserve">, </w:t>
-            </w:r>
-            <w:r>
-              <w:rPr>
-                <w:rFonts w:ascii="Consolas" w:cs="Consolas" w:eastAsia="맑은 고딕" w:hAnsi="Consolas"/>
-                <w:b w:val="false"/>
-                <w:bCs w:val="false"/>
-                <w:i w:val="false"/>
-                <w:iCs w:val="false"/>
-                <w:color w:val="098658"/>
-                <w:sz w:val="17"/>
-                <w:szCs w:val="17"/>
-              </w:rPr>
-              <w:t xml:space="preserve">4</w:t>
-            </w:r>
-            <w:r>
-              <w:rPr>
-                <w:rFonts w:ascii="Consolas" w:cs="Consolas" w:eastAsia="맑은 고딕" w:hAnsi="Consolas"/>
-                <w:b w:val="false"/>
-                <w:bCs w:val="false"/>
-                <w:i w:val="false"/>
-                <w:iCs w:val="false"/>
-                <w:color w:val="24292F"/>
-                <w:sz w:val="17"/>
-                <w:szCs w:val="17"/>
-              </w:rPr>
-              <w:t xml:space="preserve">], </w:t>
-            </w:r>
-            <w:r>
-              <w:rPr>
-                <w:rFonts w:ascii="Consolas" w:cs="Consolas" w:eastAsia="맑은 고딕" w:hAnsi="Consolas"/>
-                <w:b w:val="false"/>
-                <w:bCs w:val="false"/>
-                <w:i w:val="false"/>
-                <w:iCs w:val="false"/>
-                <w:color w:val="A31515"/>
-                <w:sz w:val="17"/>
-                <w:szCs w:val="17"/>
-              </w:rPr>
-              <w:t xml:space="preserve">"name"</w:t>
-            </w:r>
-            <w:r>
-              <w:rPr>
-                <w:rFonts w:ascii="Consolas" w:cs="Consolas" w:eastAsia="맑은 고딕" w:hAnsi="Consolas"/>
-                <w:b w:val="false"/>
-                <w:bCs w:val="false"/>
-                <w:i w:val="false"/>
-                <w:iCs w:val="false"/>
-                <w:color w:val="24292F"/>
-                <w:sz w:val="17"/>
-                <w:szCs w:val="17"/>
-              </w:rPr>
-              <w:t xml:space="preserve">: [</w:t>
-            </w:r>
-            <w:r>
-              <w:rPr>
-                <w:rFonts w:ascii="Consolas" w:cs="Consolas" w:eastAsia="맑은 고딕" w:hAnsi="Consolas"/>
-                <w:b w:val="false"/>
-                <w:bCs w:val="false"/>
-                <w:i w:val="false"/>
-                <w:iCs w:val="false"/>
-                <w:color w:val="A31515"/>
-                <w:sz w:val="17"/>
-                <w:szCs w:val="17"/>
-              </w:rPr>
-              <w:t xml:space="preserve">"Kim"</w:t>
-            </w:r>
-            <w:r>
-              <w:rPr>
-                <w:rFonts w:ascii="Consolas" w:cs="Consolas" w:eastAsia="맑은 고딕" w:hAnsi="Consolas"/>
-                <w:b w:val="false"/>
-                <w:bCs w:val="false"/>
-                <w:i w:val="false"/>
-                <w:iCs w:val="false"/>
-                <w:color w:val="24292F"/>
-                <w:sz w:val="17"/>
-                <w:szCs w:val="17"/>
-              </w:rPr>
-              <w:t xml:space="preserve">, </w:t>
-            </w:r>
-            <w:r>
-              <w:rPr>
-                <w:rFonts w:ascii="Consolas" w:cs="Consolas" w:eastAsia="맑은 고딕" w:hAnsi="Consolas"/>
-                <w:b w:val="false"/>
-                <w:bCs w:val="false"/>
-                <w:i w:val="false"/>
-                <w:iCs w:val="false"/>
-                <w:color w:val="A31515"/>
-                <w:sz w:val="17"/>
-                <w:szCs w:val="17"/>
-              </w:rPr>
-              <w:t xml:space="preserve">"Lee"</w:t>
-            </w:r>
-            <w:r>
-              <w:rPr>
-                <w:rFonts w:ascii="Consolas" w:cs="Consolas" w:eastAsia="맑은 고딕" w:hAnsi="Consolas"/>
-                <w:b w:val="false"/>
-                <w:bCs w:val="false"/>
-                <w:i w:val="false"/>
-                <w:iCs w:val="false"/>
-                <w:color w:val="24292F"/>
-                <w:sz w:val="17"/>
-                <w:szCs w:val="17"/>
-              </w:rPr>
-              <w:t xml:space="preserve">, </w:t>
-            </w:r>
-            <w:r>
-              <w:rPr>
-                <w:rFonts w:ascii="Consolas" w:cs="Consolas" w:eastAsia="맑은 고딕" w:hAnsi="Consolas"/>
-                <w:b w:val="false"/>
-                <w:bCs w:val="false"/>
-                <w:i w:val="false"/>
-                <w:iCs w:val="false"/>
-                <w:color w:val="A31515"/>
-                <w:sz w:val="17"/>
-                <w:szCs w:val="17"/>
-              </w:rPr>
-              <w:t xml:space="preserve">"Park"</w:t>
-            </w:r>
-            <w:r>
-              <w:rPr>
-                <w:rFonts w:ascii="Consolas" w:cs="Consolas" w:eastAsia="맑은 고딕" w:hAnsi="Consolas"/>
-                <w:b w:val="false"/>
-                <w:bCs w:val="false"/>
-                <w:i w:val="false"/>
-                <w:iCs w:val="false"/>
-                <w:color w:val="24292F"/>
-                <w:sz w:val="17"/>
-                <w:szCs w:val="17"/>
-              </w:rPr>
-              <w:t xml:space="preserve">, </w:t>
-            </w:r>
-            <w:r>
-              <w:rPr>
-                <w:rFonts w:ascii="Consolas" w:cs="Consolas" w:eastAsia="맑은 고딕" w:hAnsi="Consolas"/>
-                <w:b w:val="false"/>
-                <w:bCs w:val="false"/>
-                <w:i w:val="false"/>
-                <w:iCs w:val="false"/>
-                <w:color w:val="A31515"/>
-                <w:sz w:val="17"/>
-                <w:szCs w:val="17"/>
-              </w:rPr>
-              <w:t xml:space="preserve">"Choi"</w:t>
-            </w:r>
-            <w:r>
-              <w:rPr>
-                <w:rFonts w:ascii="Consolas" w:cs="Consolas" w:eastAsia="맑은 고딕" w:hAnsi="Consolas"/>
-                <w:b w:val="false"/>
-                <w:bCs w:val="false"/>
-                <w:i w:val="false"/>
-                <w:iCs w:val="false"/>
-                <w:color w:val="24292F"/>
-                <w:sz w:val="17"/>
-                <w:szCs w:val="17"/>
-              </w:rPr>
-              <w:t xml:space="preserve">]})</w:t>
-            </w:r>
-          </w:p>
-          <w:p>
-            <w:pPr>
-              <w:spacing w:after="0" w:line="252"/>
-            </w:pPr>
-            <w:r>
-              <w:rPr>
-                <w:rFonts w:ascii="Consolas" w:cs="Consolas" w:eastAsia="맑은 고딕" w:hAnsi="Consolas"/>
-                <w:color w:val="A0A0A0"/>
-                <w:sz w:val="17"/>
-                <w:szCs w:val="17"/>
-              </w:rPr>
-              <w:t xml:space="preserve"> 4  </w:t>
-            </w:r>
-            <w:r>
-              <w:rPr>
-                <w:rFonts w:ascii="Consolas" w:cs="Consolas" w:eastAsia="맑은 고딕" w:hAnsi="Consolas"/>
-                <w:b w:val="false"/>
-                <w:bCs w:val="false"/>
-                <w:i w:val="false"/>
-                <w:iCs w:val="false"/>
-                <w:color w:val="24292F"/>
-                <w:sz w:val="17"/>
-                <w:szCs w:val="17"/>
-              </w:rPr>
-              <w:t xml:space="preserve">scores</w:t>
-            </w:r>
-            <w:r>
-              <w:rPr>
-                <w:rFonts w:ascii="Consolas" w:cs="Consolas" w:eastAsia="맑은 고딕" w:hAnsi="Consolas"/>
-                <w:b w:val="false"/>
-                <w:bCs w:val="false"/>
-                <w:i w:val="false"/>
-                <w:iCs w:val="false"/>
-                <w:color w:val="24292F"/>
-                <w:sz w:val="17"/>
-                <w:szCs w:val="17"/>
-              </w:rPr>
-              <w:t xml:space="preserve"> = </w:t>
-            </w:r>
-            <w:r>
-              <w:rPr>
-                <w:rFonts w:ascii="Consolas" w:cs="Consolas" w:eastAsia="맑은 고딕" w:hAnsi="Consolas"/>
-                <w:b w:val="false"/>
-                <w:bCs w:val="false"/>
-                <w:i w:val="false"/>
-                <w:iCs w:val="false"/>
-                <w:color w:val="24292F"/>
-                <w:sz w:val="17"/>
-                <w:szCs w:val="17"/>
-              </w:rPr>
-              <w:t xml:space="preserve">pd</w:t>
-            </w:r>
-            <w:r>
-              <w:rPr>
-                <w:rFonts w:ascii="Consolas" w:cs="Consolas" w:eastAsia="맑은 고딕" w:hAnsi="Consolas"/>
-                <w:b w:val="false"/>
-                <w:bCs w:val="false"/>
-                <w:i w:val="false"/>
-                <w:iCs w:val="false"/>
-                <w:color w:val="24292F"/>
-                <w:sz w:val="17"/>
-                <w:szCs w:val="17"/>
-              </w:rPr>
-              <w:t xml:space="preserve">.</w:t>
-            </w:r>
-            <w:r>
-              <w:rPr>
-                <w:rFonts w:ascii="Consolas" w:cs="Consolas" w:eastAsia="맑은 고딕" w:hAnsi="Consolas"/>
-                <w:b w:val="false"/>
-                <w:bCs w:val="false"/>
-                <w:i w:val="false"/>
-                <w:iCs w:val="false"/>
-                <w:color w:val="24292F"/>
-                <w:sz w:val="17"/>
-                <w:szCs w:val="17"/>
-              </w:rPr>
-              <w:t xml:space="preserve">DataFrame</w:t>
-            </w:r>
-            <w:r>
-              <w:rPr>
-                <w:rFonts w:ascii="Consolas" w:cs="Consolas" w:eastAsia="맑은 고딕" w:hAnsi="Consolas"/>
-                <w:b w:val="false"/>
-                <w:bCs w:val="false"/>
-                <w:i w:val="false"/>
-                <w:iCs w:val="false"/>
-                <w:color w:val="24292F"/>
-                <w:sz w:val="17"/>
-                <w:szCs w:val="17"/>
-              </w:rPr>
-              <w:t xml:space="preserve">({</w:t>
-            </w:r>
-            <w:r>
-              <w:rPr>
-                <w:rFonts w:ascii="Consolas" w:cs="Consolas" w:eastAsia="맑은 고딕" w:hAnsi="Consolas"/>
-                <w:b w:val="false"/>
-                <w:bCs w:val="false"/>
-                <w:i w:val="false"/>
-                <w:iCs w:val="false"/>
-                <w:color w:val="A31515"/>
-                <w:sz w:val="17"/>
-                <w:szCs w:val="17"/>
-              </w:rPr>
-              <w:t xml:space="preserve">"id"</w:t>
-            </w:r>
-            <w:r>
-              <w:rPr>
-                <w:rFonts w:ascii="Consolas" w:cs="Consolas" w:eastAsia="맑은 고딕" w:hAnsi="Consolas"/>
-                <w:b w:val="false"/>
-                <w:bCs w:val="false"/>
-                <w:i w:val="false"/>
-                <w:iCs w:val="false"/>
-                <w:color w:val="24292F"/>
-                <w:sz w:val="17"/>
-                <w:szCs w:val="17"/>
-              </w:rPr>
-              <w:t xml:space="preserve">: [</w:t>
-            </w:r>
-            <w:r>
-              <w:rPr>
-                <w:rFonts w:ascii="Consolas" w:cs="Consolas" w:eastAsia="맑은 고딕" w:hAnsi="Consolas"/>
-                <w:b w:val="false"/>
-                <w:bCs w:val="false"/>
-                <w:i w:val="false"/>
-                <w:iCs w:val="false"/>
-                <w:color w:val="098658"/>
-                <w:sz w:val="17"/>
-                <w:szCs w:val="17"/>
-              </w:rPr>
-              <w:t xml:space="preserve">1</w:t>
-            </w:r>
-            <w:r>
-              <w:rPr>
-                <w:rFonts w:ascii="Consolas" w:cs="Consolas" w:eastAsia="맑은 고딕" w:hAnsi="Consolas"/>
-                <w:b w:val="false"/>
-                <w:bCs w:val="false"/>
-                <w:i w:val="false"/>
-                <w:iCs w:val="false"/>
-                <w:color w:val="24292F"/>
-                <w:sz w:val="17"/>
-                <w:szCs w:val="17"/>
-              </w:rPr>
-              <w:t xml:space="preserve">, </w:t>
-            </w:r>
-            <w:r>
-              <w:rPr>
-                <w:rFonts w:ascii="Consolas" w:cs="Consolas" w:eastAsia="맑은 고딕" w:hAnsi="Consolas"/>
-                <w:b w:val="false"/>
-                <w:bCs w:val="false"/>
-                <w:i w:val="false"/>
-                <w:iCs w:val="false"/>
-                <w:color w:val="098658"/>
-                <w:sz w:val="17"/>
-                <w:szCs w:val="17"/>
-              </w:rPr>
-              <w:t xml:space="preserve">2</w:t>
-            </w:r>
-            <w:r>
-              <w:rPr>
-                <w:rFonts w:ascii="Consolas" w:cs="Consolas" w:eastAsia="맑은 고딕" w:hAnsi="Consolas"/>
-                <w:b w:val="false"/>
-                <w:bCs w:val="false"/>
-                <w:i w:val="false"/>
-                <w:iCs w:val="false"/>
-                <w:color w:val="24292F"/>
-                <w:sz w:val="17"/>
-                <w:szCs w:val="17"/>
-              </w:rPr>
-              <w:t xml:space="preserve">, </w:t>
-            </w:r>
-            <w:r>
-              <w:rPr>
-                <w:rFonts w:ascii="Consolas" w:cs="Consolas" w:eastAsia="맑은 고딕" w:hAnsi="Consolas"/>
-                <w:b w:val="false"/>
-                <w:bCs w:val="false"/>
-                <w:i w:val="false"/>
-                <w:iCs w:val="false"/>
-                <w:color w:val="098658"/>
-                <w:sz w:val="17"/>
-                <w:szCs w:val="17"/>
-              </w:rPr>
-              <w:t xml:space="preserve">3</w:t>
-            </w:r>
-            <w:r>
-              <w:rPr>
-                <w:rFonts w:ascii="Consolas" w:cs="Consolas" w:eastAsia="맑은 고딕" w:hAnsi="Consolas"/>
-                <w:b w:val="false"/>
-                <w:bCs w:val="false"/>
-                <w:i w:val="false"/>
-                <w:iCs w:val="false"/>
-                <w:color w:val="24292F"/>
-                <w:sz w:val="17"/>
-                <w:szCs w:val="17"/>
-              </w:rPr>
-              <w:t xml:space="preserve">, </w:t>
-            </w:r>
-            <w:r>
-              <w:rPr>
-                <w:rFonts w:ascii="Consolas" w:cs="Consolas" w:eastAsia="맑은 고딕" w:hAnsi="Consolas"/>
-                <w:b w:val="false"/>
-                <w:bCs w:val="false"/>
-                <w:i w:val="false"/>
-                <w:iCs w:val="false"/>
-                <w:color w:val="098658"/>
-                <w:sz w:val="17"/>
-                <w:szCs w:val="17"/>
-              </w:rPr>
-              <w:t xml:space="preserve">5</w:t>
-            </w:r>
-            <w:r>
-              <w:rPr>
-                <w:rFonts w:ascii="Consolas" w:cs="Consolas" w:eastAsia="맑은 고딕" w:hAnsi="Consolas"/>
-                <w:b w:val="false"/>
-                <w:bCs w:val="false"/>
-                <w:i w:val="false"/>
-                <w:iCs w:val="false"/>
-                <w:color w:val="24292F"/>
-                <w:sz w:val="17"/>
-                <w:szCs w:val="17"/>
-              </w:rPr>
-              <w:t xml:space="preserve">], </w:t>
-            </w:r>
-            <w:r>
-              <w:rPr>
-                <w:rFonts w:ascii="Consolas" w:cs="Consolas" w:eastAsia="맑은 고딕" w:hAnsi="Consolas"/>
-                <w:b w:val="false"/>
-                <w:bCs w:val="false"/>
-                <w:i w:val="false"/>
-                <w:iCs w:val="false"/>
-                <w:color w:val="A31515"/>
-                <w:sz w:val="17"/>
-                <w:szCs w:val="17"/>
-              </w:rPr>
-              <w:t xml:space="preserve">"score"</w:t>
-            </w:r>
-            <w:r>
-              <w:rPr>
-                <w:rFonts w:ascii="Consolas" w:cs="Consolas" w:eastAsia="맑은 고딕" w:hAnsi="Consolas"/>
-                <w:b w:val="false"/>
-                <w:bCs w:val="false"/>
-                <w:i w:val="false"/>
-                <w:iCs w:val="false"/>
-                <w:color w:val="24292F"/>
-                <w:sz w:val="17"/>
-                <w:szCs w:val="17"/>
-              </w:rPr>
-              <w:t xml:space="preserve">: [</w:t>
-            </w:r>
-            <w:r>
-              <w:rPr>
-                <w:rFonts w:ascii="Consolas" w:cs="Consolas" w:eastAsia="맑은 고딕" w:hAnsi="Consolas"/>
-                <w:b w:val="false"/>
-                <w:bCs w:val="false"/>
-                <w:i w:val="false"/>
-                <w:iCs w:val="false"/>
-                <w:color w:val="098658"/>
-                <w:sz w:val="17"/>
-                <w:szCs w:val="17"/>
-              </w:rPr>
-              <w:t xml:space="preserve">90</w:t>
-            </w:r>
-            <w:r>
-              <w:rPr>
-                <w:rFonts w:ascii="Consolas" w:cs="Consolas" w:eastAsia="맑은 고딕" w:hAnsi="Consolas"/>
-                <w:b w:val="false"/>
-                <w:bCs w:val="false"/>
-                <w:i w:val="false"/>
-                <w:iCs w:val="false"/>
-                <w:color w:val="24292F"/>
-                <w:sz w:val="17"/>
-                <w:szCs w:val="17"/>
-              </w:rPr>
-              <w:t xml:space="preserve">, </w:t>
-            </w:r>
-            <w:r>
-              <w:rPr>
-                <w:rFonts w:ascii="Consolas" w:cs="Consolas" w:eastAsia="맑은 고딕" w:hAnsi="Consolas"/>
-                <w:b w:val="false"/>
-                <w:bCs w:val="false"/>
-                <w:i w:val="false"/>
-                <w:iCs w:val="false"/>
-                <w:color w:val="098658"/>
-                <w:sz w:val="17"/>
-                <w:szCs w:val="17"/>
-              </w:rPr>
-              <w:t xml:space="preserve">85</w:t>
-            </w:r>
-            <w:r>
-              <w:rPr>
-                <w:rFonts w:ascii="Consolas" w:cs="Consolas" w:eastAsia="맑은 고딕" w:hAnsi="Consolas"/>
-                <w:b w:val="false"/>
-                <w:bCs w:val="false"/>
-                <w:i w:val="false"/>
-                <w:iCs w:val="false"/>
-                <w:color w:val="24292F"/>
-                <w:sz w:val="17"/>
-                <w:szCs w:val="17"/>
-              </w:rPr>
-              <w:t xml:space="preserve">, </w:t>
-            </w:r>
-            <w:r>
-              <w:rPr>
-                <w:rFonts w:ascii="Consolas" w:cs="Consolas" w:eastAsia="맑은 고딕" w:hAnsi="Consolas"/>
-                <w:b w:val="false"/>
-                <w:bCs w:val="false"/>
-                <w:i w:val="false"/>
-                <w:iCs w:val="false"/>
-                <w:color w:val="098658"/>
-                <w:sz w:val="17"/>
-                <w:szCs w:val="17"/>
-              </w:rPr>
-              <w:t xml:space="preserve">77</w:t>
-            </w:r>
-            <w:r>
-              <w:rPr>
-                <w:rFonts w:ascii="Consolas" w:cs="Consolas" w:eastAsia="맑은 고딕" w:hAnsi="Consolas"/>
-                <w:b w:val="false"/>
-                <w:bCs w:val="false"/>
-                <w:i w:val="false"/>
-                <w:iCs w:val="false"/>
-                <w:color w:val="24292F"/>
-                <w:sz w:val="17"/>
-                <w:szCs w:val="17"/>
-              </w:rPr>
-              <w:t xml:space="preserve">, </w:t>
-            </w:r>
-            <w:r>
-              <w:rPr>
-                <w:rFonts w:ascii="Consolas" w:cs="Consolas" w:eastAsia="맑은 고딕" w:hAnsi="Consolas"/>
-                <w:b w:val="false"/>
-                <w:bCs w:val="false"/>
-                <w:i w:val="false"/>
-                <w:iCs w:val="false"/>
-                <w:color w:val="098658"/>
-                <w:sz w:val="17"/>
-                <w:szCs w:val="17"/>
-              </w:rPr>
-              <w:t xml:space="preserve">60</w:t>
-            </w:r>
-            <w:r>
-              <w:rPr>
-                <w:rFonts w:ascii="Consolas" w:cs="Consolas" w:eastAsia="맑은 고딕" w:hAnsi="Consolas"/>
-                <w:b w:val="false"/>
-                <w:bCs w:val="false"/>
-                <w:i w:val="false"/>
-                <w:iCs w:val="false"/>
-                <w:color w:val="24292F"/>
-                <w:sz w:val="17"/>
-                <w:szCs w:val="17"/>
-              </w:rPr>
-              <w:t xml:space="preserve">]})</w:t>
-            </w:r>
-          </w:p>
-          <w:p>
-            <w:pPr>
-              <w:spacing w:after="0" w:line="252"/>
-            </w:pPr>
-            <w:r>
-              <w:rPr>
-                <w:rFonts w:ascii="Consolas" w:cs="Consolas" w:eastAsia="맑은 고딕" w:hAnsi="Consolas"/>
-                <w:color w:val="A0A0A0"/>
-                <w:sz w:val="17"/>
-                <w:szCs w:val="17"/>
-              </w:rPr>
-              <w:t xml:space="preserve"> 5  </w:t>
-            </w:r>
-            <w:r>
-              <w:rPr>
-                <w:rFonts w:ascii="Consolas" w:cs="Consolas" w:eastAsia="맑은 고딕" w:hAnsi="Consolas"/>
-                <w:sz w:val="17"/>
-                <w:szCs w:val="17"/>
-              </w:rPr>
-              <w:t xml:space="preserve"> </w:t>
-            </w:r>
-          </w:p>
-          <w:p>
-            <w:pPr>
-              <w:spacing w:after="0" w:line="252"/>
-            </w:pPr>
-            <w:r>
-              <w:rPr>
-                <w:rFonts w:ascii="Consolas" w:cs="Consolas" w:eastAsia="맑은 고딕" w:hAnsi="Consolas"/>
-                <w:color w:val="A0A0A0"/>
-                <w:sz w:val="17"/>
-                <w:szCs w:val="17"/>
-              </w:rPr>
-              <w:t xml:space="preserve"> 6  </w:t>
-            </w:r>
-            <w:r>
-              <w:rPr>
-                <w:rFonts w:ascii="Consolas" w:cs="Consolas" w:eastAsia="맑은 고딕" w:hAnsi="Consolas"/>
-                <w:b w:val="false"/>
-                <w:bCs w:val="false"/>
-                <w:i w:val="false"/>
-                <w:iCs w:val="false"/>
-                <w:color w:val="795E26"/>
-                <w:sz w:val="17"/>
-                <w:szCs w:val="17"/>
-              </w:rPr>
-              <w:t xml:space="preserve">print</w:t>
-            </w:r>
-            <w:r>
-              <w:rPr>
-                <w:rFonts w:ascii="Consolas" w:cs="Consolas" w:eastAsia="맑은 고딕" w:hAnsi="Consolas"/>
-                <w:b w:val="false"/>
-                <w:bCs w:val="false"/>
-                <w:i w:val="false"/>
-                <w:iCs w:val="false"/>
-                <w:color w:val="24292F"/>
-                <w:sz w:val="17"/>
-                <w:szCs w:val="17"/>
-              </w:rPr>
-              <w:t xml:space="preserve">(</w:t>
-            </w:r>
-            <w:r>
-              <w:rPr>
-                <w:rFonts w:ascii="Consolas" w:cs="Consolas" w:eastAsia="맑은 고딕" w:hAnsi="Consolas"/>
-                <w:b w:val="false"/>
-                <w:bCs w:val="false"/>
-                <w:i w:val="false"/>
-                <w:iCs w:val="false"/>
-                <w:color w:val="A31515"/>
-                <w:sz w:val="17"/>
-                <w:szCs w:val="17"/>
-              </w:rPr>
-              <w:t xml:space="preserve">"inner (양쪽에 다 있는 것)"</w:t>
-            </w:r>
-            <w:r>
-              <w:rPr>
-                <w:rFonts w:ascii="Consolas" w:cs="Consolas" w:eastAsia="맑은 고딕" w:hAnsi="Consolas"/>
-                <w:b w:val="false"/>
-                <w:bCs w:val="false"/>
-                <w:i w:val="false"/>
-                <w:iCs w:val="false"/>
-                <w:color w:val="24292F"/>
-                <w:sz w:val="17"/>
-                <w:szCs w:val="17"/>
-              </w:rPr>
-              <w:t xml:space="preserve">)</w:t>
-            </w:r>
-          </w:p>
-          <w:p>
-            <w:pPr>
-              <w:spacing w:after="0" w:line="252"/>
-            </w:pPr>
-            <w:r>
-              <w:rPr>
-                <w:rFonts w:ascii="Consolas" w:cs="Consolas" w:eastAsia="맑은 고딕" w:hAnsi="Consolas"/>
-                <w:color w:val="A0A0A0"/>
-                <w:sz w:val="17"/>
-                <w:szCs w:val="17"/>
-              </w:rPr>
-              <w:t xml:space="preserve"> 7  </w:t>
-            </w:r>
-            <w:r>
-              <w:rPr>
-                <w:rFonts w:ascii="Consolas" w:cs="Consolas" w:eastAsia="맑은 고딕" w:hAnsi="Consolas"/>
-                <w:b w:val="false"/>
-                <w:bCs w:val="false"/>
-                <w:i w:val="false"/>
-                <w:iCs w:val="false"/>
-                <w:color w:val="795E26"/>
-                <w:sz w:val="17"/>
-                <w:szCs w:val="17"/>
-              </w:rPr>
-              <w:t xml:space="preserve">print</w:t>
-            </w:r>
-            <w:r>
-              <w:rPr>
-                <w:rFonts w:ascii="Consolas" w:cs="Consolas" w:eastAsia="맑은 고딕" w:hAnsi="Consolas"/>
-                <w:b w:val="false"/>
-                <w:bCs w:val="false"/>
-                <w:i w:val="false"/>
-                <w:iCs w:val="false"/>
-                <w:color w:val="24292F"/>
-                <w:sz w:val="17"/>
-                <w:szCs w:val="17"/>
-              </w:rPr>
-              <w:t xml:space="preserve">(</w:t>
-            </w:r>
-            <w:r>
-              <w:rPr>
-                <w:rFonts w:ascii="Consolas" w:cs="Consolas" w:eastAsia="맑은 고딕" w:hAnsi="Consolas"/>
-                <w:b w:val="false"/>
-                <w:bCs w:val="false"/>
-                <w:i w:val="false"/>
-                <w:iCs w:val="false"/>
-                <w:color w:val="24292F"/>
-                <w:sz w:val="17"/>
-                <w:szCs w:val="17"/>
-              </w:rPr>
-              <w:t xml:space="preserve">pd</w:t>
-            </w:r>
-            <w:r>
-              <w:rPr>
-                <w:rFonts w:ascii="Consolas" w:cs="Consolas" w:eastAsia="맑은 고딕" w:hAnsi="Consolas"/>
-                <w:b w:val="false"/>
-                <w:bCs w:val="false"/>
-                <w:i w:val="false"/>
-                <w:iCs w:val="false"/>
-                <w:color w:val="24292F"/>
-                <w:sz w:val="17"/>
-                <w:szCs w:val="17"/>
-              </w:rPr>
-              <w:t xml:space="preserve">.</w:t>
-            </w:r>
-            <w:r>
-              <w:rPr>
-                <w:rFonts w:ascii="Consolas" w:cs="Consolas" w:eastAsia="맑은 고딕" w:hAnsi="Consolas"/>
-                <w:b w:val="false"/>
-                <w:bCs w:val="false"/>
-                <w:i w:val="false"/>
-                <w:iCs w:val="false"/>
-                <w:color w:val="24292F"/>
-                <w:sz w:val="17"/>
-                <w:szCs w:val="17"/>
-              </w:rPr>
-              <w:t xml:space="preserve">merge</w:t>
-            </w:r>
-            <w:r>
-              <w:rPr>
-                <w:rFonts w:ascii="Consolas" w:cs="Consolas" w:eastAsia="맑은 고딕" w:hAnsi="Consolas"/>
-                <w:b w:val="false"/>
-                <w:bCs w:val="false"/>
-                <w:i w:val="false"/>
-                <w:iCs w:val="false"/>
-                <w:color w:val="24292F"/>
-                <w:sz w:val="17"/>
-                <w:szCs w:val="17"/>
-              </w:rPr>
-              <w:t xml:space="preserve">(</w:t>
-            </w:r>
-            <w:r>
-              <w:rPr>
-                <w:rFonts w:ascii="Consolas" w:cs="Consolas" w:eastAsia="맑은 고딕" w:hAnsi="Consolas"/>
-                <w:b w:val="false"/>
-                <w:bCs w:val="false"/>
-                <w:i w:val="false"/>
-                <w:iCs w:val="false"/>
-                <w:color w:val="24292F"/>
-                <w:sz w:val="17"/>
-                <w:szCs w:val="17"/>
-              </w:rPr>
-              <w:t xml:space="preserve">students</w:t>
-            </w:r>
-            <w:r>
-              <w:rPr>
-                <w:rFonts w:ascii="Consolas" w:cs="Consolas" w:eastAsia="맑은 고딕" w:hAnsi="Consolas"/>
-                <w:b w:val="false"/>
-                <w:bCs w:val="false"/>
-                <w:i w:val="false"/>
-                <w:iCs w:val="false"/>
-                <w:color w:val="24292F"/>
-                <w:sz w:val="17"/>
-                <w:szCs w:val="17"/>
-              </w:rPr>
-              <w:t xml:space="preserve">, </w:t>
-            </w:r>
-            <w:r>
-              <w:rPr>
-                <w:rFonts w:ascii="Consolas" w:cs="Consolas" w:eastAsia="맑은 고딕" w:hAnsi="Consolas"/>
-                <w:b w:val="false"/>
-                <w:bCs w:val="false"/>
-                <w:i w:val="false"/>
-                <w:iCs w:val="false"/>
-                <w:color w:val="24292F"/>
-                <w:sz w:val="17"/>
-                <w:szCs w:val="17"/>
-              </w:rPr>
-              <w:t xml:space="preserve">scores</w:t>
-            </w:r>
-            <w:r>
-              <w:rPr>
-                <w:rFonts w:ascii="Consolas" w:cs="Consolas" w:eastAsia="맑은 고딕" w:hAnsi="Consolas"/>
-                <w:b w:val="false"/>
-                <w:bCs w:val="false"/>
-                <w:i w:val="false"/>
-                <w:iCs w:val="false"/>
-                <w:color w:val="24292F"/>
-                <w:sz w:val="17"/>
-                <w:szCs w:val="17"/>
-              </w:rPr>
-              <w:t xml:space="preserve">, </w:t>
-            </w:r>
-            <w:r>
-              <w:rPr>
-                <w:rFonts w:ascii="Consolas" w:cs="Consolas" w:eastAsia="맑은 고딕" w:hAnsi="Consolas"/>
-                <w:b w:val="false"/>
-                <w:bCs w:val="false"/>
-                <w:i w:val="false"/>
-                <w:iCs w:val="false"/>
-                <w:color w:val="24292F"/>
-                <w:sz w:val="17"/>
-                <w:szCs w:val="17"/>
-              </w:rPr>
-              <w:t xml:space="preserve">on</w:t>
-            </w:r>
-            <w:r>
-              <w:rPr>
-                <w:rFonts w:ascii="Consolas" w:cs="Consolas" w:eastAsia="맑은 고딕" w:hAnsi="Consolas"/>
-                <w:b w:val="false"/>
-                <w:bCs w:val="false"/>
-                <w:i w:val="false"/>
-                <w:iCs w:val="false"/>
-                <w:color w:val="24292F"/>
-                <w:sz w:val="17"/>
-                <w:szCs w:val="17"/>
-              </w:rPr>
-              <w:t xml:space="preserve">=</w:t>
-            </w:r>
-            <w:r>
-              <w:rPr>
-                <w:rFonts w:ascii="Consolas" w:cs="Consolas" w:eastAsia="맑은 고딕" w:hAnsi="Consolas"/>
-                <w:b w:val="false"/>
-                <w:bCs w:val="false"/>
-                <w:i w:val="false"/>
-                <w:iCs w:val="false"/>
-                <w:color w:val="A31515"/>
-                <w:sz w:val="17"/>
-                <w:szCs w:val="17"/>
-              </w:rPr>
-              <w:t xml:space="preserve">"id"</w:t>
-            </w:r>
-            <w:r>
-              <w:rPr>
-                <w:rFonts w:ascii="Consolas" w:cs="Consolas" w:eastAsia="맑은 고딕" w:hAnsi="Consolas"/>
-                <w:b w:val="false"/>
-                <w:bCs w:val="false"/>
-                <w:i w:val="false"/>
-                <w:iCs w:val="false"/>
-                <w:color w:val="24292F"/>
-                <w:sz w:val="17"/>
-                <w:szCs w:val="17"/>
-              </w:rPr>
-              <w:t xml:space="preserve">, </w:t>
-            </w:r>
-            <w:r>
-              <w:rPr>
-                <w:rFonts w:ascii="Consolas" w:cs="Consolas" w:eastAsia="맑은 고딕" w:hAnsi="Consolas"/>
-                <w:b w:val="false"/>
-                <w:bCs w:val="false"/>
-                <w:i w:val="false"/>
-                <w:iCs w:val="false"/>
-                <w:color w:val="24292F"/>
-                <w:sz w:val="17"/>
-                <w:szCs w:val="17"/>
-              </w:rPr>
-              <w:t xml:space="preserve">how</w:t>
-            </w:r>
-            <w:r>
-              <w:rPr>
-                <w:rFonts w:ascii="Consolas" w:cs="Consolas" w:eastAsia="맑은 고딕" w:hAnsi="Consolas"/>
-                <w:b w:val="false"/>
-                <w:bCs w:val="false"/>
-                <w:i w:val="false"/>
-                <w:iCs w:val="false"/>
-                <w:color w:val="24292F"/>
-                <w:sz w:val="17"/>
-                <w:szCs w:val="17"/>
-              </w:rPr>
-              <w:t xml:space="preserve">=</w:t>
-            </w:r>
-            <w:r>
-              <w:rPr>
-                <w:rFonts w:ascii="Consolas" w:cs="Consolas" w:eastAsia="맑은 고딕" w:hAnsi="Consolas"/>
-                <w:b w:val="false"/>
-                <w:bCs w:val="false"/>
-                <w:i w:val="false"/>
-                <w:iCs w:val="false"/>
-                <w:color w:val="A31515"/>
-                <w:sz w:val="17"/>
-                <w:szCs w:val="17"/>
-              </w:rPr>
-              <w:t xml:space="preserve">"inner"</w:t>
-            </w:r>
-            <w:r>
-              <w:rPr>
-                <w:rFonts w:ascii="Consolas" w:cs="Consolas" w:eastAsia="맑은 고딕" w:hAnsi="Consolas"/>
-                <w:b w:val="false"/>
-                <w:bCs w:val="false"/>
-                <w:i w:val="false"/>
-                <w:iCs w:val="false"/>
-                <w:color w:val="24292F"/>
-                <w:sz w:val="17"/>
-                <w:szCs w:val="17"/>
-              </w:rPr>
-              <w:t xml:space="preserve">))</w:t>
-            </w:r>
-          </w:p>
-          <w:p>
-            <w:pPr>
-              <w:spacing w:after="0" w:line="252"/>
-            </w:pPr>
-            <w:r>
-              <w:rPr>
-                <w:rFonts w:ascii="Consolas" w:cs="Consolas" w:eastAsia="맑은 고딕" w:hAnsi="Consolas"/>
-                <w:color w:val="A0A0A0"/>
-                <w:sz w:val="17"/>
-                <w:szCs w:val="17"/>
-              </w:rPr>
-              <w:t xml:space="preserve"> 8  </w:t>
-            </w:r>
-            <w:r>
-              <w:rPr>
-                <w:rFonts w:ascii="Consolas" w:cs="Consolas" w:eastAsia="맑은 고딕" w:hAnsi="Consolas"/>
-                <w:b w:val="false"/>
-                <w:bCs w:val="false"/>
-                <w:i w:val="false"/>
-                <w:iCs w:val="false"/>
-                <w:color w:val="795E26"/>
-                <w:sz w:val="17"/>
-                <w:szCs w:val="17"/>
-              </w:rPr>
-              <w:t xml:space="preserve">print</w:t>
-            </w:r>
-            <w:r>
-              <w:rPr>
-                <w:rFonts w:ascii="Consolas" w:cs="Consolas" w:eastAsia="맑은 고딕" w:hAnsi="Consolas"/>
-                <w:b w:val="false"/>
-                <w:bCs w:val="false"/>
-                <w:i w:val="false"/>
-                <w:iCs w:val="false"/>
-                <w:color w:val="24292F"/>
-                <w:sz w:val="17"/>
-                <w:szCs w:val="17"/>
-              </w:rPr>
-              <w:t xml:space="preserve">(</w:t>
-            </w:r>
-            <w:r>
-              <w:rPr>
-                <w:rFonts w:ascii="Consolas" w:cs="Consolas" w:eastAsia="맑은 고딕" w:hAnsi="Consolas"/>
-                <w:b w:val="false"/>
-                <w:bCs w:val="false"/>
-                <w:i w:val="false"/>
-                <w:iCs w:val="false"/>
-                <w:color w:val="A31515"/>
-                <w:sz w:val="17"/>
-                <w:szCs w:val="17"/>
-              </w:rPr>
-              <w:t xml:space="preserve">"left (왼쪽 기준)"</w:t>
-            </w:r>
-            <w:r>
-              <w:rPr>
-                <w:rFonts w:ascii="Consolas" w:cs="Consolas" w:eastAsia="맑은 고딕" w:hAnsi="Consolas"/>
-                <w:b w:val="false"/>
-                <w:bCs w:val="false"/>
-                <w:i w:val="false"/>
-                <w:iCs w:val="false"/>
-                <w:color w:val="24292F"/>
-                <w:sz w:val="17"/>
-                <w:szCs w:val="17"/>
-              </w:rPr>
-              <w:t xml:space="preserve">)</w:t>
-            </w:r>
-          </w:p>
-          <w:p>
-            <w:pPr>
-              <w:spacing w:after="0" w:line="252"/>
-            </w:pPr>
-            <w:r>
-              <w:rPr>
-                <w:rFonts w:ascii="Consolas" w:cs="Consolas" w:eastAsia="맑은 고딕" w:hAnsi="Consolas"/>
-                <w:color w:val="A0A0A0"/>
-                <w:sz w:val="17"/>
-                <w:szCs w:val="17"/>
-              </w:rPr>
-              <w:t xml:space="preserve"> 9  </w:t>
-            </w:r>
-            <w:r>
-              <w:rPr>
-                <w:rFonts w:ascii="Consolas" w:cs="Consolas" w:eastAsia="맑은 고딕" w:hAnsi="Consolas"/>
-                <w:b w:val="false"/>
-                <w:bCs w:val="false"/>
-                <w:i w:val="false"/>
-                <w:iCs w:val="false"/>
-                <w:color w:val="795E26"/>
-                <w:sz w:val="17"/>
-                <w:szCs w:val="17"/>
-              </w:rPr>
-              <w:t xml:space="preserve">print</w:t>
-            </w:r>
-            <w:r>
-              <w:rPr>
-                <w:rFonts w:ascii="Consolas" w:cs="Consolas" w:eastAsia="맑은 고딕" w:hAnsi="Consolas"/>
-                <w:b w:val="false"/>
-                <w:bCs w:val="false"/>
-                <w:i w:val="false"/>
-                <w:iCs w:val="false"/>
-                <w:color w:val="24292F"/>
-                <w:sz w:val="17"/>
-                <w:szCs w:val="17"/>
-              </w:rPr>
-              <w:t xml:space="preserve">(</w:t>
-            </w:r>
-            <w:r>
-              <w:rPr>
-                <w:rFonts w:ascii="Consolas" w:cs="Consolas" w:eastAsia="맑은 고딕" w:hAnsi="Consolas"/>
-                <w:b w:val="false"/>
-                <w:bCs w:val="false"/>
-                <w:i w:val="false"/>
-                <w:iCs w:val="false"/>
-                <w:color w:val="24292F"/>
-                <w:sz w:val="17"/>
-                <w:szCs w:val="17"/>
-              </w:rPr>
-              <w:t xml:space="preserve">pd</w:t>
-            </w:r>
-            <w:r>
-              <w:rPr>
-                <w:rFonts w:ascii="Consolas" w:cs="Consolas" w:eastAsia="맑은 고딕" w:hAnsi="Consolas"/>
-                <w:b w:val="false"/>
-                <w:bCs w:val="false"/>
-                <w:i w:val="false"/>
-                <w:iCs w:val="false"/>
-                <w:color w:val="24292F"/>
-                <w:sz w:val="17"/>
-                <w:szCs w:val="17"/>
-              </w:rPr>
-              <w:t xml:space="preserve">.</w:t>
-            </w:r>
-            <w:r>
-              <w:rPr>
-                <w:rFonts w:ascii="Consolas" w:cs="Consolas" w:eastAsia="맑은 고딕" w:hAnsi="Consolas"/>
-                <w:b w:val="false"/>
-                <w:bCs w:val="false"/>
-                <w:i w:val="false"/>
-                <w:iCs w:val="false"/>
-                <w:color w:val="24292F"/>
-                <w:sz w:val="17"/>
-                <w:szCs w:val="17"/>
-              </w:rPr>
-              <w:t xml:space="preserve">merge</w:t>
-            </w:r>
-            <w:r>
-              <w:rPr>
-                <w:rFonts w:ascii="Consolas" w:cs="Consolas" w:eastAsia="맑은 고딕" w:hAnsi="Consolas"/>
-                <w:b w:val="false"/>
-                <w:bCs w:val="false"/>
-                <w:i w:val="false"/>
-                <w:iCs w:val="false"/>
-                <w:color w:val="24292F"/>
-                <w:sz w:val="17"/>
-                <w:szCs w:val="17"/>
-              </w:rPr>
-              <w:t xml:space="preserve">(</w:t>
-            </w:r>
-            <w:r>
-              <w:rPr>
-                <w:rFonts w:ascii="Consolas" w:cs="Consolas" w:eastAsia="맑은 고딕" w:hAnsi="Consolas"/>
-                <w:b w:val="false"/>
-                <w:bCs w:val="false"/>
-                <w:i w:val="false"/>
-                <w:iCs w:val="false"/>
-                <w:color w:val="24292F"/>
-                <w:sz w:val="17"/>
-                <w:szCs w:val="17"/>
-              </w:rPr>
-              <w:t xml:space="preserve">students</w:t>
-            </w:r>
-            <w:r>
-              <w:rPr>
-                <w:rFonts w:ascii="Consolas" w:cs="Consolas" w:eastAsia="맑은 고딕" w:hAnsi="Consolas"/>
-                <w:b w:val="false"/>
-                <w:bCs w:val="false"/>
-                <w:i w:val="false"/>
-                <w:iCs w:val="false"/>
-                <w:color w:val="24292F"/>
-                <w:sz w:val="17"/>
-                <w:szCs w:val="17"/>
-              </w:rPr>
-              <w:t xml:space="preserve">, </w:t>
-            </w:r>
-            <w:r>
-              <w:rPr>
-                <w:rFonts w:ascii="Consolas" w:cs="Consolas" w:eastAsia="맑은 고딕" w:hAnsi="Consolas"/>
-                <w:b w:val="false"/>
-                <w:bCs w:val="false"/>
-                <w:i w:val="false"/>
-                <w:iCs w:val="false"/>
-                <w:color w:val="24292F"/>
-                <w:sz w:val="17"/>
-                <w:szCs w:val="17"/>
-              </w:rPr>
-              <w:t xml:space="preserve">scores</w:t>
-            </w:r>
-            <w:r>
-              <w:rPr>
-                <w:rFonts w:ascii="Consolas" w:cs="Consolas" w:eastAsia="맑은 고딕" w:hAnsi="Consolas"/>
-                <w:b w:val="false"/>
-                <w:bCs w:val="false"/>
-                <w:i w:val="false"/>
-                <w:iCs w:val="false"/>
-                <w:color w:val="24292F"/>
-                <w:sz w:val="17"/>
-                <w:szCs w:val="17"/>
-              </w:rPr>
-              <w:t xml:space="preserve">, </w:t>
-            </w:r>
-            <w:r>
-              <w:rPr>
-                <w:rFonts w:ascii="Consolas" w:cs="Consolas" w:eastAsia="맑은 고딕" w:hAnsi="Consolas"/>
-                <w:b w:val="false"/>
-                <w:bCs w:val="false"/>
-                <w:i w:val="false"/>
-                <w:iCs w:val="false"/>
-                <w:color w:val="24292F"/>
-                <w:sz w:val="17"/>
-                <w:szCs w:val="17"/>
-              </w:rPr>
-              <w:t xml:space="preserve">on</w:t>
-            </w:r>
-            <w:r>
-              <w:rPr>
-                <w:rFonts w:ascii="Consolas" w:cs="Consolas" w:eastAsia="맑은 고딕" w:hAnsi="Consolas"/>
-                <w:b w:val="false"/>
-                <w:bCs w:val="false"/>
-                <w:i w:val="false"/>
-                <w:iCs w:val="false"/>
-                <w:color w:val="24292F"/>
-                <w:sz w:val="17"/>
-                <w:szCs w:val="17"/>
-              </w:rPr>
-              <w:t xml:space="preserve">=</w:t>
-            </w:r>
-            <w:r>
-              <w:rPr>
-                <w:rFonts w:ascii="Consolas" w:cs="Consolas" w:eastAsia="맑은 고딕" w:hAnsi="Consolas"/>
-                <w:b w:val="false"/>
-                <w:bCs w:val="false"/>
-                <w:i w:val="false"/>
-                <w:iCs w:val="false"/>
-                <w:color w:val="A31515"/>
-                <w:sz w:val="17"/>
-                <w:szCs w:val="17"/>
-              </w:rPr>
-              <w:t xml:space="preserve">"id"</w:t>
-            </w:r>
-            <w:r>
-              <w:rPr>
-                <w:rFonts w:ascii="Consolas" w:cs="Consolas" w:eastAsia="맑은 고딕" w:hAnsi="Consolas"/>
-                <w:b w:val="false"/>
-                <w:bCs w:val="false"/>
-                <w:i w:val="false"/>
-                <w:iCs w:val="false"/>
-                <w:color w:val="24292F"/>
-                <w:sz w:val="17"/>
-                <w:szCs w:val="17"/>
-              </w:rPr>
-              <w:t xml:space="preserve">, </w:t>
-            </w:r>
-            <w:r>
-              <w:rPr>
-                <w:rFonts w:ascii="Consolas" w:cs="Consolas" w:eastAsia="맑은 고딕" w:hAnsi="Consolas"/>
-                <w:b w:val="false"/>
-                <w:bCs w:val="false"/>
-                <w:i w:val="false"/>
-                <w:iCs w:val="false"/>
-                <w:color w:val="24292F"/>
-                <w:sz w:val="17"/>
-                <w:szCs w:val="17"/>
-              </w:rPr>
-              <w:t xml:space="preserve">how</w:t>
-            </w:r>
-            <w:r>
-              <w:rPr>
-                <w:rFonts w:ascii="Consolas" w:cs="Consolas" w:eastAsia="맑은 고딕" w:hAnsi="Consolas"/>
-                <w:b w:val="false"/>
-                <w:bCs w:val="false"/>
-                <w:i w:val="false"/>
-                <w:iCs w:val="false"/>
-                <w:color w:val="24292F"/>
-                <w:sz w:val="17"/>
-                <w:szCs w:val="17"/>
-              </w:rPr>
-              <w:t xml:space="preserve">=</w:t>
-            </w:r>
-            <w:r>
-              <w:rPr>
-                <w:rFonts w:ascii="Consolas" w:cs="Consolas" w:eastAsia="맑은 고딕" w:hAnsi="Consolas"/>
-                <w:b w:val="false"/>
-                <w:bCs w:val="false"/>
-                <w:i w:val="false"/>
-                <w:iCs w:val="false"/>
-                <w:color w:val="A31515"/>
-                <w:sz w:val="17"/>
-                <w:szCs w:val="17"/>
-              </w:rPr>
-              <w:t xml:space="preserve">"left"</w:t>
-            </w:r>
-            <w:r>
-              <w:rPr>
-                <w:rFonts w:ascii="Consolas" w:cs="Consolas" w:eastAsia="맑은 고딕" w:hAnsi="Consolas"/>
-                <w:b w:val="false"/>
-                <w:bCs w:val="false"/>
-                <w:i w:val="false"/>
-                <w:iCs w:val="false"/>
-                <w:color w:val="24292F"/>
-                <w:sz w:val="17"/>
-                <w:szCs w:val="17"/>
-              </w:rPr>
-              <w:t xml:space="preserve">))</w:t>
-            </w:r>
-          </w:p>
-          <w:p>
-            <w:pPr>
-              <w:spacing w:after="0" w:line="252"/>
-            </w:pPr>
-            <w:r>
-              <w:rPr>
-                <w:rFonts w:ascii="Consolas" w:cs="Consolas" w:eastAsia="맑은 고딕" w:hAnsi="Consolas"/>
-                <w:color w:val="A0A0A0"/>
-                <w:sz w:val="17"/>
-                <w:szCs w:val="17"/>
-              </w:rPr>
-              <w:t xml:space="preserve">10  </w:t>
-            </w:r>
-            <w:r>
-              <w:rPr>
-                <w:rFonts w:ascii="Consolas" w:cs="Consolas" w:eastAsia="맑은 고딕" w:hAnsi="Consolas"/>
-                <w:b w:val="false"/>
-                <w:bCs w:val="false"/>
-                <w:i w:val="false"/>
-                <w:iCs w:val="false"/>
-                <w:color w:val="795E26"/>
-                <w:sz w:val="17"/>
-                <w:szCs w:val="17"/>
-              </w:rPr>
-              <w:t xml:space="preserve">print</w:t>
-            </w:r>
-            <w:r>
-              <w:rPr>
-                <w:rFonts w:ascii="Consolas" w:cs="Consolas" w:eastAsia="맑은 고딕" w:hAnsi="Consolas"/>
-                <w:b w:val="false"/>
-                <w:bCs w:val="false"/>
-                <w:i w:val="false"/>
-                <w:iCs w:val="false"/>
-                <w:color w:val="24292F"/>
-                <w:sz w:val="17"/>
-                <w:szCs w:val="17"/>
-              </w:rPr>
-              <w:t xml:space="preserve">(</w:t>
-            </w:r>
-            <w:r>
-              <w:rPr>
-                <w:rFonts w:ascii="Consolas" w:cs="Consolas" w:eastAsia="맑은 고딕" w:hAnsi="Consolas"/>
-                <w:b w:val="false"/>
-                <w:bCs w:val="false"/>
-                <w:i w:val="false"/>
-                <w:iCs w:val="false"/>
-                <w:color w:val="A31515"/>
-                <w:sz w:val="17"/>
-                <w:szCs w:val="17"/>
-              </w:rPr>
-              <w:t xml:space="preserve">"right (오른쪽 기준)"</w:t>
-            </w:r>
-            <w:r>
-              <w:rPr>
-                <w:rFonts w:ascii="Consolas" w:cs="Consolas" w:eastAsia="맑은 고딕" w:hAnsi="Consolas"/>
-                <w:b w:val="false"/>
-                <w:bCs w:val="false"/>
-                <w:i w:val="false"/>
-                <w:iCs w:val="false"/>
-                <w:color w:val="24292F"/>
-                <w:sz w:val="17"/>
-                <w:szCs w:val="17"/>
-              </w:rPr>
-              <w:t xml:space="preserve">)</w:t>
-            </w:r>
-          </w:p>
-          <w:p>
-            <w:pPr>
-              <w:spacing w:after="0" w:line="252"/>
-            </w:pPr>
-            <w:r>
-              <w:rPr>
-                <w:rFonts w:ascii="Consolas" w:cs="Consolas" w:eastAsia="맑은 고딕" w:hAnsi="Consolas"/>
-                <w:color w:val="A0A0A0"/>
-                <w:sz w:val="17"/>
-                <w:szCs w:val="17"/>
-              </w:rPr>
-              <w:t xml:space="preserve">11  </w:t>
-            </w:r>
-            <w:r>
-              <w:rPr>
-                <w:rFonts w:ascii="Consolas" w:cs="Consolas" w:eastAsia="맑은 고딕" w:hAnsi="Consolas"/>
-                <w:b w:val="false"/>
-                <w:bCs w:val="false"/>
-                <w:i w:val="false"/>
-                <w:iCs w:val="false"/>
-                <w:color w:val="795E26"/>
-                <w:sz w:val="17"/>
-                <w:szCs w:val="17"/>
-              </w:rPr>
-              <w:t xml:space="preserve">print</w:t>
-            </w:r>
-            <w:r>
-              <w:rPr>
-                <w:rFonts w:ascii="Consolas" w:cs="Consolas" w:eastAsia="맑은 고딕" w:hAnsi="Consolas"/>
-                <w:b w:val="false"/>
-                <w:bCs w:val="false"/>
-                <w:i w:val="false"/>
-                <w:iCs w:val="false"/>
-                <w:color w:val="24292F"/>
-                <w:sz w:val="17"/>
-                <w:szCs w:val="17"/>
-              </w:rPr>
-              <w:t xml:space="preserve">(</w:t>
-            </w:r>
-            <w:r>
-              <w:rPr>
-                <w:rFonts w:ascii="Consolas" w:cs="Consolas" w:eastAsia="맑은 고딕" w:hAnsi="Consolas"/>
-                <w:b w:val="false"/>
-                <w:bCs w:val="false"/>
-                <w:i w:val="false"/>
-                <w:iCs w:val="false"/>
-                <w:color w:val="24292F"/>
-                <w:sz w:val="17"/>
-                <w:szCs w:val="17"/>
-              </w:rPr>
-              <w:t xml:space="preserve">pd</w:t>
-            </w:r>
-            <w:r>
-              <w:rPr>
-                <w:rFonts w:ascii="Consolas" w:cs="Consolas" w:eastAsia="맑은 고딕" w:hAnsi="Consolas"/>
-                <w:b w:val="false"/>
-                <w:bCs w:val="false"/>
-                <w:i w:val="false"/>
-                <w:iCs w:val="false"/>
-                <w:color w:val="24292F"/>
-                <w:sz w:val="17"/>
-                <w:szCs w:val="17"/>
-              </w:rPr>
-              <w:t xml:space="preserve">.</w:t>
-            </w:r>
-            <w:r>
-              <w:rPr>
-                <w:rFonts w:ascii="Consolas" w:cs="Consolas" w:eastAsia="맑은 고딕" w:hAnsi="Consolas"/>
-                <w:b w:val="false"/>
-                <w:bCs w:val="false"/>
-                <w:i w:val="false"/>
-                <w:iCs w:val="false"/>
-                <w:color w:val="24292F"/>
-                <w:sz w:val="17"/>
-                <w:szCs w:val="17"/>
-              </w:rPr>
-              <w:t xml:space="preserve">merge</w:t>
-            </w:r>
-            <w:r>
-              <w:rPr>
-                <w:rFonts w:ascii="Consolas" w:cs="Consolas" w:eastAsia="맑은 고딕" w:hAnsi="Consolas"/>
-                <w:b w:val="false"/>
-                <w:bCs w:val="false"/>
-                <w:i w:val="false"/>
-                <w:iCs w:val="false"/>
-                <w:color w:val="24292F"/>
-                <w:sz w:val="17"/>
-                <w:szCs w:val="17"/>
-              </w:rPr>
-              <w:t xml:space="preserve">(</w:t>
-            </w:r>
-            <w:r>
-              <w:rPr>
-                <w:rFonts w:ascii="Consolas" w:cs="Consolas" w:eastAsia="맑은 고딕" w:hAnsi="Consolas"/>
-                <w:b w:val="false"/>
-                <w:bCs w:val="false"/>
-                <w:i w:val="false"/>
-                <w:iCs w:val="false"/>
-                <w:color w:val="24292F"/>
-                <w:sz w:val="17"/>
-                <w:szCs w:val="17"/>
-              </w:rPr>
-              <w:t xml:space="preserve">students</w:t>
-            </w:r>
-            <w:r>
-              <w:rPr>
-                <w:rFonts w:ascii="Consolas" w:cs="Consolas" w:eastAsia="맑은 고딕" w:hAnsi="Consolas"/>
-                <w:b w:val="false"/>
-                <w:bCs w:val="false"/>
-                <w:i w:val="false"/>
-                <w:iCs w:val="false"/>
-                <w:color w:val="24292F"/>
-                <w:sz w:val="17"/>
-                <w:szCs w:val="17"/>
-              </w:rPr>
-              <w:t xml:space="preserve">, </w:t>
-            </w:r>
-            <w:r>
-              <w:rPr>
-                <w:rFonts w:ascii="Consolas" w:cs="Consolas" w:eastAsia="맑은 고딕" w:hAnsi="Consolas"/>
-                <w:b w:val="false"/>
-                <w:bCs w:val="false"/>
-                <w:i w:val="false"/>
-                <w:iCs w:val="false"/>
-                <w:color w:val="24292F"/>
-                <w:sz w:val="17"/>
-                <w:szCs w:val="17"/>
-              </w:rPr>
-              <w:t xml:space="preserve">scores</w:t>
-            </w:r>
-            <w:r>
-              <w:rPr>
-                <w:rFonts w:ascii="Consolas" w:cs="Consolas" w:eastAsia="맑은 고딕" w:hAnsi="Consolas"/>
-                <w:b w:val="false"/>
-                <w:bCs w:val="false"/>
-                <w:i w:val="false"/>
-                <w:iCs w:val="false"/>
-                <w:color w:val="24292F"/>
-                <w:sz w:val="17"/>
-                <w:szCs w:val="17"/>
-              </w:rPr>
-              <w:t xml:space="preserve">, </w:t>
-            </w:r>
-            <w:r>
-              <w:rPr>
-                <w:rFonts w:ascii="Consolas" w:cs="Consolas" w:eastAsia="맑은 고딕" w:hAnsi="Consolas"/>
-                <w:b w:val="false"/>
-                <w:bCs w:val="false"/>
-                <w:i w:val="false"/>
-                <w:iCs w:val="false"/>
-                <w:color w:val="24292F"/>
-                <w:sz w:val="17"/>
-                <w:szCs w:val="17"/>
-              </w:rPr>
-              <w:t xml:space="preserve">on</w:t>
-            </w:r>
-            <w:r>
-              <w:rPr>
-                <w:rFonts w:ascii="Consolas" w:cs="Consolas" w:eastAsia="맑은 고딕" w:hAnsi="Consolas"/>
-                <w:b w:val="false"/>
-                <w:bCs w:val="false"/>
-                <w:i w:val="false"/>
-                <w:iCs w:val="false"/>
-                <w:color w:val="24292F"/>
-                <w:sz w:val="17"/>
-                <w:szCs w:val="17"/>
-              </w:rPr>
-              <w:t xml:space="preserve">=</w:t>
-            </w:r>
-            <w:r>
-              <w:rPr>
-                <w:rFonts w:ascii="Consolas" w:cs="Consolas" w:eastAsia="맑은 고딕" w:hAnsi="Consolas"/>
-                <w:b w:val="false"/>
-                <w:bCs w:val="false"/>
-                <w:i w:val="false"/>
-                <w:iCs w:val="false"/>
-                <w:color w:val="A31515"/>
-                <w:sz w:val="17"/>
-                <w:szCs w:val="17"/>
-              </w:rPr>
-              <w:t xml:space="preserve">"id"</w:t>
-            </w:r>
-            <w:r>
-              <w:rPr>
-                <w:rFonts w:ascii="Consolas" w:cs="Consolas" w:eastAsia="맑은 고딕" w:hAnsi="Consolas"/>
-                <w:b w:val="false"/>
-                <w:bCs w:val="false"/>
-                <w:i w:val="false"/>
-                <w:iCs w:val="false"/>
-                <w:color w:val="24292F"/>
-                <w:sz w:val="17"/>
-                <w:szCs w:val="17"/>
-              </w:rPr>
-              <w:t xml:space="preserve">, </w:t>
-            </w:r>
-            <w:r>
-              <w:rPr>
-                <w:rFonts w:ascii="Consolas" w:cs="Consolas" w:eastAsia="맑은 고딕" w:hAnsi="Consolas"/>
-                <w:b w:val="false"/>
-                <w:bCs w:val="false"/>
-                <w:i w:val="false"/>
-                <w:iCs w:val="false"/>
-                <w:color w:val="24292F"/>
-                <w:sz w:val="17"/>
-                <w:szCs w:val="17"/>
-              </w:rPr>
-              <w:t xml:space="preserve">how</w:t>
-            </w:r>
-            <w:r>
-              <w:rPr>
-                <w:rFonts w:ascii="Consolas" w:cs="Consolas" w:eastAsia="맑은 고딕" w:hAnsi="Consolas"/>
-                <w:b w:val="false"/>
-                <w:bCs w:val="false"/>
-                <w:i w:val="false"/>
-                <w:iCs w:val="false"/>
-                <w:color w:val="24292F"/>
-                <w:sz w:val="17"/>
-                <w:szCs w:val="17"/>
-              </w:rPr>
-              <w:t xml:space="preserve">=</w:t>
-            </w:r>
-            <w:r>
-              <w:rPr>
-                <w:rFonts w:ascii="Consolas" w:cs="Consolas" w:eastAsia="맑은 고딕" w:hAnsi="Consolas"/>
-                <w:b w:val="false"/>
-                <w:bCs w:val="false"/>
-                <w:i w:val="false"/>
-                <w:iCs w:val="false"/>
-                <w:color w:val="A31515"/>
-                <w:sz w:val="17"/>
-                <w:szCs w:val="17"/>
-              </w:rPr>
-              <w:t xml:space="preserve">"right"</w:t>
-            </w:r>
-            <w:r>
-              <w:rPr>
-                <w:rFonts w:ascii="Consolas" w:cs="Consolas" w:eastAsia="맑은 고딕" w:hAnsi="Consolas"/>
-                <w:b w:val="false"/>
-                <w:bCs w:val="false"/>
-                <w:i w:val="false"/>
-                <w:iCs w:val="false"/>
-                <w:color w:val="24292F"/>
-                <w:sz w:val="17"/>
-                <w:szCs w:val="17"/>
-              </w:rPr>
-              <w:t xml:space="preserve">))</w:t>
-            </w:r>
-          </w:p>
-          <w:p>
-            <w:pPr>
-              <w:spacing w:after="0" w:line="252"/>
-            </w:pPr>
-            <w:r>
-              <w:rPr>
-                <w:rFonts w:ascii="Consolas" w:cs="Consolas" w:eastAsia="맑은 고딕" w:hAnsi="Consolas"/>
-                <w:color w:val="A0A0A0"/>
-                <w:sz w:val="17"/>
-                <w:szCs w:val="17"/>
-              </w:rPr>
-              <w:t xml:space="preserve">12  </w:t>
-            </w:r>
-            <w:r>
-              <w:rPr>
-                <w:rFonts w:ascii="Consolas" w:cs="Consolas" w:eastAsia="맑은 고딕" w:hAnsi="Consolas"/>
-                <w:b w:val="false"/>
-                <w:bCs w:val="false"/>
-                <w:i w:val="false"/>
-                <w:iCs w:val="false"/>
-                <w:color w:val="795E26"/>
-                <w:sz w:val="17"/>
-                <w:szCs w:val="17"/>
-              </w:rPr>
-              <w:t xml:space="preserve">print</w:t>
-            </w:r>
-            <w:r>
-              <w:rPr>
-                <w:rFonts w:ascii="Consolas" w:cs="Consolas" w:eastAsia="맑은 고딕" w:hAnsi="Consolas"/>
-                <w:b w:val="false"/>
-                <w:bCs w:val="false"/>
-                <w:i w:val="false"/>
-                <w:iCs w:val="false"/>
-                <w:color w:val="24292F"/>
-                <w:sz w:val="17"/>
-                <w:szCs w:val="17"/>
-              </w:rPr>
-              <w:t xml:space="preserve">(</w:t>
-            </w:r>
-            <w:r>
-              <w:rPr>
-                <w:rFonts w:ascii="Consolas" w:cs="Consolas" w:eastAsia="맑은 고딕" w:hAnsi="Consolas"/>
-                <w:b w:val="false"/>
-                <w:bCs w:val="false"/>
-                <w:i w:val="false"/>
-                <w:iCs w:val="false"/>
-                <w:color w:val="A31515"/>
-                <w:sz w:val="17"/>
-                <w:szCs w:val="17"/>
-              </w:rPr>
-              <w:t xml:space="preserve">"outer (전부)"</w:t>
-            </w:r>
-            <w:r>
-              <w:rPr>
-                <w:rFonts w:ascii="Consolas" w:cs="Consolas" w:eastAsia="맑은 고딕" w:hAnsi="Consolas"/>
-                <w:b w:val="false"/>
-                <w:bCs w:val="false"/>
-                <w:i w:val="false"/>
-                <w:iCs w:val="false"/>
-                <w:color w:val="24292F"/>
-                <w:sz w:val="17"/>
-                <w:szCs w:val="17"/>
-              </w:rPr>
-              <w:t xml:space="preserve">)</w:t>
-            </w:r>
-          </w:p>
-          <w:p>
-            <w:pPr>
-              <w:spacing w:after="0" w:line="252"/>
-            </w:pPr>
-            <w:r>
-              <w:rPr>
-                <w:rFonts w:ascii="Consolas" w:cs="Consolas" w:eastAsia="맑은 고딕" w:hAnsi="Consolas"/>
-                <w:color w:val="A0A0A0"/>
-                <w:sz w:val="17"/>
-                <w:szCs w:val="17"/>
-              </w:rPr>
-              <w:t xml:space="preserve">13  </w:t>
-            </w:r>
-            <w:r>
-              <w:rPr>
-                <w:rFonts w:ascii="Consolas" w:cs="Consolas" w:eastAsia="맑은 고딕" w:hAnsi="Consolas"/>
-                <w:b w:val="false"/>
-                <w:bCs w:val="false"/>
-                <w:i w:val="false"/>
-                <w:iCs w:val="false"/>
-                <w:color w:val="795E26"/>
-                <w:sz w:val="17"/>
-                <w:szCs w:val="17"/>
-              </w:rPr>
-              <w:t xml:space="preserve">print</w:t>
-            </w:r>
-            <w:r>
-              <w:rPr>
-                <w:rFonts w:ascii="Consolas" w:cs="Consolas" w:eastAsia="맑은 고딕" w:hAnsi="Consolas"/>
-                <w:b w:val="false"/>
-                <w:bCs w:val="false"/>
-                <w:i w:val="false"/>
-                <w:iCs w:val="false"/>
-                <w:color w:val="24292F"/>
-                <w:sz w:val="17"/>
-                <w:szCs w:val="17"/>
-              </w:rPr>
-              <w:t xml:space="preserve">(</w:t>
-            </w:r>
-            <w:r>
-              <w:rPr>
-                <w:rFonts w:ascii="Consolas" w:cs="Consolas" w:eastAsia="맑은 고딕" w:hAnsi="Consolas"/>
-                <w:b w:val="false"/>
-                <w:bCs w:val="false"/>
-                <w:i w:val="false"/>
-                <w:iCs w:val="false"/>
-                <w:color w:val="24292F"/>
-                <w:sz w:val="17"/>
-                <w:szCs w:val="17"/>
-              </w:rPr>
-              <w:t xml:space="preserve">pd</w:t>
-            </w:r>
-            <w:r>
-              <w:rPr>
-                <w:rFonts w:ascii="Consolas" w:cs="Consolas" w:eastAsia="맑은 고딕" w:hAnsi="Consolas"/>
-                <w:b w:val="false"/>
-                <w:bCs w:val="false"/>
-                <w:i w:val="false"/>
-                <w:iCs w:val="false"/>
-                <w:color w:val="24292F"/>
-                <w:sz w:val="17"/>
-                <w:szCs w:val="17"/>
-              </w:rPr>
-              <w:t xml:space="preserve">.</w:t>
-            </w:r>
-            <w:r>
-              <w:rPr>
-                <w:rFonts w:ascii="Consolas" w:cs="Consolas" w:eastAsia="맑은 고딕" w:hAnsi="Consolas"/>
-                <w:b w:val="false"/>
-                <w:bCs w:val="false"/>
-                <w:i w:val="false"/>
-                <w:iCs w:val="false"/>
-                <w:color w:val="24292F"/>
-                <w:sz w:val="17"/>
-                <w:szCs w:val="17"/>
-              </w:rPr>
-              <w:t xml:space="preserve">merge</w:t>
-            </w:r>
-            <w:r>
-              <w:rPr>
-                <w:rFonts w:ascii="Consolas" w:cs="Consolas" w:eastAsia="맑은 고딕" w:hAnsi="Consolas"/>
-                <w:b w:val="false"/>
-                <w:bCs w:val="false"/>
-                <w:i w:val="false"/>
-                <w:iCs w:val="false"/>
-                <w:color w:val="24292F"/>
-                <w:sz w:val="17"/>
-                <w:szCs w:val="17"/>
-              </w:rPr>
-              <w:t xml:space="preserve">(</w:t>
-            </w:r>
-            <w:r>
-              <w:rPr>
-                <w:rFonts w:ascii="Consolas" w:cs="Consolas" w:eastAsia="맑은 고딕" w:hAnsi="Consolas"/>
-                <w:b w:val="false"/>
-                <w:bCs w:val="false"/>
-                <w:i w:val="false"/>
-                <w:iCs w:val="false"/>
-                <w:color w:val="24292F"/>
-                <w:sz w:val="17"/>
-                <w:szCs w:val="17"/>
-              </w:rPr>
-              <w:t xml:space="preserve">students</w:t>
-            </w:r>
-            <w:r>
-              <w:rPr>
-                <w:rFonts w:ascii="Consolas" w:cs="Consolas" w:eastAsia="맑은 고딕" w:hAnsi="Consolas"/>
-                <w:b w:val="false"/>
-                <w:bCs w:val="false"/>
-                <w:i w:val="false"/>
-                <w:iCs w:val="false"/>
-                <w:color w:val="24292F"/>
-                <w:sz w:val="17"/>
-                <w:szCs w:val="17"/>
-              </w:rPr>
-              <w:t xml:space="preserve">, </w:t>
-            </w:r>
-            <w:r>
-              <w:rPr>
-                <w:rFonts w:ascii="Consolas" w:cs="Consolas" w:eastAsia="맑은 고딕" w:hAnsi="Consolas"/>
-                <w:b w:val="false"/>
-                <w:bCs w:val="false"/>
-                <w:i w:val="false"/>
-                <w:iCs w:val="false"/>
-                <w:color w:val="24292F"/>
-                <w:sz w:val="17"/>
-                <w:szCs w:val="17"/>
-              </w:rPr>
-              <w:t xml:space="preserve">scores</w:t>
-            </w:r>
-            <w:r>
-              <w:rPr>
-                <w:rFonts w:ascii="Consolas" w:cs="Consolas" w:eastAsia="맑은 고딕" w:hAnsi="Consolas"/>
-                <w:b w:val="false"/>
-                <w:bCs w:val="false"/>
-                <w:i w:val="false"/>
-                <w:iCs w:val="false"/>
-                <w:color w:val="24292F"/>
-                <w:sz w:val="17"/>
-                <w:szCs w:val="17"/>
-              </w:rPr>
-              <w:t xml:space="preserve">, </w:t>
-            </w:r>
-            <w:r>
-              <w:rPr>
-                <w:rFonts w:ascii="Consolas" w:cs="Consolas" w:eastAsia="맑은 고딕" w:hAnsi="Consolas"/>
-                <w:b w:val="false"/>
-                <w:bCs w:val="false"/>
-                <w:i w:val="false"/>
-                <w:iCs w:val="false"/>
-                <w:color w:val="24292F"/>
-                <w:sz w:val="17"/>
-                <w:szCs w:val="17"/>
-              </w:rPr>
-              <w:t xml:space="preserve">on</w:t>
-            </w:r>
-            <w:r>
-              <w:rPr>
-                <w:rFonts w:ascii="Consolas" w:cs="Consolas" w:eastAsia="맑은 고딕" w:hAnsi="Consolas"/>
-                <w:b w:val="false"/>
-                <w:bCs w:val="false"/>
-                <w:i w:val="false"/>
-                <w:iCs w:val="false"/>
-                <w:color w:val="24292F"/>
-                <w:sz w:val="17"/>
-                <w:szCs w:val="17"/>
-              </w:rPr>
-              <w:t xml:space="preserve">=</w:t>
-            </w:r>
-            <w:r>
-              <w:rPr>
-                <w:rFonts w:ascii="Consolas" w:cs="Consolas" w:eastAsia="맑은 고딕" w:hAnsi="Consolas"/>
-                <w:b w:val="false"/>
-                <w:bCs w:val="false"/>
-                <w:i w:val="false"/>
-                <w:iCs w:val="false"/>
-                <w:color w:val="A31515"/>
-                <w:sz w:val="17"/>
-                <w:szCs w:val="17"/>
-              </w:rPr>
-              <w:t xml:space="preserve">"id"</w:t>
-            </w:r>
-            <w:r>
-              <w:rPr>
-                <w:rFonts w:ascii="Consolas" w:cs="Consolas" w:eastAsia="맑은 고딕" w:hAnsi="Consolas"/>
-                <w:b w:val="false"/>
-                <w:bCs w:val="false"/>
-                <w:i w:val="false"/>
-                <w:iCs w:val="false"/>
-                <w:color w:val="24292F"/>
-                <w:sz w:val="17"/>
-                <w:szCs w:val="17"/>
-              </w:rPr>
-              <w:t xml:space="preserve">, </w:t>
-            </w:r>
-            <w:r>
-              <w:rPr>
-                <w:rFonts w:ascii="Consolas" w:cs="Consolas" w:eastAsia="맑은 고딕" w:hAnsi="Consolas"/>
-                <w:b w:val="false"/>
-                <w:bCs w:val="false"/>
-                <w:i w:val="false"/>
-                <w:iCs w:val="false"/>
-                <w:color w:val="24292F"/>
-                <w:sz w:val="17"/>
-                <w:szCs w:val="17"/>
-              </w:rPr>
-              <w:t xml:space="preserve">how</w:t>
-            </w:r>
-            <w:r>
-              <w:rPr>
-                <w:rFonts w:ascii="Consolas" w:cs="Consolas" w:eastAsia="맑은 고딕" w:hAnsi="Consolas"/>
-                <w:b w:val="false"/>
-                <w:bCs w:val="false"/>
-                <w:i w:val="false"/>
-                <w:iCs w:val="false"/>
-                <w:color w:val="24292F"/>
-                <w:sz w:val="17"/>
-                <w:szCs w:val="17"/>
-              </w:rPr>
-              <w:t xml:space="preserve">=</w:t>
-            </w:r>
-            <w:r>
-              <w:rPr>
-                <w:rFonts w:ascii="Consolas" w:cs="Consolas" w:eastAsia="맑은 고딕" w:hAnsi="Consolas"/>
-                <w:b w:val="false"/>
-                <w:bCs w:val="false"/>
-                <w:i w:val="false"/>
-                <w:iCs w:val="false"/>
-                <w:color w:val="A31515"/>
-                <w:sz w:val="17"/>
-                <w:szCs w:val="17"/>
-              </w:rPr>
-              <w:t xml:space="preserve">"outer"</w:t>
-            </w:r>
-            <w:r>
-              <w:rPr>
-                <w:rFonts w:ascii="Consolas" w:cs="Consolas" w:eastAsia="맑은 고딕" w:hAnsi="Consolas"/>
-                <w:b w:val="false"/>
-                <w:bCs w:val="false"/>
-                <w:i w:val="false"/>
-                <w:iCs w:val="false"/>
-                <w:color w:val="24292F"/>
-                <w:sz w:val="17"/>
-                <w:szCs w:val="17"/>
-              </w:rPr>
-              <w:t xml:space="preserve">))</w:t>
-            </w:r>
-          </w:p>
-          <w:p>
-            <w:pPr>
-              <w:spacing w:after="0" w:line="252"/>
-            </w:pPr>
-            <w:r>
-              <w:rPr>
-                <w:rFonts w:ascii="Consolas" w:cs="Consolas" w:eastAsia="맑은 고딕" w:hAnsi="Consolas"/>
-                <w:color w:val="A0A0A0"/>
-                <w:sz w:val="17"/>
-                <w:szCs w:val="17"/>
-              </w:rPr>
-              <w:t xml:space="preserve">14  </w:t>
-            </w:r>
-            <w:r>
-              <w:rPr>
-                <w:rFonts w:ascii="Consolas" w:cs="Consolas" w:eastAsia="맑은 고딕" w:hAnsi="Consolas"/>
-                <w:sz w:val="17"/>
-                <w:szCs w:val="17"/>
-              </w:rPr>
-              <w:t xml:space="preserve"> </w:t>
-            </w:r>
-          </w:p>
-          <w:p>
-            <w:pPr>
-              <w:spacing w:after="0" w:line="252"/>
-            </w:pPr>
-            <w:r>
-              <w:rPr>
-                <w:rFonts w:ascii="Consolas" w:cs="Consolas" w:eastAsia="맑은 고딕" w:hAnsi="Consolas"/>
-                <w:color w:val="A0A0A0"/>
-                <w:sz w:val="17"/>
-                <w:szCs w:val="17"/>
-              </w:rPr>
-              <w:t xml:space="preserve">15  </w:t>
-            </w:r>
-            <w:r>
-              <w:rPr>
-                <w:rFonts w:ascii="Consolas" w:cs="Consolas" w:eastAsia="맑은 고딕" w:hAnsi="Consolas"/>
-                <w:b w:val="false"/>
-                <w:bCs w:val="false"/>
                 <w:i/>
                 <w:iCs/>
                 <w:color w:val="6A9955"/>
                 <w:sz w:val="17"/>
                 <w:szCs w:val="17"/>
               </w:rPr>
+              <w:t xml:space="preserve"># ex02 와 같은 두 표 (id 4 는 왼쪽에만, id 5 는 오른쪽에만)</w:t>
+            </w:r>
+          </w:p>
+          <w:p>
+            <w:pPr>
+              <w:spacing w:after="0" w:line="252"/>
+            </w:pPr>
+            <w:r>
+              <w:rPr>
+                <w:rFonts w:ascii="Consolas" w:cs="Consolas" w:eastAsia="맑은 고딕" w:hAnsi="Consolas"/>
+                <w:color w:val="A0A0A0"/>
+                <w:sz w:val="17"/>
+                <w:szCs w:val="17"/>
+              </w:rPr>
+              <w:t xml:space="preserve"> 4  </w:t>
+            </w:r>
+            <w:r>
+              <w:rPr>
+                <w:rFonts w:ascii="Consolas" w:cs="Consolas" w:eastAsia="맑은 고딕" w:hAnsi="Consolas"/>
+                <w:b w:val="false"/>
+                <w:bCs w:val="false"/>
+                <w:i w:val="false"/>
+                <w:iCs w:val="false"/>
+                <w:color w:val="24292F"/>
+                <w:sz w:val="17"/>
+                <w:szCs w:val="17"/>
+              </w:rPr>
+              <w:t xml:space="preserve">students</w:t>
+            </w:r>
+            <w:r>
+              <w:rPr>
+                <w:rFonts w:ascii="Consolas" w:cs="Consolas" w:eastAsia="맑은 고딕" w:hAnsi="Consolas"/>
+                <w:b w:val="false"/>
+                <w:bCs w:val="false"/>
+                <w:i w:val="false"/>
+                <w:iCs w:val="false"/>
+                <w:color w:val="24292F"/>
+                <w:sz w:val="17"/>
+                <w:szCs w:val="17"/>
+              </w:rPr>
+              <w:t xml:space="preserve"> = </w:t>
+            </w:r>
+            <w:r>
+              <w:rPr>
+                <w:rFonts w:ascii="Consolas" w:cs="Consolas" w:eastAsia="맑은 고딕" w:hAnsi="Consolas"/>
+                <w:b w:val="false"/>
+                <w:bCs w:val="false"/>
+                <w:i w:val="false"/>
+                <w:iCs w:val="false"/>
+                <w:color w:val="24292F"/>
+                <w:sz w:val="17"/>
+                <w:szCs w:val="17"/>
+              </w:rPr>
+              <w:t xml:space="preserve">pd</w:t>
+            </w:r>
+            <w:r>
+              <w:rPr>
+                <w:rFonts w:ascii="Consolas" w:cs="Consolas" w:eastAsia="맑은 고딕" w:hAnsi="Consolas"/>
+                <w:b w:val="false"/>
+                <w:bCs w:val="false"/>
+                <w:i w:val="false"/>
+                <w:iCs w:val="false"/>
+                <w:color w:val="24292F"/>
+                <w:sz w:val="17"/>
+                <w:szCs w:val="17"/>
+              </w:rPr>
+              <w:t xml:space="preserve">.</w:t>
+            </w:r>
+            <w:r>
+              <w:rPr>
+                <w:rFonts w:ascii="Consolas" w:cs="Consolas" w:eastAsia="맑은 고딕" w:hAnsi="Consolas"/>
+                <w:b w:val="false"/>
+                <w:bCs w:val="false"/>
+                <w:i w:val="false"/>
+                <w:iCs w:val="false"/>
+                <w:color w:val="24292F"/>
+                <w:sz w:val="17"/>
+                <w:szCs w:val="17"/>
+              </w:rPr>
+              <w:t xml:space="preserve">DataFrame</w:t>
+            </w:r>
+            <w:r>
+              <w:rPr>
+                <w:rFonts w:ascii="Consolas" w:cs="Consolas" w:eastAsia="맑은 고딕" w:hAnsi="Consolas"/>
+                <w:b w:val="false"/>
+                <w:bCs w:val="false"/>
+                <w:i w:val="false"/>
+                <w:iCs w:val="false"/>
+                <w:color w:val="24292F"/>
+                <w:sz w:val="17"/>
+                <w:szCs w:val="17"/>
+              </w:rPr>
+              <w:t xml:space="preserve">({</w:t>
+            </w:r>
+            <w:r>
+              <w:rPr>
+                <w:rFonts w:ascii="Consolas" w:cs="Consolas" w:eastAsia="맑은 고딕" w:hAnsi="Consolas"/>
+                <w:b w:val="false"/>
+                <w:bCs w:val="false"/>
+                <w:i w:val="false"/>
+                <w:iCs w:val="false"/>
+                <w:color w:val="A31515"/>
+                <w:sz w:val="17"/>
+                <w:szCs w:val="17"/>
+              </w:rPr>
+              <w:t xml:space="preserve">"id"</w:t>
+            </w:r>
+            <w:r>
+              <w:rPr>
+                <w:rFonts w:ascii="Consolas" w:cs="Consolas" w:eastAsia="맑은 고딕" w:hAnsi="Consolas"/>
+                <w:b w:val="false"/>
+                <w:bCs w:val="false"/>
+                <w:i w:val="false"/>
+                <w:iCs w:val="false"/>
+                <w:color w:val="24292F"/>
+                <w:sz w:val="17"/>
+                <w:szCs w:val="17"/>
+              </w:rPr>
+              <w:t xml:space="preserve">: [</w:t>
+            </w:r>
+            <w:r>
+              <w:rPr>
+                <w:rFonts w:ascii="Consolas" w:cs="Consolas" w:eastAsia="맑은 고딕" w:hAnsi="Consolas"/>
+                <w:b w:val="false"/>
+                <w:bCs w:val="false"/>
+                <w:i w:val="false"/>
+                <w:iCs w:val="false"/>
+                <w:color w:val="098658"/>
+                <w:sz w:val="17"/>
+                <w:szCs w:val="17"/>
+              </w:rPr>
+              <w:t xml:space="preserve">1</w:t>
+            </w:r>
+            <w:r>
+              <w:rPr>
+                <w:rFonts w:ascii="Consolas" w:cs="Consolas" w:eastAsia="맑은 고딕" w:hAnsi="Consolas"/>
+                <w:b w:val="false"/>
+                <w:bCs w:val="false"/>
+                <w:i w:val="false"/>
+                <w:iCs w:val="false"/>
+                <w:color w:val="24292F"/>
+                <w:sz w:val="17"/>
+                <w:szCs w:val="17"/>
+              </w:rPr>
+              <w:t xml:space="preserve">, </w:t>
+            </w:r>
+            <w:r>
+              <w:rPr>
+                <w:rFonts w:ascii="Consolas" w:cs="Consolas" w:eastAsia="맑은 고딕" w:hAnsi="Consolas"/>
+                <w:b w:val="false"/>
+                <w:bCs w:val="false"/>
+                <w:i w:val="false"/>
+                <w:iCs w:val="false"/>
+                <w:color w:val="098658"/>
+                <w:sz w:val="17"/>
+                <w:szCs w:val="17"/>
+              </w:rPr>
+              <w:t xml:space="preserve">2</w:t>
+            </w:r>
+            <w:r>
+              <w:rPr>
+                <w:rFonts w:ascii="Consolas" w:cs="Consolas" w:eastAsia="맑은 고딕" w:hAnsi="Consolas"/>
+                <w:b w:val="false"/>
+                <w:bCs w:val="false"/>
+                <w:i w:val="false"/>
+                <w:iCs w:val="false"/>
+                <w:color w:val="24292F"/>
+                <w:sz w:val="17"/>
+                <w:szCs w:val="17"/>
+              </w:rPr>
+              <w:t xml:space="preserve">, </w:t>
+            </w:r>
+            <w:r>
+              <w:rPr>
+                <w:rFonts w:ascii="Consolas" w:cs="Consolas" w:eastAsia="맑은 고딕" w:hAnsi="Consolas"/>
+                <w:b w:val="false"/>
+                <w:bCs w:val="false"/>
+                <w:i w:val="false"/>
+                <w:iCs w:val="false"/>
+                <w:color w:val="098658"/>
+                <w:sz w:val="17"/>
+                <w:szCs w:val="17"/>
+              </w:rPr>
+              <w:t xml:space="preserve">3</w:t>
+            </w:r>
+            <w:r>
+              <w:rPr>
+                <w:rFonts w:ascii="Consolas" w:cs="Consolas" w:eastAsia="맑은 고딕" w:hAnsi="Consolas"/>
+                <w:b w:val="false"/>
+                <w:bCs w:val="false"/>
+                <w:i w:val="false"/>
+                <w:iCs w:val="false"/>
+                <w:color w:val="24292F"/>
+                <w:sz w:val="17"/>
+                <w:szCs w:val="17"/>
+              </w:rPr>
+              <w:t xml:space="preserve">, </w:t>
+            </w:r>
+            <w:r>
+              <w:rPr>
+                <w:rFonts w:ascii="Consolas" w:cs="Consolas" w:eastAsia="맑은 고딕" w:hAnsi="Consolas"/>
+                <w:b w:val="false"/>
+                <w:bCs w:val="false"/>
+                <w:i w:val="false"/>
+                <w:iCs w:val="false"/>
+                <w:color w:val="098658"/>
+                <w:sz w:val="17"/>
+                <w:szCs w:val="17"/>
+              </w:rPr>
+              <w:t xml:space="preserve">4</w:t>
+            </w:r>
+            <w:r>
+              <w:rPr>
+                <w:rFonts w:ascii="Consolas" w:cs="Consolas" w:eastAsia="맑은 고딕" w:hAnsi="Consolas"/>
+                <w:b w:val="false"/>
+                <w:bCs w:val="false"/>
+                <w:i w:val="false"/>
+                <w:iCs w:val="false"/>
+                <w:color w:val="24292F"/>
+                <w:sz w:val="17"/>
+                <w:szCs w:val="17"/>
+              </w:rPr>
+              <w:t xml:space="preserve">], </w:t>
+            </w:r>
+            <w:r>
+              <w:rPr>
+                <w:rFonts w:ascii="Consolas" w:cs="Consolas" w:eastAsia="맑은 고딕" w:hAnsi="Consolas"/>
+                <w:b w:val="false"/>
+                <w:bCs w:val="false"/>
+                <w:i w:val="false"/>
+                <w:iCs w:val="false"/>
+                <w:color w:val="A31515"/>
+                <w:sz w:val="17"/>
+                <w:szCs w:val="17"/>
+              </w:rPr>
+              <w:t xml:space="preserve">"name"</w:t>
+            </w:r>
+            <w:r>
+              <w:rPr>
+                <w:rFonts w:ascii="Consolas" w:cs="Consolas" w:eastAsia="맑은 고딕" w:hAnsi="Consolas"/>
+                <w:b w:val="false"/>
+                <w:bCs w:val="false"/>
+                <w:i w:val="false"/>
+                <w:iCs w:val="false"/>
+                <w:color w:val="24292F"/>
+                <w:sz w:val="17"/>
+                <w:szCs w:val="17"/>
+              </w:rPr>
+              <w:t xml:space="preserve">: [</w:t>
+            </w:r>
+            <w:r>
+              <w:rPr>
+                <w:rFonts w:ascii="Consolas" w:cs="Consolas" w:eastAsia="맑은 고딕" w:hAnsi="Consolas"/>
+                <w:b w:val="false"/>
+                <w:bCs w:val="false"/>
+                <w:i w:val="false"/>
+                <w:iCs w:val="false"/>
+                <w:color w:val="A31515"/>
+                <w:sz w:val="17"/>
+                <w:szCs w:val="17"/>
+              </w:rPr>
+              <w:t xml:space="preserve">"Kim"</w:t>
+            </w:r>
+            <w:r>
+              <w:rPr>
+                <w:rFonts w:ascii="Consolas" w:cs="Consolas" w:eastAsia="맑은 고딕" w:hAnsi="Consolas"/>
+                <w:b w:val="false"/>
+                <w:bCs w:val="false"/>
+                <w:i w:val="false"/>
+                <w:iCs w:val="false"/>
+                <w:color w:val="24292F"/>
+                <w:sz w:val="17"/>
+                <w:szCs w:val="17"/>
+              </w:rPr>
+              <w:t xml:space="preserve">, </w:t>
+            </w:r>
+            <w:r>
+              <w:rPr>
+                <w:rFonts w:ascii="Consolas" w:cs="Consolas" w:eastAsia="맑은 고딕" w:hAnsi="Consolas"/>
+                <w:b w:val="false"/>
+                <w:bCs w:val="false"/>
+                <w:i w:val="false"/>
+                <w:iCs w:val="false"/>
+                <w:color w:val="A31515"/>
+                <w:sz w:val="17"/>
+                <w:szCs w:val="17"/>
+              </w:rPr>
+              <w:t xml:space="preserve">"Lee"</w:t>
+            </w:r>
+            <w:r>
+              <w:rPr>
+                <w:rFonts w:ascii="Consolas" w:cs="Consolas" w:eastAsia="맑은 고딕" w:hAnsi="Consolas"/>
+                <w:b w:val="false"/>
+                <w:bCs w:val="false"/>
+                <w:i w:val="false"/>
+                <w:iCs w:val="false"/>
+                <w:color w:val="24292F"/>
+                <w:sz w:val="17"/>
+                <w:szCs w:val="17"/>
+              </w:rPr>
+              <w:t xml:space="preserve">, </w:t>
+            </w:r>
+            <w:r>
+              <w:rPr>
+                <w:rFonts w:ascii="Consolas" w:cs="Consolas" w:eastAsia="맑은 고딕" w:hAnsi="Consolas"/>
+                <w:b w:val="false"/>
+                <w:bCs w:val="false"/>
+                <w:i w:val="false"/>
+                <w:iCs w:val="false"/>
+                <w:color w:val="A31515"/>
+                <w:sz w:val="17"/>
+                <w:szCs w:val="17"/>
+              </w:rPr>
+              <w:t xml:space="preserve">"Park"</w:t>
+            </w:r>
+            <w:r>
+              <w:rPr>
+                <w:rFonts w:ascii="Consolas" w:cs="Consolas" w:eastAsia="맑은 고딕" w:hAnsi="Consolas"/>
+                <w:b w:val="false"/>
+                <w:bCs w:val="false"/>
+                <w:i w:val="false"/>
+                <w:iCs w:val="false"/>
+                <w:color w:val="24292F"/>
+                <w:sz w:val="17"/>
+                <w:szCs w:val="17"/>
+              </w:rPr>
+              <w:t xml:space="preserve">, </w:t>
+            </w:r>
+            <w:r>
+              <w:rPr>
+                <w:rFonts w:ascii="Consolas" w:cs="Consolas" w:eastAsia="맑은 고딕" w:hAnsi="Consolas"/>
+                <w:b w:val="false"/>
+                <w:bCs w:val="false"/>
+                <w:i w:val="false"/>
+                <w:iCs w:val="false"/>
+                <w:color w:val="A31515"/>
+                <w:sz w:val="17"/>
+                <w:szCs w:val="17"/>
+              </w:rPr>
+              <w:t xml:space="preserve">"Choi"</w:t>
+            </w:r>
+            <w:r>
+              <w:rPr>
+                <w:rFonts w:ascii="Consolas" w:cs="Consolas" w:eastAsia="맑은 고딕" w:hAnsi="Consolas"/>
+                <w:b w:val="false"/>
+                <w:bCs w:val="false"/>
+                <w:i w:val="false"/>
+                <w:iCs w:val="false"/>
+                <w:color w:val="24292F"/>
+                <w:sz w:val="17"/>
+                <w:szCs w:val="17"/>
+              </w:rPr>
+              <w:t xml:space="preserve">]})</w:t>
+            </w:r>
+          </w:p>
+          <w:p>
+            <w:pPr>
+              <w:spacing w:after="0" w:line="252"/>
+            </w:pPr>
+            <w:r>
+              <w:rPr>
+                <w:rFonts w:ascii="Consolas" w:cs="Consolas" w:eastAsia="맑은 고딕" w:hAnsi="Consolas"/>
+                <w:color w:val="A0A0A0"/>
+                <w:sz w:val="17"/>
+                <w:szCs w:val="17"/>
+              </w:rPr>
+              <w:t xml:space="preserve"> 5  </w:t>
+            </w:r>
+            <w:r>
+              <w:rPr>
+                <w:rFonts w:ascii="Consolas" w:cs="Consolas" w:eastAsia="맑은 고딕" w:hAnsi="Consolas"/>
+                <w:b w:val="false"/>
+                <w:bCs w:val="false"/>
+                <w:i w:val="false"/>
+                <w:iCs w:val="false"/>
+                <w:color w:val="24292F"/>
+                <w:sz w:val="17"/>
+                <w:szCs w:val="17"/>
+              </w:rPr>
+              <w:t xml:space="preserve">scores</w:t>
+            </w:r>
+            <w:r>
+              <w:rPr>
+                <w:rFonts w:ascii="Consolas" w:cs="Consolas" w:eastAsia="맑은 고딕" w:hAnsi="Consolas"/>
+                <w:b w:val="false"/>
+                <w:bCs w:val="false"/>
+                <w:i w:val="false"/>
+                <w:iCs w:val="false"/>
+                <w:color w:val="24292F"/>
+                <w:sz w:val="17"/>
+                <w:szCs w:val="17"/>
+              </w:rPr>
+              <w:t xml:space="preserve"> = </w:t>
+            </w:r>
+            <w:r>
+              <w:rPr>
+                <w:rFonts w:ascii="Consolas" w:cs="Consolas" w:eastAsia="맑은 고딕" w:hAnsi="Consolas"/>
+                <w:b w:val="false"/>
+                <w:bCs w:val="false"/>
+                <w:i w:val="false"/>
+                <w:iCs w:val="false"/>
+                <w:color w:val="24292F"/>
+                <w:sz w:val="17"/>
+                <w:szCs w:val="17"/>
+              </w:rPr>
+              <w:t xml:space="preserve">pd</w:t>
+            </w:r>
+            <w:r>
+              <w:rPr>
+                <w:rFonts w:ascii="Consolas" w:cs="Consolas" w:eastAsia="맑은 고딕" w:hAnsi="Consolas"/>
+                <w:b w:val="false"/>
+                <w:bCs w:val="false"/>
+                <w:i w:val="false"/>
+                <w:iCs w:val="false"/>
+                <w:color w:val="24292F"/>
+                <w:sz w:val="17"/>
+                <w:szCs w:val="17"/>
+              </w:rPr>
+              <w:t xml:space="preserve">.</w:t>
+            </w:r>
+            <w:r>
+              <w:rPr>
+                <w:rFonts w:ascii="Consolas" w:cs="Consolas" w:eastAsia="맑은 고딕" w:hAnsi="Consolas"/>
+                <w:b w:val="false"/>
+                <w:bCs w:val="false"/>
+                <w:i w:val="false"/>
+                <w:iCs w:val="false"/>
+                <w:color w:val="24292F"/>
+                <w:sz w:val="17"/>
+                <w:szCs w:val="17"/>
+              </w:rPr>
+              <w:t xml:space="preserve">DataFrame</w:t>
+            </w:r>
+            <w:r>
+              <w:rPr>
+                <w:rFonts w:ascii="Consolas" w:cs="Consolas" w:eastAsia="맑은 고딕" w:hAnsi="Consolas"/>
+                <w:b w:val="false"/>
+                <w:bCs w:val="false"/>
+                <w:i w:val="false"/>
+                <w:iCs w:val="false"/>
+                <w:color w:val="24292F"/>
+                <w:sz w:val="17"/>
+                <w:szCs w:val="17"/>
+              </w:rPr>
+              <w:t xml:space="preserve">({</w:t>
+            </w:r>
+            <w:r>
+              <w:rPr>
+                <w:rFonts w:ascii="Consolas" w:cs="Consolas" w:eastAsia="맑은 고딕" w:hAnsi="Consolas"/>
+                <w:b w:val="false"/>
+                <w:bCs w:val="false"/>
+                <w:i w:val="false"/>
+                <w:iCs w:val="false"/>
+                <w:color w:val="A31515"/>
+                <w:sz w:val="17"/>
+                <w:szCs w:val="17"/>
+              </w:rPr>
+              <w:t xml:space="preserve">"id"</w:t>
+            </w:r>
+            <w:r>
+              <w:rPr>
+                <w:rFonts w:ascii="Consolas" w:cs="Consolas" w:eastAsia="맑은 고딕" w:hAnsi="Consolas"/>
+                <w:b w:val="false"/>
+                <w:bCs w:val="false"/>
+                <w:i w:val="false"/>
+                <w:iCs w:val="false"/>
+                <w:color w:val="24292F"/>
+                <w:sz w:val="17"/>
+                <w:szCs w:val="17"/>
+              </w:rPr>
+              <w:t xml:space="preserve">: [</w:t>
+            </w:r>
+            <w:r>
+              <w:rPr>
+                <w:rFonts w:ascii="Consolas" w:cs="Consolas" w:eastAsia="맑은 고딕" w:hAnsi="Consolas"/>
+                <w:b w:val="false"/>
+                <w:bCs w:val="false"/>
+                <w:i w:val="false"/>
+                <w:iCs w:val="false"/>
+                <w:color w:val="098658"/>
+                <w:sz w:val="17"/>
+                <w:szCs w:val="17"/>
+              </w:rPr>
+              <w:t xml:space="preserve">1</w:t>
+            </w:r>
+            <w:r>
+              <w:rPr>
+                <w:rFonts w:ascii="Consolas" w:cs="Consolas" w:eastAsia="맑은 고딕" w:hAnsi="Consolas"/>
+                <w:b w:val="false"/>
+                <w:bCs w:val="false"/>
+                <w:i w:val="false"/>
+                <w:iCs w:val="false"/>
+                <w:color w:val="24292F"/>
+                <w:sz w:val="17"/>
+                <w:szCs w:val="17"/>
+              </w:rPr>
+              <w:t xml:space="preserve">, </w:t>
+            </w:r>
+            <w:r>
+              <w:rPr>
+                <w:rFonts w:ascii="Consolas" w:cs="Consolas" w:eastAsia="맑은 고딕" w:hAnsi="Consolas"/>
+                <w:b w:val="false"/>
+                <w:bCs w:val="false"/>
+                <w:i w:val="false"/>
+                <w:iCs w:val="false"/>
+                <w:color w:val="098658"/>
+                <w:sz w:val="17"/>
+                <w:szCs w:val="17"/>
+              </w:rPr>
+              <w:t xml:space="preserve">2</w:t>
+            </w:r>
+            <w:r>
+              <w:rPr>
+                <w:rFonts w:ascii="Consolas" w:cs="Consolas" w:eastAsia="맑은 고딕" w:hAnsi="Consolas"/>
+                <w:b w:val="false"/>
+                <w:bCs w:val="false"/>
+                <w:i w:val="false"/>
+                <w:iCs w:val="false"/>
+                <w:color w:val="24292F"/>
+                <w:sz w:val="17"/>
+                <w:szCs w:val="17"/>
+              </w:rPr>
+              <w:t xml:space="preserve">, </w:t>
+            </w:r>
+            <w:r>
+              <w:rPr>
+                <w:rFonts w:ascii="Consolas" w:cs="Consolas" w:eastAsia="맑은 고딕" w:hAnsi="Consolas"/>
+                <w:b w:val="false"/>
+                <w:bCs w:val="false"/>
+                <w:i w:val="false"/>
+                <w:iCs w:val="false"/>
+                <w:color w:val="098658"/>
+                <w:sz w:val="17"/>
+                <w:szCs w:val="17"/>
+              </w:rPr>
+              <w:t xml:space="preserve">3</w:t>
+            </w:r>
+            <w:r>
+              <w:rPr>
+                <w:rFonts w:ascii="Consolas" w:cs="Consolas" w:eastAsia="맑은 고딕" w:hAnsi="Consolas"/>
+                <w:b w:val="false"/>
+                <w:bCs w:val="false"/>
+                <w:i w:val="false"/>
+                <w:iCs w:val="false"/>
+                <w:color w:val="24292F"/>
+                <w:sz w:val="17"/>
+                <w:szCs w:val="17"/>
+              </w:rPr>
+              <w:t xml:space="preserve">, </w:t>
+            </w:r>
+            <w:r>
+              <w:rPr>
+                <w:rFonts w:ascii="Consolas" w:cs="Consolas" w:eastAsia="맑은 고딕" w:hAnsi="Consolas"/>
+                <w:b w:val="false"/>
+                <w:bCs w:val="false"/>
+                <w:i w:val="false"/>
+                <w:iCs w:val="false"/>
+                <w:color w:val="098658"/>
+                <w:sz w:val="17"/>
+                <w:szCs w:val="17"/>
+              </w:rPr>
+              <w:t xml:space="preserve">5</w:t>
+            </w:r>
+            <w:r>
+              <w:rPr>
+                <w:rFonts w:ascii="Consolas" w:cs="Consolas" w:eastAsia="맑은 고딕" w:hAnsi="Consolas"/>
+                <w:b w:val="false"/>
+                <w:bCs w:val="false"/>
+                <w:i w:val="false"/>
+                <w:iCs w:val="false"/>
+                <w:color w:val="24292F"/>
+                <w:sz w:val="17"/>
+                <w:szCs w:val="17"/>
+              </w:rPr>
+              <w:t xml:space="preserve">], </w:t>
+            </w:r>
+            <w:r>
+              <w:rPr>
+                <w:rFonts w:ascii="Consolas" w:cs="Consolas" w:eastAsia="맑은 고딕" w:hAnsi="Consolas"/>
+                <w:b w:val="false"/>
+                <w:bCs w:val="false"/>
+                <w:i w:val="false"/>
+                <w:iCs w:val="false"/>
+                <w:color w:val="A31515"/>
+                <w:sz w:val="17"/>
+                <w:szCs w:val="17"/>
+              </w:rPr>
+              <w:t xml:space="preserve">"score"</w:t>
+            </w:r>
+            <w:r>
+              <w:rPr>
+                <w:rFonts w:ascii="Consolas" w:cs="Consolas" w:eastAsia="맑은 고딕" w:hAnsi="Consolas"/>
+                <w:b w:val="false"/>
+                <w:bCs w:val="false"/>
+                <w:i w:val="false"/>
+                <w:iCs w:val="false"/>
+                <w:color w:val="24292F"/>
+                <w:sz w:val="17"/>
+                <w:szCs w:val="17"/>
+              </w:rPr>
+              <w:t xml:space="preserve">: [</w:t>
+            </w:r>
+            <w:r>
+              <w:rPr>
+                <w:rFonts w:ascii="Consolas" w:cs="Consolas" w:eastAsia="맑은 고딕" w:hAnsi="Consolas"/>
+                <w:b w:val="false"/>
+                <w:bCs w:val="false"/>
+                <w:i w:val="false"/>
+                <w:iCs w:val="false"/>
+                <w:color w:val="098658"/>
+                <w:sz w:val="17"/>
+                <w:szCs w:val="17"/>
+              </w:rPr>
+              <w:t xml:space="preserve">90</w:t>
+            </w:r>
+            <w:r>
+              <w:rPr>
+                <w:rFonts w:ascii="Consolas" w:cs="Consolas" w:eastAsia="맑은 고딕" w:hAnsi="Consolas"/>
+                <w:b w:val="false"/>
+                <w:bCs w:val="false"/>
+                <w:i w:val="false"/>
+                <w:iCs w:val="false"/>
+                <w:color w:val="24292F"/>
+                <w:sz w:val="17"/>
+                <w:szCs w:val="17"/>
+              </w:rPr>
+              <w:t xml:space="preserve">, </w:t>
+            </w:r>
+            <w:r>
+              <w:rPr>
+                <w:rFonts w:ascii="Consolas" w:cs="Consolas" w:eastAsia="맑은 고딕" w:hAnsi="Consolas"/>
+                <w:b w:val="false"/>
+                <w:bCs w:val="false"/>
+                <w:i w:val="false"/>
+                <w:iCs w:val="false"/>
+                <w:color w:val="098658"/>
+                <w:sz w:val="17"/>
+                <w:szCs w:val="17"/>
+              </w:rPr>
+              <w:t xml:space="preserve">85</w:t>
+            </w:r>
+            <w:r>
+              <w:rPr>
+                <w:rFonts w:ascii="Consolas" w:cs="Consolas" w:eastAsia="맑은 고딕" w:hAnsi="Consolas"/>
+                <w:b w:val="false"/>
+                <w:bCs w:val="false"/>
+                <w:i w:val="false"/>
+                <w:iCs w:val="false"/>
+                <w:color w:val="24292F"/>
+                <w:sz w:val="17"/>
+                <w:szCs w:val="17"/>
+              </w:rPr>
+              <w:t xml:space="preserve">, </w:t>
+            </w:r>
+            <w:r>
+              <w:rPr>
+                <w:rFonts w:ascii="Consolas" w:cs="Consolas" w:eastAsia="맑은 고딕" w:hAnsi="Consolas"/>
+                <w:b w:val="false"/>
+                <w:bCs w:val="false"/>
+                <w:i w:val="false"/>
+                <w:iCs w:val="false"/>
+                <w:color w:val="098658"/>
+                <w:sz w:val="17"/>
+                <w:szCs w:val="17"/>
+              </w:rPr>
+              <w:t xml:space="preserve">77</w:t>
+            </w:r>
+            <w:r>
+              <w:rPr>
+                <w:rFonts w:ascii="Consolas" w:cs="Consolas" w:eastAsia="맑은 고딕" w:hAnsi="Consolas"/>
+                <w:b w:val="false"/>
+                <w:bCs w:val="false"/>
+                <w:i w:val="false"/>
+                <w:iCs w:val="false"/>
+                <w:color w:val="24292F"/>
+                <w:sz w:val="17"/>
+                <w:szCs w:val="17"/>
+              </w:rPr>
+              <w:t xml:space="preserve">, </w:t>
+            </w:r>
+            <w:r>
+              <w:rPr>
+                <w:rFonts w:ascii="Consolas" w:cs="Consolas" w:eastAsia="맑은 고딕" w:hAnsi="Consolas"/>
+                <w:b w:val="false"/>
+                <w:bCs w:val="false"/>
+                <w:i w:val="false"/>
+                <w:iCs w:val="false"/>
+                <w:color w:val="098658"/>
+                <w:sz w:val="17"/>
+                <w:szCs w:val="17"/>
+              </w:rPr>
+              <w:t xml:space="preserve">60</w:t>
+            </w:r>
+            <w:r>
+              <w:rPr>
+                <w:rFonts w:ascii="Consolas" w:cs="Consolas" w:eastAsia="맑은 고딕" w:hAnsi="Consolas"/>
+                <w:b w:val="false"/>
+                <w:bCs w:val="false"/>
+                <w:i w:val="false"/>
+                <w:iCs w:val="false"/>
+                <w:color w:val="24292F"/>
+                <w:sz w:val="17"/>
+                <w:szCs w:val="17"/>
+              </w:rPr>
+              <w:t xml:space="preserve">]})</w:t>
+            </w:r>
+          </w:p>
+          <w:p>
+            <w:pPr>
+              <w:spacing w:after="0" w:line="252"/>
+            </w:pPr>
+            <w:r>
+              <w:rPr>
+                <w:rFonts w:ascii="Consolas" w:cs="Consolas" w:eastAsia="맑은 고딕" w:hAnsi="Consolas"/>
+                <w:color w:val="A0A0A0"/>
+                <w:sz w:val="17"/>
+                <w:szCs w:val="17"/>
+              </w:rPr>
+              <w:t xml:space="preserve"> 6  </w:t>
+            </w:r>
+            <w:r>
+              <w:rPr>
+                <w:rFonts w:ascii="Consolas" w:cs="Consolas" w:eastAsia="맑은 고딕" w:hAnsi="Consolas"/>
+                <w:sz w:val="17"/>
+                <w:szCs w:val="17"/>
+              </w:rPr>
+              <w:t xml:space="preserve"> </w:t>
+            </w:r>
+          </w:p>
+          <w:p>
+            <w:pPr>
+              <w:spacing w:after="0" w:line="252"/>
+            </w:pPr>
+            <w:r>
+              <w:rPr>
+                <w:rFonts w:ascii="Consolas" w:cs="Consolas" w:eastAsia="맑은 고딕" w:hAnsi="Consolas"/>
+                <w:color w:val="A0A0A0"/>
+                <w:sz w:val="17"/>
+                <w:szCs w:val="17"/>
+              </w:rPr>
+              <w:t xml:space="preserve"> 7  </w:t>
+            </w:r>
+            <w:r>
+              <w:rPr>
+                <w:rFonts w:ascii="Consolas" w:cs="Consolas" w:eastAsia="맑은 고딕" w:hAnsi="Consolas"/>
+                <w:b w:val="false"/>
+                <w:bCs w:val="false"/>
+                <w:i/>
+                <w:iCs/>
+                <w:color w:val="6A9955"/>
+                <w:sz w:val="17"/>
+                <w:szCs w:val="17"/>
+              </w:rPr>
+              <w:t xml:space="preserve"># how 에 따라 남는 행이 달라요. 짝이 없는 칸은 NaN(빈 값)</w:t>
+            </w:r>
+          </w:p>
+          <w:p>
+            <w:pPr>
+              <w:spacing w:after="0" w:line="252"/>
+            </w:pPr>
+            <w:r>
+              <w:rPr>
+                <w:rFonts w:ascii="Consolas" w:cs="Consolas" w:eastAsia="맑은 고딕" w:hAnsi="Consolas"/>
+                <w:color w:val="A0A0A0"/>
+                <w:sz w:val="17"/>
+                <w:szCs w:val="17"/>
+              </w:rPr>
+              <w:t xml:space="preserve"> 8  </w:t>
+            </w:r>
+            <w:r>
+              <w:rPr>
+                <w:rFonts w:ascii="Consolas" w:cs="Consolas" w:eastAsia="맑은 고딕" w:hAnsi="Consolas"/>
+                <w:b w:val="false"/>
+                <w:bCs w:val="false"/>
+                <w:i w:val="false"/>
+                <w:iCs w:val="false"/>
+                <w:color w:val="795E26"/>
+                <w:sz w:val="17"/>
+                <w:szCs w:val="17"/>
+              </w:rPr>
+              <w:t xml:space="preserve">print</w:t>
+            </w:r>
+            <w:r>
+              <w:rPr>
+                <w:rFonts w:ascii="Consolas" w:cs="Consolas" w:eastAsia="맑은 고딕" w:hAnsi="Consolas"/>
+                <w:b w:val="false"/>
+                <w:bCs w:val="false"/>
+                <w:i w:val="false"/>
+                <w:iCs w:val="false"/>
+                <w:color w:val="24292F"/>
+                <w:sz w:val="17"/>
+                <w:szCs w:val="17"/>
+              </w:rPr>
+              <w:t xml:space="preserve">(</w:t>
+            </w:r>
+            <w:r>
+              <w:rPr>
+                <w:rFonts w:ascii="Consolas" w:cs="Consolas" w:eastAsia="맑은 고딕" w:hAnsi="Consolas"/>
+                <w:b w:val="false"/>
+                <w:bCs w:val="false"/>
+                <w:i w:val="false"/>
+                <w:iCs w:val="false"/>
+                <w:color w:val="A31515"/>
+                <w:sz w:val="17"/>
+                <w:szCs w:val="17"/>
+              </w:rPr>
+              <w:t xml:space="preserve">"inner (양쪽에 다 있는 것)"</w:t>
+            </w:r>
+            <w:r>
+              <w:rPr>
+                <w:rFonts w:ascii="Consolas" w:cs="Consolas" w:eastAsia="맑은 고딕" w:hAnsi="Consolas"/>
+                <w:b w:val="false"/>
+                <w:bCs w:val="false"/>
+                <w:i w:val="false"/>
+                <w:iCs w:val="false"/>
+                <w:color w:val="24292F"/>
+                <w:sz w:val="17"/>
+                <w:szCs w:val="17"/>
+              </w:rPr>
+              <w:t xml:space="preserve">)</w:t>
+            </w:r>
+          </w:p>
+          <w:p>
+            <w:pPr>
+              <w:spacing w:after="0" w:line="252"/>
+            </w:pPr>
+            <w:r>
+              <w:rPr>
+                <w:rFonts w:ascii="Consolas" w:cs="Consolas" w:eastAsia="맑은 고딕" w:hAnsi="Consolas"/>
+                <w:color w:val="A0A0A0"/>
+                <w:sz w:val="17"/>
+                <w:szCs w:val="17"/>
+              </w:rPr>
+              <w:t xml:space="preserve"> 9  </w:t>
+            </w:r>
+            <w:r>
+              <w:rPr>
+                <w:rFonts w:ascii="Consolas" w:cs="Consolas" w:eastAsia="맑은 고딕" w:hAnsi="Consolas"/>
+                <w:b w:val="false"/>
+                <w:bCs w:val="false"/>
+                <w:i w:val="false"/>
+                <w:iCs w:val="false"/>
+                <w:color w:val="795E26"/>
+                <w:sz w:val="17"/>
+                <w:szCs w:val="17"/>
+              </w:rPr>
+              <w:t xml:space="preserve">print</w:t>
+            </w:r>
+            <w:r>
+              <w:rPr>
+                <w:rFonts w:ascii="Consolas" w:cs="Consolas" w:eastAsia="맑은 고딕" w:hAnsi="Consolas"/>
+                <w:b w:val="false"/>
+                <w:bCs w:val="false"/>
+                <w:i w:val="false"/>
+                <w:iCs w:val="false"/>
+                <w:color w:val="24292F"/>
+                <w:sz w:val="17"/>
+                <w:szCs w:val="17"/>
+              </w:rPr>
+              <w:t xml:space="preserve">(</w:t>
+            </w:r>
+            <w:r>
+              <w:rPr>
+                <w:rFonts w:ascii="Consolas" w:cs="Consolas" w:eastAsia="맑은 고딕" w:hAnsi="Consolas"/>
+                <w:b w:val="false"/>
+                <w:bCs w:val="false"/>
+                <w:i w:val="false"/>
+                <w:iCs w:val="false"/>
+                <w:color w:val="24292F"/>
+                <w:sz w:val="17"/>
+                <w:szCs w:val="17"/>
+              </w:rPr>
+              <w:t xml:space="preserve">pd</w:t>
+            </w:r>
+            <w:r>
+              <w:rPr>
+                <w:rFonts w:ascii="Consolas" w:cs="Consolas" w:eastAsia="맑은 고딕" w:hAnsi="Consolas"/>
+                <w:b w:val="false"/>
+                <w:bCs w:val="false"/>
+                <w:i w:val="false"/>
+                <w:iCs w:val="false"/>
+                <w:color w:val="24292F"/>
+                <w:sz w:val="17"/>
+                <w:szCs w:val="17"/>
+              </w:rPr>
+              <w:t xml:space="preserve">.</w:t>
+            </w:r>
+            <w:r>
+              <w:rPr>
+                <w:rFonts w:ascii="Consolas" w:cs="Consolas" w:eastAsia="맑은 고딕" w:hAnsi="Consolas"/>
+                <w:b w:val="false"/>
+                <w:bCs w:val="false"/>
+                <w:i w:val="false"/>
+                <w:iCs w:val="false"/>
+                <w:color w:val="24292F"/>
+                <w:sz w:val="17"/>
+                <w:szCs w:val="17"/>
+              </w:rPr>
+              <w:t xml:space="preserve">merge</w:t>
+            </w:r>
+            <w:r>
+              <w:rPr>
+                <w:rFonts w:ascii="Consolas" w:cs="Consolas" w:eastAsia="맑은 고딕" w:hAnsi="Consolas"/>
+                <w:b w:val="false"/>
+                <w:bCs w:val="false"/>
+                <w:i w:val="false"/>
+                <w:iCs w:val="false"/>
+                <w:color w:val="24292F"/>
+                <w:sz w:val="17"/>
+                <w:szCs w:val="17"/>
+              </w:rPr>
+              <w:t xml:space="preserve">(</w:t>
+            </w:r>
+            <w:r>
+              <w:rPr>
+                <w:rFonts w:ascii="Consolas" w:cs="Consolas" w:eastAsia="맑은 고딕" w:hAnsi="Consolas"/>
+                <w:b w:val="false"/>
+                <w:bCs w:val="false"/>
+                <w:i w:val="false"/>
+                <w:iCs w:val="false"/>
+                <w:color w:val="24292F"/>
+                <w:sz w:val="17"/>
+                <w:szCs w:val="17"/>
+              </w:rPr>
+              <w:t xml:space="preserve">students</w:t>
+            </w:r>
+            <w:r>
+              <w:rPr>
+                <w:rFonts w:ascii="Consolas" w:cs="Consolas" w:eastAsia="맑은 고딕" w:hAnsi="Consolas"/>
+                <w:b w:val="false"/>
+                <w:bCs w:val="false"/>
+                <w:i w:val="false"/>
+                <w:iCs w:val="false"/>
+                <w:color w:val="24292F"/>
+                <w:sz w:val="17"/>
+                <w:szCs w:val="17"/>
+              </w:rPr>
+              <w:t xml:space="preserve">, </w:t>
+            </w:r>
+            <w:r>
+              <w:rPr>
+                <w:rFonts w:ascii="Consolas" w:cs="Consolas" w:eastAsia="맑은 고딕" w:hAnsi="Consolas"/>
+                <w:b w:val="false"/>
+                <w:bCs w:val="false"/>
+                <w:i w:val="false"/>
+                <w:iCs w:val="false"/>
+                <w:color w:val="24292F"/>
+                <w:sz w:val="17"/>
+                <w:szCs w:val="17"/>
+              </w:rPr>
+              <w:t xml:space="preserve">scores</w:t>
+            </w:r>
+            <w:r>
+              <w:rPr>
+                <w:rFonts w:ascii="Consolas" w:cs="Consolas" w:eastAsia="맑은 고딕" w:hAnsi="Consolas"/>
+                <w:b w:val="false"/>
+                <w:bCs w:val="false"/>
+                <w:i w:val="false"/>
+                <w:iCs w:val="false"/>
+                <w:color w:val="24292F"/>
+                <w:sz w:val="17"/>
+                <w:szCs w:val="17"/>
+              </w:rPr>
+              <w:t xml:space="preserve">, </w:t>
+            </w:r>
+            <w:r>
+              <w:rPr>
+                <w:rFonts w:ascii="Consolas" w:cs="Consolas" w:eastAsia="맑은 고딕" w:hAnsi="Consolas"/>
+                <w:b w:val="false"/>
+                <w:bCs w:val="false"/>
+                <w:i w:val="false"/>
+                <w:iCs w:val="false"/>
+                <w:color w:val="24292F"/>
+                <w:sz w:val="17"/>
+                <w:szCs w:val="17"/>
+              </w:rPr>
+              <w:t xml:space="preserve">on</w:t>
+            </w:r>
+            <w:r>
+              <w:rPr>
+                <w:rFonts w:ascii="Consolas" w:cs="Consolas" w:eastAsia="맑은 고딕" w:hAnsi="Consolas"/>
+                <w:b w:val="false"/>
+                <w:bCs w:val="false"/>
+                <w:i w:val="false"/>
+                <w:iCs w:val="false"/>
+                <w:color w:val="24292F"/>
+                <w:sz w:val="17"/>
+                <w:szCs w:val="17"/>
+              </w:rPr>
+              <w:t xml:space="preserve">=</w:t>
+            </w:r>
+            <w:r>
+              <w:rPr>
+                <w:rFonts w:ascii="Consolas" w:cs="Consolas" w:eastAsia="맑은 고딕" w:hAnsi="Consolas"/>
+                <w:b w:val="false"/>
+                <w:bCs w:val="false"/>
+                <w:i w:val="false"/>
+                <w:iCs w:val="false"/>
+                <w:color w:val="A31515"/>
+                <w:sz w:val="17"/>
+                <w:szCs w:val="17"/>
+              </w:rPr>
+              <w:t xml:space="preserve">"id"</w:t>
+            </w:r>
+            <w:r>
+              <w:rPr>
+                <w:rFonts w:ascii="Consolas" w:cs="Consolas" w:eastAsia="맑은 고딕" w:hAnsi="Consolas"/>
+                <w:b w:val="false"/>
+                <w:bCs w:val="false"/>
+                <w:i w:val="false"/>
+                <w:iCs w:val="false"/>
+                <w:color w:val="24292F"/>
+                <w:sz w:val="17"/>
+                <w:szCs w:val="17"/>
+              </w:rPr>
+              <w:t xml:space="preserve">, </w:t>
+            </w:r>
+            <w:r>
+              <w:rPr>
+                <w:rFonts w:ascii="Consolas" w:cs="Consolas" w:eastAsia="맑은 고딕" w:hAnsi="Consolas"/>
+                <w:b w:val="false"/>
+                <w:bCs w:val="false"/>
+                <w:i w:val="false"/>
+                <w:iCs w:val="false"/>
+                <w:color w:val="24292F"/>
+                <w:sz w:val="17"/>
+                <w:szCs w:val="17"/>
+              </w:rPr>
+              <w:t xml:space="preserve">how</w:t>
+            </w:r>
+            <w:r>
+              <w:rPr>
+                <w:rFonts w:ascii="Consolas" w:cs="Consolas" w:eastAsia="맑은 고딕" w:hAnsi="Consolas"/>
+                <w:b w:val="false"/>
+                <w:bCs w:val="false"/>
+                <w:i w:val="false"/>
+                <w:iCs w:val="false"/>
+                <w:color w:val="24292F"/>
+                <w:sz w:val="17"/>
+                <w:szCs w:val="17"/>
+              </w:rPr>
+              <w:t xml:space="preserve">=</w:t>
+            </w:r>
+            <w:r>
+              <w:rPr>
+                <w:rFonts w:ascii="Consolas" w:cs="Consolas" w:eastAsia="맑은 고딕" w:hAnsi="Consolas"/>
+                <w:b w:val="false"/>
+                <w:bCs w:val="false"/>
+                <w:i w:val="false"/>
+                <w:iCs w:val="false"/>
+                <w:color w:val="A31515"/>
+                <w:sz w:val="17"/>
+                <w:szCs w:val="17"/>
+              </w:rPr>
+              <w:t xml:space="preserve">"inner"</w:t>
+            </w:r>
+            <w:r>
+              <w:rPr>
+                <w:rFonts w:ascii="Consolas" w:cs="Consolas" w:eastAsia="맑은 고딕" w:hAnsi="Consolas"/>
+                <w:b w:val="false"/>
+                <w:bCs w:val="false"/>
+                <w:i w:val="false"/>
+                <w:iCs w:val="false"/>
+                <w:color w:val="24292F"/>
+                <w:sz w:val="17"/>
+                <w:szCs w:val="17"/>
+              </w:rPr>
+              <w:t xml:space="preserve">))</w:t>
+            </w:r>
+          </w:p>
+          <w:p>
+            <w:pPr>
+              <w:spacing w:after="0" w:line="252"/>
+            </w:pPr>
+            <w:r>
+              <w:rPr>
+                <w:rFonts w:ascii="Consolas" w:cs="Consolas" w:eastAsia="맑은 고딕" w:hAnsi="Consolas"/>
+                <w:color w:val="A0A0A0"/>
+                <w:sz w:val="17"/>
+                <w:szCs w:val="17"/>
+              </w:rPr>
+              <w:t xml:space="preserve">10  </w:t>
+            </w:r>
+            <w:r>
+              <w:rPr>
+                <w:rFonts w:ascii="Consolas" w:cs="Consolas" w:eastAsia="맑은 고딕" w:hAnsi="Consolas"/>
+                <w:b w:val="false"/>
+                <w:bCs w:val="false"/>
+                <w:i w:val="false"/>
+                <w:iCs w:val="false"/>
+                <w:color w:val="795E26"/>
+                <w:sz w:val="17"/>
+                <w:szCs w:val="17"/>
+              </w:rPr>
+              <w:t xml:space="preserve">print</w:t>
+            </w:r>
+            <w:r>
+              <w:rPr>
+                <w:rFonts w:ascii="Consolas" w:cs="Consolas" w:eastAsia="맑은 고딕" w:hAnsi="Consolas"/>
+                <w:b w:val="false"/>
+                <w:bCs w:val="false"/>
+                <w:i w:val="false"/>
+                <w:iCs w:val="false"/>
+                <w:color w:val="24292F"/>
+                <w:sz w:val="17"/>
+                <w:szCs w:val="17"/>
+              </w:rPr>
+              <w:t xml:space="preserve">(</w:t>
+            </w:r>
+            <w:r>
+              <w:rPr>
+                <w:rFonts w:ascii="Consolas" w:cs="Consolas" w:eastAsia="맑은 고딕" w:hAnsi="Consolas"/>
+                <w:b w:val="false"/>
+                <w:bCs w:val="false"/>
+                <w:i w:val="false"/>
+                <w:iCs w:val="false"/>
+                <w:color w:val="A31515"/>
+                <w:sz w:val="17"/>
+                <w:szCs w:val="17"/>
+              </w:rPr>
+              <w:t xml:space="preserve">"left (왼쪽 기준)"</w:t>
+            </w:r>
+            <w:r>
+              <w:rPr>
+                <w:rFonts w:ascii="Consolas" w:cs="Consolas" w:eastAsia="맑은 고딕" w:hAnsi="Consolas"/>
+                <w:b w:val="false"/>
+                <w:bCs w:val="false"/>
+                <w:i w:val="false"/>
+                <w:iCs w:val="false"/>
+                <w:color w:val="24292F"/>
+                <w:sz w:val="17"/>
+                <w:szCs w:val="17"/>
+              </w:rPr>
+              <w:t xml:space="preserve">)</w:t>
+            </w:r>
+          </w:p>
+          <w:p>
+            <w:pPr>
+              <w:spacing w:after="0" w:line="252"/>
+            </w:pPr>
+            <w:r>
+              <w:rPr>
+                <w:rFonts w:ascii="Consolas" w:cs="Consolas" w:eastAsia="맑은 고딕" w:hAnsi="Consolas"/>
+                <w:color w:val="A0A0A0"/>
+                <w:sz w:val="17"/>
+                <w:szCs w:val="17"/>
+              </w:rPr>
+              <w:t xml:space="preserve">11  </w:t>
+            </w:r>
+            <w:r>
+              <w:rPr>
+                <w:rFonts w:ascii="Consolas" w:cs="Consolas" w:eastAsia="맑은 고딕" w:hAnsi="Consolas"/>
+                <w:b w:val="false"/>
+                <w:bCs w:val="false"/>
+                <w:i w:val="false"/>
+                <w:iCs w:val="false"/>
+                <w:color w:val="795E26"/>
+                <w:sz w:val="17"/>
+                <w:szCs w:val="17"/>
+              </w:rPr>
+              <w:t xml:space="preserve">print</w:t>
+            </w:r>
+            <w:r>
+              <w:rPr>
+                <w:rFonts w:ascii="Consolas" w:cs="Consolas" w:eastAsia="맑은 고딕" w:hAnsi="Consolas"/>
+                <w:b w:val="false"/>
+                <w:bCs w:val="false"/>
+                <w:i w:val="false"/>
+                <w:iCs w:val="false"/>
+                <w:color w:val="24292F"/>
+                <w:sz w:val="17"/>
+                <w:szCs w:val="17"/>
+              </w:rPr>
+              <w:t xml:space="preserve">(</w:t>
+            </w:r>
+            <w:r>
+              <w:rPr>
+                <w:rFonts w:ascii="Consolas" w:cs="Consolas" w:eastAsia="맑은 고딕" w:hAnsi="Consolas"/>
+                <w:b w:val="false"/>
+                <w:bCs w:val="false"/>
+                <w:i w:val="false"/>
+                <w:iCs w:val="false"/>
+                <w:color w:val="24292F"/>
+                <w:sz w:val="17"/>
+                <w:szCs w:val="17"/>
+              </w:rPr>
+              <w:t xml:space="preserve">pd</w:t>
+            </w:r>
+            <w:r>
+              <w:rPr>
+                <w:rFonts w:ascii="Consolas" w:cs="Consolas" w:eastAsia="맑은 고딕" w:hAnsi="Consolas"/>
+                <w:b w:val="false"/>
+                <w:bCs w:val="false"/>
+                <w:i w:val="false"/>
+                <w:iCs w:val="false"/>
+                <w:color w:val="24292F"/>
+                <w:sz w:val="17"/>
+                <w:szCs w:val="17"/>
+              </w:rPr>
+              <w:t xml:space="preserve">.</w:t>
+            </w:r>
+            <w:r>
+              <w:rPr>
+                <w:rFonts w:ascii="Consolas" w:cs="Consolas" w:eastAsia="맑은 고딕" w:hAnsi="Consolas"/>
+                <w:b w:val="false"/>
+                <w:bCs w:val="false"/>
+                <w:i w:val="false"/>
+                <w:iCs w:val="false"/>
+                <w:color w:val="24292F"/>
+                <w:sz w:val="17"/>
+                <w:szCs w:val="17"/>
+              </w:rPr>
+              <w:t xml:space="preserve">merge</w:t>
+            </w:r>
+            <w:r>
+              <w:rPr>
+                <w:rFonts w:ascii="Consolas" w:cs="Consolas" w:eastAsia="맑은 고딕" w:hAnsi="Consolas"/>
+                <w:b w:val="false"/>
+                <w:bCs w:val="false"/>
+                <w:i w:val="false"/>
+                <w:iCs w:val="false"/>
+                <w:color w:val="24292F"/>
+                <w:sz w:val="17"/>
+                <w:szCs w:val="17"/>
+              </w:rPr>
+              <w:t xml:space="preserve">(</w:t>
+            </w:r>
+            <w:r>
+              <w:rPr>
+                <w:rFonts w:ascii="Consolas" w:cs="Consolas" w:eastAsia="맑은 고딕" w:hAnsi="Consolas"/>
+                <w:b w:val="false"/>
+                <w:bCs w:val="false"/>
+                <w:i w:val="false"/>
+                <w:iCs w:val="false"/>
+                <w:color w:val="24292F"/>
+                <w:sz w:val="17"/>
+                <w:szCs w:val="17"/>
+              </w:rPr>
+              <w:t xml:space="preserve">students</w:t>
+            </w:r>
+            <w:r>
+              <w:rPr>
+                <w:rFonts w:ascii="Consolas" w:cs="Consolas" w:eastAsia="맑은 고딕" w:hAnsi="Consolas"/>
+                <w:b w:val="false"/>
+                <w:bCs w:val="false"/>
+                <w:i w:val="false"/>
+                <w:iCs w:val="false"/>
+                <w:color w:val="24292F"/>
+                <w:sz w:val="17"/>
+                <w:szCs w:val="17"/>
+              </w:rPr>
+              <w:t xml:space="preserve">, </w:t>
+            </w:r>
+            <w:r>
+              <w:rPr>
+                <w:rFonts w:ascii="Consolas" w:cs="Consolas" w:eastAsia="맑은 고딕" w:hAnsi="Consolas"/>
+                <w:b w:val="false"/>
+                <w:bCs w:val="false"/>
+                <w:i w:val="false"/>
+                <w:iCs w:val="false"/>
+                <w:color w:val="24292F"/>
+                <w:sz w:val="17"/>
+                <w:szCs w:val="17"/>
+              </w:rPr>
+              <w:t xml:space="preserve">scores</w:t>
+            </w:r>
+            <w:r>
+              <w:rPr>
+                <w:rFonts w:ascii="Consolas" w:cs="Consolas" w:eastAsia="맑은 고딕" w:hAnsi="Consolas"/>
+                <w:b w:val="false"/>
+                <w:bCs w:val="false"/>
+                <w:i w:val="false"/>
+                <w:iCs w:val="false"/>
+                <w:color w:val="24292F"/>
+                <w:sz w:val="17"/>
+                <w:szCs w:val="17"/>
+              </w:rPr>
+              <w:t xml:space="preserve">, </w:t>
+            </w:r>
+            <w:r>
+              <w:rPr>
+                <w:rFonts w:ascii="Consolas" w:cs="Consolas" w:eastAsia="맑은 고딕" w:hAnsi="Consolas"/>
+                <w:b w:val="false"/>
+                <w:bCs w:val="false"/>
+                <w:i w:val="false"/>
+                <w:iCs w:val="false"/>
+                <w:color w:val="24292F"/>
+                <w:sz w:val="17"/>
+                <w:szCs w:val="17"/>
+              </w:rPr>
+              <w:t xml:space="preserve">on</w:t>
+            </w:r>
+            <w:r>
+              <w:rPr>
+                <w:rFonts w:ascii="Consolas" w:cs="Consolas" w:eastAsia="맑은 고딕" w:hAnsi="Consolas"/>
+                <w:b w:val="false"/>
+                <w:bCs w:val="false"/>
+                <w:i w:val="false"/>
+                <w:iCs w:val="false"/>
+                <w:color w:val="24292F"/>
+                <w:sz w:val="17"/>
+                <w:szCs w:val="17"/>
+              </w:rPr>
+              <w:t xml:space="preserve">=</w:t>
+            </w:r>
+            <w:r>
+              <w:rPr>
+                <w:rFonts w:ascii="Consolas" w:cs="Consolas" w:eastAsia="맑은 고딕" w:hAnsi="Consolas"/>
+                <w:b w:val="false"/>
+                <w:bCs w:val="false"/>
+                <w:i w:val="false"/>
+                <w:iCs w:val="false"/>
+                <w:color w:val="A31515"/>
+                <w:sz w:val="17"/>
+                <w:szCs w:val="17"/>
+              </w:rPr>
+              <w:t xml:space="preserve">"id"</w:t>
+            </w:r>
+            <w:r>
+              <w:rPr>
+                <w:rFonts w:ascii="Consolas" w:cs="Consolas" w:eastAsia="맑은 고딕" w:hAnsi="Consolas"/>
+                <w:b w:val="false"/>
+                <w:bCs w:val="false"/>
+                <w:i w:val="false"/>
+                <w:iCs w:val="false"/>
+                <w:color w:val="24292F"/>
+                <w:sz w:val="17"/>
+                <w:szCs w:val="17"/>
+              </w:rPr>
+              <w:t xml:space="preserve">, </w:t>
+            </w:r>
+            <w:r>
+              <w:rPr>
+                <w:rFonts w:ascii="Consolas" w:cs="Consolas" w:eastAsia="맑은 고딕" w:hAnsi="Consolas"/>
+                <w:b w:val="false"/>
+                <w:bCs w:val="false"/>
+                <w:i w:val="false"/>
+                <w:iCs w:val="false"/>
+                <w:color w:val="24292F"/>
+                <w:sz w:val="17"/>
+                <w:szCs w:val="17"/>
+              </w:rPr>
+              <w:t xml:space="preserve">how</w:t>
+            </w:r>
+            <w:r>
+              <w:rPr>
+                <w:rFonts w:ascii="Consolas" w:cs="Consolas" w:eastAsia="맑은 고딕" w:hAnsi="Consolas"/>
+                <w:b w:val="false"/>
+                <w:bCs w:val="false"/>
+                <w:i w:val="false"/>
+                <w:iCs w:val="false"/>
+                <w:color w:val="24292F"/>
+                <w:sz w:val="17"/>
+                <w:szCs w:val="17"/>
+              </w:rPr>
+              <w:t xml:space="preserve">=</w:t>
+            </w:r>
+            <w:r>
+              <w:rPr>
+                <w:rFonts w:ascii="Consolas" w:cs="Consolas" w:eastAsia="맑은 고딕" w:hAnsi="Consolas"/>
+                <w:b w:val="false"/>
+                <w:bCs w:val="false"/>
+                <w:i w:val="false"/>
+                <w:iCs w:val="false"/>
+                <w:color w:val="A31515"/>
+                <w:sz w:val="17"/>
+                <w:szCs w:val="17"/>
+              </w:rPr>
+              <w:t xml:space="preserve">"left"</w:t>
+            </w:r>
+            <w:r>
+              <w:rPr>
+                <w:rFonts w:ascii="Consolas" w:cs="Consolas" w:eastAsia="맑은 고딕" w:hAnsi="Consolas"/>
+                <w:b w:val="false"/>
+                <w:bCs w:val="false"/>
+                <w:i w:val="false"/>
+                <w:iCs w:val="false"/>
+                <w:color w:val="24292F"/>
+                <w:sz w:val="17"/>
+                <w:szCs w:val="17"/>
+              </w:rPr>
+              <w:t xml:space="preserve">))</w:t>
+            </w:r>
+          </w:p>
+          <w:p>
+            <w:pPr>
+              <w:spacing w:after="0" w:line="252"/>
+            </w:pPr>
+            <w:r>
+              <w:rPr>
+                <w:rFonts w:ascii="Consolas" w:cs="Consolas" w:eastAsia="맑은 고딕" w:hAnsi="Consolas"/>
+                <w:color w:val="A0A0A0"/>
+                <w:sz w:val="17"/>
+                <w:szCs w:val="17"/>
+              </w:rPr>
+              <w:t xml:space="preserve">12  </w:t>
+            </w:r>
+            <w:r>
+              <w:rPr>
+                <w:rFonts w:ascii="Consolas" w:cs="Consolas" w:eastAsia="맑은 고딕" w:hAnsi="Consolas"/>
+                <w:b w:val="false"/>
+                <w:bCs w:val="false"/>
+                <w:i w:val="false"/>
+                <w:iCs w:val="false"/>
+                <w:color w:val="795E26"/>
+                <w:sz w:val="17"/>
+                <w:szCs w:val="17"/>
+              </w:rPr>
+              <w:t xml:space="preserve">print</w:t>
+            </w:r>
+            <w:r>
+              <w:rPr>
+                <w:rFonts w:ascii="Consolas" w:cs="Consolas" w:eastAsia="맑은 고딕" w:hAnsi="Consolas"/>
+                <w:b w:val="false"/>
+                <w:bCs w:val="false"/>
+                <w:i w:val="false"/>
+                <w:iCs w:val="false"/>
+                <w:color w:val="24292F"/>
+                <w:sz w:val="17"/>
+                <w:szCs w:val="17"/>
+              </w:rPr>
+              <w:t xml:space="preserve">(</w:t>
+            </w:r>
+            <w:r>
+              <w:rPr>
+                <w:rFonts w:ascii="Consolas" w:cs="Consolas" w:eastAsia="맑은 고딕" w:hAnsi="Consolas"/>
+                <w:b w:val="false"/>
+                <w:bCs w:val="false"/>
+                <w:i w:val="false"/>
+                <w:iCs w:val="false"/>
+                <w:color w:val="A31515"/>
+                <w:sz w:val="17"/>
+                <w:szCs w:val="17"/>
+              </w:rPr>
+              <w:t xml:space="preserve">"right (오른쪽 기준)"</w:t>
+            </w:r>
+            <w:r>
+              <w:rPr>
+                <w:rFonts w:ascii="Consolas" w:cs="Consolas" w:eastAsia="맑은 고딕" w:hAnsi="Consolas"/>
+                <w:b w:val="false"/>
+                <w:bCs w:val="false"/>
+                <w:i w:val="false"/>
+                <w:iCs w:val="false"/>
+                <w:color w:val="24292F"/>
+                <w:sz w:val="17"/>
+                <w:szCs w:val="17"/>
+              </w:rPr>
+              <w:t xml:space="preserve">)</w:t>
+            </w:r>
+          </w:p>
+          <w:p>
+            <w:pPr>
+              <w:spacing w:after="0" w:line="252"/>
+            </w:pPr>
+            <w:r>
+              <w:rPr>
+                <w:rFonts w:ascii="Consolas" w:cs="Consolas" w:eastAsia="맑은 고딕" w:hAnsi="Consolas"/>
+                <w:color w:val="A0A0A0"/>
+                <w:sz w:val="17"/>
+                <w:szCs w:val="17"/>
+              </w:rPr>
+              <w:t xml:space="preserve">13  </w:t>
+            </w:r>
+            <w:r>
+              <w:rPr>
+                <w:rFonts w:ascii="Consolas" w:cs="Consolas" w:eastAsia="맑은 고딕" w:hAnsi="Consolas"/>
+                <w:b w:val="false"/>
+                <w:bCs w:val="false"/>
+                <w:i w:val="false"/>
+                <w:iCs w:val="false"/>
+                <w:color w:val="795E26"/>
+                <w:sz w:val="17"/>
+                <w:szCs w:val="17"/>
+              </w:rPr>
+              <w:t xml:space="preserve">print</w:t>
+            </w:r>
+            <w:r>
+              <w:rPr>
+                <w:rFonts w:ascii="Consolas" w:cs="Consolas" w:eastAsia="맑은 고딕" w:hAnsi="Consolas"/>
+                <w:b w:val="false"/>
+                <w:bCs w:val="false"/>
+                <w:i w:val="false"/>
+                <w:iCs w:val="false"/>
+                <w:color w:val="24292F"/>
+                <w:sz w:val="17"/>
+                <w:szCs w:val="17"/>
+              </w:rPr>
+              <w:t xml:space="preserve">(</w:t>
+            </w:r>
+            <w:r>
+              <w:rPr>
+                <w:rFonts w:ascii="Consolas" w:cs="Consolas" w:eastAsia="맑은 고딕" w:hAnsi="Consolas"/>
+                <w:b w:val="false"/>
+                <w:bCs w:val="false"/>
+                <w:i w:val="false"/>
+                <w:iCs w:val="false"/>
+                <w:color w:val="24292F"/>
+                <w:sz w:val="17"/>
+                <w:szCs w:val="17"/>
+              </w:rPr>
+              <w:t xml:space="preserve">pd</w:t>
+            </w:r>
+            <w:r>
+              <w:rPr>
+                <w:rFonts w:ascii="Consolas" w:cs="Consolas" w:eastAsia="맑은 고딕" w:hAnsi="Consolas"/>
+                <w:b w:val="false"/>
+                <w:bCs w:val="false"/>
+                <w:i w:val="false"/>
+                <w:iCs w:val="false"/>
+                <w:color w:val="24292F"/>
+                <w:sz w:val="17"/>
+                <w:szCs w:val="17"/>
+              </w:rPr>
+              <w:t xml:space="preserve">.</w:t>
+            </w:r>
+            <w:r>
+              <w:rPr>
+                <w:rFonts w:ascii="Consolas" w:cs="Consolas" w:eastAsia="맑은 고딕" w:hAnsi="Consolas"/>
+                <w:b w:val="false"/>
+                <w:bCs w:val="false"/>
+                <w:i w:val="false"/>
+                <w:iCs w:val="false"/>
+                <w:color w:val="24292F"/>
+                <w:sz w:val="17"/>
+                <w:szCs w:val="17"/>
+              </w:rPr>
+              <w:t xml:space="preserve">merge</w:t>
+            </w:r>
+            <w:r>
+              <w:rPr>
+                <w:rFonts w:ascii="Consolas" w:cs="Consolas" w:eastAsia="맑은 고딕" w:hAnsi="Consolas"/>
+                <w:b w:val="false"/>
+                <w:bCs w:val="false"/>
+                <w:i w:val="false"/>
+                <w:iCs w:val="false"/>
+                <w:color w:val="24292F"/>
+                <w:sz w:val="17"/>
+                <w:szCs w:val="17"/>
+              </w:rPr>
+              <w:t xml:space="preserve">(</w:t>
+            </w:r>
+            <w:r>
+              <w:rPr>
+                <w:rFonts w:ascii="Consolas" w:cs="Consolas" w:eastAsia="맑은 고딕" w:hAnsi="Consolas"/>
+                <w:b w:val="false"/>
+                <w:bCs w:val="false"/>
+                <w:i w:val="false"/>
+                <w:iCs w:val="false"/>
+                <w:color w:val="24292F"/>
+                <w:sz w:val="17"/>
+                <w:szCs w:val="17"/>
+              </w:rPr>
+              <w:t xml:space="preserve">students</w:t>
+            </w:r>
+            <w:r>
+              <w:rPr>
+                <w:rFonts w:ascii="Consolas" w:cs="Consolas" w:eastAsia="맑은 고딕" w:hAnsi="Consolas"/>
+                <w:b w:val="false"/>
+                <w:bCs w:val="false"/>
+                <w:i w:val="false"/>
+                <w:iCs w:val="false"/>
+                <w:color w:val="24292F"/>
+                <w:sz w:val="17"/>
+                <w:szCs w:val="17"/>
+              </w:rPr>
+              <w:t xml:space="preserve">, </w:t>
+            </w:r>
+            <w:r>
+              <w:rPr>
+                <w:rFonts w:ascii="Consolas" w:cs="Consolas" w:eastAsia="맑은 고딕" w:hAnsi="Consolas"/>
+                <w:b w:val="false"/>
+                <w:bCs w:val="false"/>
+                <w:i w:val="false"/>
+                <w:iCs w:val="false"/>
+                <w:color w:val="24292F"/>
+                <w:sz w:val="17"/>
+                <w:szCs w:val="17"/>
+              </w:rPr>
+              <w:t xml:space="preserve">scores</w:t>
+            </w:r>
+            <w:r>
+              <w:rPr>
+                <w:rFonts w:ascii="Consolas" w:cs="Consolas" w:eastAsia="맑은 고딕" w:hAnsi="Consolas"/>
+                <w:b w:val="false"/>
+                <w:bCs w:val="false"/>
+                <w:i w:val="false"/>
+                <w:iCs w:val="false"/>
+                <w:color w:val="24292F"/>
+                <w:sz w:val="17"/>
+                <w:szCs w:val="17"/>
+              </w:rPr>
+              <w:t xml:space="preserve">, </w:t>
+            </w:r>
+            <w:r>
+              <w:rPr>
+                <w:rFonts w:ascii="Consolas" w:cs="Consolas" w:eastAsia="맑은 고딕" w:hAnsi="Consolas"/>
+                <w:b w:val="false"/>
+                <w:bCs w:val="false"/>
+                <w:i w:val="false"/>
+                <w:iCs w:val="false"/>
+                <w:color w:val="24292F"/>
+                <w:sz w:val="17"/>
+                <w:szCs w:val="17"/>
+              </w:rPr>
+              <w:t xml:space="preserve">on</w:t>
+            </w:r>
+            <w:r>
+              <w:rPr>
+                <w:rFonts w:ascii="Consolas" w:cs="Consolas" w:eastAsia="맑은 고딕" w:hAnsi="Consolas"/>
+                <w:b w:val="false"/>
+                <w:bCs w:val="false"/>
+                <w:i w:val="false"/>
+                <w:iCs w:val="false"/>
+                <w:color w:val="24292F"/>
+                <w:sz w:val="17"/>
+                <w:szCs w:val="17"/>
+              </w:rPr>
+              <w:t xml:space="preserve">=</w:t>
+            </w:r>
+            <w:r>
+              <w:rPr>
+                <w:rFonts w:ascii="Consolas" w:cs="Consolas" w:eastAsia="맑은 고딕" w:hAnsi="Consolas"/>
+                <w:b w:val="false"/>
+                <w:bCs w:val="false"/>
+                <w:i w:val="false"/>
+                <w:iCs w:val="false"/>
+                <w:color w:val="A31515"/>
+                <w:sz w:val="17"/>
+                <w:szCs w:val="17"/>
+              </w:rPr>
+              <w:t xml:space="preserve">"id"</w:t>
+            </w:r>
+            <w:r>
+              <w:rPr>
+                <w:rFonts w:ascii="Consolas" w:cs="Consolas" w:eastAsia="맑은 고딕" w:hAnsi="Consolas"/>
+                <w:b w:val="false"/>
+                <w:bCs w:val="false"/>
+                <w:i w:val="false"/>
+                <w:iCs w:val="false"/>
+                <w:color w:val="24292F"/>
+                <w:sz w:val="17"/>
+                <w:szCs w:val="17"/>
+              </w:rPr>
+              <w:t xml:space="preserve">, </w:t>
+            </w:r>
+            <w:r>
+              <w:rPr>
+                <w:rFonts w:ascii="Consolas" w:cs="Consolas" w:eastAsia="맑은 고딕" w:hAnsi="Consolas"/>
+                <w:b w:val="false"/>
+                <w:bCs w:val="false"/>
+                <w:i w:val="false"/>
+                <w:iCs w:val="false"/>
+                <w:color w:val="24292F"/>
+                <w:sz w:val="17"/>
+                <w:szCs w:val="17"/>
+              </w:rPr>
+              <w:t xml:space="preserve">how</w:t>
+            </w:r>
+            <w:r>
+              <w:rPr>
+                <w:rFonts w:ascii="Consolas" w:cs="Consolas" w:eastAsia="맑은 고딕" w:hAnsi="Consolas"/>
+                <w:b w:val="false"/>
+                <w:bCs w:val="false"/>
+                <w:i w:val="false"/>
+                <w:iCs w:val="false"/>
+                <w:color w:val="24292F"/>
+                <w:sz w:val="17"/>
+                <w:szCs w:val="17"/>
+              </w:rPr>
+              <w:t xml:space="preserve">=</w:t>
+            </w:r>
+            <w:r>
+              <w:rPr>
+                <w:rFonts w:ascii="Consolas" w:cs="Consolas" w:eastAsia="맑은 고딕" w:hAnsi="Consolas"/>
+                <w:b w:val="false"/>
+                <w:bCs w:val="false"/>
+                <w:i w:val="false"/>
+                <w:iCs w:val="false"/>
+                <w:color w:val="A31515"/>
+                <w:sz w:val="17"/>
+                <w:szCs w:val="17"/>
+              </w:rPr>
+              <w:t xml:space="preserve">"right"</w:t>
+            </w:r>
+            <w:r>
+              <w:rPr>
+                <w:rFonts w:ascii="Consolas" w:cs="Consolas" w:eastAsia="맑은 고딕" w:hAnsi="Consolas"/>
+                <w:b w:val="false"/>
+                <w:bCs w:val="false"/>
+                <w:i w:val="false"/>
+                <w:iCs w:val="false"/>
+                <w:color w:val="24292F"/>
+                <w:sz w:val="17"/>
+                <w:szCs w:val="17"/>
+              </w:rPr>
+              <w:t xml:space="preserve">))</w:t>
+            </w:r>
+          </w:p>
+          <w:p>
+            <w:pPr>
+              <w:spacing w:after="0" w:line="252"/>
+            </w:pPr>
+            <w:r>
+              <w:rPr>
+                <w:rFonts w:ascii="Consolas" w:cs="Consolas" w:eastAsia="맑은 고딕" w:hAnsi="Consolas"/>
+                <w:color w:val="A0A0A0"/>
+                <w:sz w:val="17"/>
+                <w:szCs w:val="17"/>
+              </w:rPr>
+              <w:t xml:space="preserve">14  </w:t>
+            </w:r>
+            <w:r>
+              <w:rPr>
+                <w:rFonts w:ascii="Consolas" w:cs="Consolas" w:eastAsia="맑은 고딕" w:hAnsi="Consolas"/>
+                <w:b w:val="false"/>
+                <w:bCs w:val="false"/>
+                <w:i w:val="false"/>
+                <w:iCs w:val="false"/>
+                <w:color w:val="795E26"/>
+                <w:sz w:val="17"/>
+                <w:szCs w:val="17"/>
+              </w:rPr>
+              <w:t xml:space="preserve">print</w:t>
+            </w:r>
+            <w:r>
+              <w:rPr>
+                <w:rFonts w:ascii="Consolas" w:cs="Consolas" w:eastAsia="맑은 고딕" w:hAnsi="Consolas"/>
+                <w:b w:val="false"/>
+                <w:bCs w:val="false"/>
+                <w:i w:val="false"/>
+                <w:iCs w:val="false"/>
+                <w:color w:val="24292F"/>
+                <w:sz w:val="17"/>
+                <w:szCs w:val="17"/>
+              </w:rPr>
+              <w:t xml:space="preserve">(</w:t>
+            </w:r>
+            <w:r>
+              <w:rPr>
+                <w:rFonts w:ascii="Consolas" w:cs="Consolas" w:eastAsia="맑은 고딕" w:hAnsi="Consolas"/>
+                <w:b w:val="false"/>
+                <w:bCs w:val="false"/>
+                <w:i w:val="false"/>
+                <w:iCs w:val="false"/>
+                <w:color w:val="A31515"/>
+                <w:sz w:val="17"/>
+                <w:szCs w:val="17"/>
+              </w:rPr>
+              <w:t xml:space="preserve">"outer (전부)"</w:t>
+            </w:r>
+            <w:r>
+              <w:rPr>
+                <w:rFonts w:ascii="Consolas" w:cs="Consolas" w:eastAsia="맑은 고딕" w:hAnsi="Consolas"/>
+                <w:b w:val="false"/>
+                <w:bCs w:val="false"/>
+                <w:i w:val="false"/>
+                <w:iCs w:val="false"/>
+                <w:color w:val="24292F"/>
+                <w:sz w:val="17"/>
+                <w:szCs w:val="17"/>
+              </w:rPr>
+              <w:t xml:space="preserve">)</w:t>
+            </w:r>
+          </w:p>
+          <w:p>
+            <w:pPr>
+              <w:spacing w:after="0" w:line="252"/>
+            </w:pPr>
+            <w:r>
+              <w:rPr>
+                <w:rFonts w:ascii="Consolas" w:cs="Consolas" w:eastAsia="맑은 고딕" w:hAnsi="Consolas"/>
+                <w:color w:val="A0A0A0"/>
+                <w:sz w:val="17"/>
+                <w:szCs w:val="17"/>
+              </w:rPr>
+              <w:t xml:space="preserve">15  </w:t>
+            </w:r>
+            <w:r>
+              <w:rPr>
+                <w:rFonts w:ascii="Consolas" w:cs="Consolas" w:eastAsia="맑은 고딕" w:hAnsi="Consolas"/>
+                <w:b w:val="false"/>
+                <w:bCs w:val="false"/>
+                <w:i w:val="false"/>
+                <w:iCs w:val="false"/>
+                <w:color w:val="795E26"/>
+                <w:sz w:val="17"/>
+                <w:szCs w:val="17"/>
+              </w:rPr>
+              <w:t xml:space="preserve">print</w:t>
+            </w:r>
+            <w:r>
+              <w:rPr>
+                <w:rFonts w:ascii="Consolas" w:cs="Consolas" w:eastAsia="맑은 고딕" w:hAnsi="Consolas"/>
+                <w:b w:val="false"/>
+                <w:bCs w:val="false"/>
+                <w:i w:val="false"/>
+                <w:iCs w:val="false"/>
+                <w:color w:val="24292F"/>
+                <w:sz w:val="17"/>
+                <w:szCs w:val="17"/>
+              </w:rPr>
+              <w:t xml:space="preserve">(</w:t>
+            </w:r>
+            <w:r>
+              <w:rPr>
+                <w:rFonts w:ascii="Consolas" w:cs="Consolas" w:eastAsia="맑은 고딕" w:hAnsi="Consolas"/>
+                <w:b w:val="false"/>
+                <w:bCs w:val="false"/>
+                <w:i w:val="false"/>
+                <w:iCs w:val="false"/>
+                <w:color w:val="24292F"/>
+                <w:sz w:val="17"/>
+                <w:szCs w:val="17"/>
+              </w:rPr>
+              <w:t xml:space="preserve">pd</w:t>
+            </w:r>
+            <w:r>
+              <w:rPr>
+                <w:rFonts w:ascii="Consolas" w:cs="Consolas" w:eastAsia="맑은 고딕" w:hAnsi="Consolas"/>
+                <w:b w:val="false"/>
+                <w:bCs w:val="false"/>
+                <w:i w:val="false"/>
+                <w:iCs w:val="false"/>
+                <w:color w:val="24292F"/>
+                <w:sz w:val="17"/>
+                <w:szCs w:val="17"/>
+              </w:rPr>
+              <w:t xml:space="preserve">.</w:t>
+            </w:r>
+            <w:r>
+              <w:rPr>
+                <w:rFonts w:ascii="Consolas" w:cs="Consolas" w:eastAsia="맑은 고딕" w:hAnsi="Consolas"/>
+                <w:b w:val="false"/>
+                <w:bCs w:val="false"/>
+                <w:i w:val="false"/>
+                <w:iCs w:val="false"/>
+                <w:color w:val="24292F"/>
+                <w:sz w:val="17"/>
+                <w:szCs w:val="17"/>
+              </w:rPr>
+              <w:t xml:space="preserve">merge</w:t>
+            </w:r>
+            <w:r>
+              <w:rPr>
+                <w:rFonts w:ascii="Consolas" w:cs="Consolas" w:eastAsia="맑은 고딕" w:hAnsi="Consolas"/>
+                <w:b w:val="false"/>
+                <w:bCs w:val="false"/>
+                <w:i w:val="false"/>
+                <w:iCs w:val="false"/>
+                <w:color w:val="24292F"/>
+                <w:sz w:val="17"/>
+                <w:szCs w:val="17"/>
+              </w:rPr>
+              <w:t xml:space="preserve">(</w:t>
+            </w:r>
+            <w:r>
+              <w:rPr>
+                <w:rFonts w:ascii="Consolas" w:cs="Consolas" w:eastAsia="맑은 고딕" w:hAnsi="Consolas"/>
+                <w:b w:val="false"/>
+                <w:bCs w:val="false"/>
+                <w:i w:val="false"/>
+                <w:iCs w:val="false"/>
+                <w:color w:val="24292F"/>
+                <w:sz w:val="17"/>
+                <w:szCs w:val="17"/>
+              </w:rPr>
+              <w:t xml:space="preserve">students</w:t>
+            </w:r>
+            <w:r>
+              <w:rPr>
+                <w:rFonts w:ascii="Consolas" w:cs="Consolas" w:eastAsia="맑은 고딕" w:hAnsi="Consolas"/>
+                <w:b w:val="false"/>
+                <w:bCs w:val="false"/>
+                <w:i w:val="false"/>
+                <w:iCs w:val="false"/>
+                <w:color w:val="24292F"/>
+                <w:sz w:val="17"/>
+                <w:szCs w:val="17"/>
+              </w:rPr>
+              <w:t xml:space="preserve">, </w:t>
+            </w:r>
+            <w:r>
+              <w:rPr>
+                <w:rFonts w:ascii="Consolas" w:cs="Consolas" w:eastAsia="맑은 고딕" w:hAnsi="Consolas"/>
+                <w:b w:val="false"/>
+                <w:bCs w:val="false"/>
+                <w:i w:val="false"/>
+                <w:iCs w:val="false"/>
+                <w:color w:val="24292F"/>
+                <w:sz w:val="17"/>
+                <w:szCs w:val="17"/>
+              </w:rPr>
+              <w:t xml:space="preserve">scores</w:t>
+            </w:r>
+            <w:r>
+              <w:rPr>
+                <w:rFonts w:ascii="Consolas" w:cs="Consolas" w:eastAsia="맑은 고딕" w:hAnsi="Consolas"/>
+                <w:b w:val="false"/>
+                <w:bCs w:val="false"/>
+                <w:i w:val="false"/>
+                <w:iCs w:val="false"/>
+                <w:color w:val="24292F"/>
+                <w:sz w:val="17"/>
+                <w:szCs w:val="17"/>
+              </w:rPr>
+              <w:t xml:space="preserve">, </w:t>
+            </w:r>
+            <w:r>
+              <w:rPr>
+                <w:rFonts w:ascii="Consolas" w:cs="Consolas" w:eastAsia="맑은 고딕" w:hAnsi="Consolas"/>
+                <w:b w:val="false"/>
+                <w:bCs w:val="false"/>
+                <w:i w:val="false"/>
+                <w:iCs w:val="false"/>
+                <w:color w:val="24292F"/>
+                <w:sz w:val="17"/>
+                <w:szCs w:val="17"/>
+              </w:rPr>
+              <w:t xml:space="preserve">on</w:t>
+            </w:r>
+            <w:r>
+              <w:rPr>
+                <w:rFonts w:ascii="Consolas" w:cs="Consolas" w:eastAsia="맑은 고딕" w:hAnsi="Consolas"/>
+                <w:b w:val="false"/>
+                <w:bCs w:val="false"/>
+                <w:i w:val="false"/>
+                <w:iCs w:val="false"/>
+                <w:color w:val="24292F"/>
+                <w:sz w:val="17"/>
+                <w:szCs w:val="17"/>
+              </w:rPr>
+              <w:t xml:space="preserve">=</w:t>
+            </w:r>
+            <w:r>
+              <w:rPr>
+                <w:rFonts w:ascii="Consolas" w:cs="Consolas" w:eastAsia="맑은 고딕" w:hAnsi="Consolas"/>
+                <w:b w:val="false"/>
+                <w:bCs w:val="false"/>
+                <w:i w:val="false"/>
+                <w:iCs w:val="false"/>
+                <w:color w:val="A31515"/>
+                <w:sz w:val="17"/>
+                <w:szCs w:val="17"/>
+              </w:rPr>
+              <w:t xml:space="preserve">"id"</w:t>
+            </w:r>
+            <w:r>
+              <w:rPr>
+                <w:rFonts w:ascii="Consolas" w:cs="Consolas" w:eastAsia="맑은 고딕" w:hAnsi="Consolas"/>
+                <w:b w:val="false"/>
+                <w:bCs w:val="false"/>
+                <w:i w:val="false"/>
+                <w:iCs w:val="false"/>
+                <w:color w:val="24292F"/>
+                <w:sz w:val="17"/>
+                <w:szCs w:val="17"/>
+              </w:rPr>
+              <w:t xml:space="preserve">, </w:t>
+            </w:r>
+            <w:r>
+              <w:rPr>
+                <w:rFonts w:ascii="Consolas" w:cs="Consolas" w:eastAsia="맑은 고딕" w:hAnsi="Consolas"/>
+                <w:b w:val="false"/>
+                <w:bCs w:val="false"/>
+                <w:i w:val="false"/>
+                <w:iCs w:val="false"/>
+                <w:color w:val="24292F"/>
+                <w:sz w:val="17"/>
+                <w:szCs w:val="17"/>
+              </w:rPr>
+              <w:t xml:space="preserve">how</w:t>
+            </w:r>
+            <w:r>
+              <w:rPr>
+                <w:rFonts w:ascii="Consolas" w:cs="Consolas" w:eastAsia="맑은 고딕" w:hAnsi="Consolas"/>
+                <w:b w:val="false"/>
+                <w:bCs w:val="false"/>
+                <w:i w:val="false"/>
+                <w:iCs w:val="false"/>
+                <w:color w:val="24292F"/>
+                <w:sz w:val="17"/>
+                <w:szCs w:val="17"/>
+              </w:rPr>
+              <w:t xml:space="preserve">=</w:t>
+            </w:r>
+            <w:r>
+              <w:rPr>
+                <w:rFonts w:ascii="Consolas" w:cs="Consolas" w:eastAsia="맑은 고딕" w:hAnsi="Consolas"/>
+                <w:b w:val="false"/>
+                <w:bCs w:val="false"/>
+                <w:i w:val="false"/>
+                <w:iCs w:val="false"/>
+                <w:color w:val="A31515"/>
+                <w:sz w:val="17"/>
+                <w:szCs w:val="17"/>
+              </w:rPr>
+              <w:t xml:space="preserve">"outer"</w:t>
+            </w:r>
+            <w:r>
+              <w:rPr>
+                <w:rFonts w:ascii="Consolas" w:cs="Consolas" w:eastAsia="맑은 고딕" w:hAnsi="Consolas"/>
+                <w:b w:val="false"/>
+                <w:bCs w:val="false"/>
+                <w:i w:val="false"/>
+                <w:iCs w:val="false"/>
+                <w:color w:val="24292F"/>
+                <w:sz w:val="17"/>
+                <w:szCs w:val="17"/>
+              </w:rPr>
+              <w:t xml:space="preserve">))</w:t>
+            </w:r>
+          </w:p>
+          <w:p>
+            <w:pPr>
+              <w:spacing w:after="0" w:line="252"/>
+            </w:pPr>
+            <w:r>
+              <w:rPr>
+                <w:rFonts w:ascii="Consolas" w:cs="Consolas" w:eastAsia="맑은 고딕" w:hAnsi="Consolas"/>
+                <w:color w:val="A0A0A0"/>
+                <w:sz w:val="17"/>
+                <w:szCs w:val="17"/>
+              </w:rPr>
+              <w:t xml:space="preserve">16  </w:t>
+            </w:r>
+            <w:r>
+              <w:rPr>
+                <w:rFonts w:ascii="Consolas" w:cs="Consolas" w:eastAsia="맑은 고딕" w:hAnsi="Consolas"/>
+                <w:sz w:val="17"/>
+                <w:szCs w:val="17"/>
+              </w:rPr>
+              <w:t xml:space="preserve"> </w:t>
+            </w:r>
+          </w:p>
+          <w:p>
+            <w:pPr>
+              <w:spacing w:after="0" w:line="252"/>
+            </w:pPr>
+            <w:r>
+              <w:rPr>
+                <w:rFonts w:ascii="Consolas" w:cs="Consolas" w:eastAsia="맑은 고딕" w:hAnsi="Consolas"/>
+                <w:color w:val="A0A0A0"/>
+                <w:sz w:val="17"/>
+                <w:szCs w:val="17"/>
+              </w:rPr>
+              <w:t xml:space="preserve">17  </w:t>
+            </w:r>
+            <w:r>
+              <w:rPr>
+                <w:rFonts w:ascii="Consolas" w:cs="Consolas" w:eastAsia="맑은 고딕" w:hAnsi="Consolas"/>
+                <w:b w:val="false"/>
+                <w:bCs w:val="false"/>
+                <w:i/>
+                <w:iCs/>
+                <w:color w:val="6A9955"/>
+                <w:sz w:val="17"/>
+                <w:szCs w:val="17"/>
+              </w:rPr>
               <w:t xml:space="preserve"># 열 이름이 서로 다르면 left_on / right_on</w:t>
             </w:r>
           </w:p>
@@ -9415,7 +9550,34 @@
                 <w:sz w:val="17"/>
                 <w:szCs w:val="17"/>
               </w:rPr>
-              <w:t xml:space="preserve">16  </w:t>
+              <w:t xml:space="preserve">18  </w:t>
+            </w:r>
+            <w:r>
+              <w:rPr>
+                <w:rFonts w:ascii="Consolas" w:cs="Consolas" w:eastAsia="맑은 고딕" w:hAnsi="Consolas"/>
+                <w:b w:val="false"/>
+                <w:bCs w:val="false"/>
+                <w:i/>
+                <w:iCs/>
+                <w:color w:val="6A9955"/>
+                <w:sz w:val="17"/>
+                <w:szCs w:val="17"/>
+              </w:rPr>
+              <w:t xml:space="preserve"># 주문 표의 학생 번호 열 이름은 student_id</w:t>
+            </w:r>
+          </w:p>
+          <w:p>
+            <w:pPr>
+              <w:spacing w:after="0" w:line="252"/>
+            </w:pPr>
+            <w:r>
+              <w:rPr>
+                <w:rFonts w:ascii="Consolas" w:cs="Consolas" w:eastAsia="맑은 고딕" w:hAnsi="Consolas"/>
+                <w:color w:val="A0A0A0"/>
+                <w:sz w:val="17"/>
+                <w:szCs w:val="17"/>
+              </w:rPr>
+              <w:t xml:space="preserve">19  </w:t>
             </w:r>
             <w:r>
               <w:rPr>
@@ -9715,7 +9877,7 @@
                 <w:sz w:val="17"/>
                 <w:szCs w:val="17"/>
               </w:rPr>
-              <w:t xml:space="preserve">17  </w:t>
+              <w:t xml:space="preserve">20  </w:t>
             </w:r>
             <w:r>
               <w:rPr>
@@ -10135,7 +10297,7 @@
                 <w:sz w:val="19"/>
                 <w:szCs w:val="19"/>
               </w:rPr>
-              <w:t xml:space="preserve">9</w:t>
+              <w:t xml:space="preserve">11</w:t>
             </w:r>
           </w:p>
         </w:tc>
@@ -10237,7 +10399,7 @@
                 <w:sz w:val="19"/>
                 <w:szCs w:val="19"/>
               </w:rPr>
-              <w:t xml:space="preserve">13</w:t>
+              <w:t xml:space="preserve">15</w:t>
             </w:r>
           </w:p>
         </w:tc>
@@ -10339,7 +10501,7 @@
                 <w:sz w:val="19"/>
                 <w:szCs w:val="19"/>
               </w:rPr>
-              <w:t xml:space="preserve">17</w:t>
+              <w:t xml:space="preserve">20</w:t>
             </w:r>
           </w:p>
         </w:tc>
@@ -11260,6 +11422,33 @@
                 <w:rFonts w:ascii="Consolas" w:cs="Consolas" w:eastAsia="맑은 고딕" w:hAnsi="Consolas"/>
                 <w:b w:val="false"/>
                 <w:bCs w:val="false"/>
+                <w:i/>
+                <w:iCs/>
+                <w:color w:val="6A9955"/>
+                <w:sz w:val="17"/>
+                <w:szCs w:val="17"/>
+              </w:rPr>
+              <w:t xml:space="preserve"># 주문 기록: 어떤 상품(product_id)을 몇 개(qty) 샀는지</w:t>
+            </w:r>
+          </w:p>
+          <w:p>
+            <w:pPr>
+              <w:spacing w:after="0" w:line="252"/>
+            </w:pPr>
+            <w:r>
+              <w:rPr>
+                <w:rFonts w:ascii="Consolas" w:cs="Consolas" w:eastAsia="맑은 고딕" w:hAnsi="Consolas"/>
+                <w:color w:val="A0A0A0"/>
+                <w:sz w:val="17"/>
+                <w:szCs w:val="17"/>
+              </w:rPr>
+              <w:t xml:space="preserve"> 4  </w:t>
+            </w:r>
+            <w:r>
+              <w:rPr>
+                <w:rFonts w:ascii="Consolas" w:cs="Consolas" w:eastAsia="맑은 고딕" w:hAnsi="Consolas"/>
+                <w:b w:val="false"/>
+                <w:bCs w:val="false"/>
                 <w:i w:val="false"/>
                 <w:iCs w:val="false"/>
                 <w:color w:val="24292F"/>
@@ -11345,7 +11534,7 @@
                 <w:sz w:val="17"/>
                 <w:szCs w:val="17"/>
               </w:rPr>
-              <w:t xml:space="preserve"> 4  </w:t>
+              <w:t xml:space="preserve"> 5  </w:t>
             </w:r>
             <w:r>
               <w:rPr>
@@ -11554,7 +11743,7 @@
                 <w:sz w:val="17"/>
                 <w:szCs w:val="17"/>
               </w:rPr>
-              <w:t xml:space="preserve"> 5  </w:t>
+              <w:t xml:space="preserve"> 6  </w:t>
             </w:r>
             <w:r>
               <w:rPr>
@@ -11763,7 +11952,7 @@
                 <w:sz w:val="17"/>
                 <w:szCs w:val="17"/>
               </w:rPr>
-              <w:t xml:space="preserve"> 6  </w:t>
+              <w:t xml:space="preserve"> 7  </w:t>
             </w:r>
             <w:r>
               <w:rPr>
@@ -11972,7 +12161,7 @@
                 <w:sz w:val="17"/>
                 <w:szCs w:val="17"/>
               </w:rPr>
-              <w:t xml:space="preserve"> 7  </w:t>
+              <w:t xml:space="preserve"> 8  </w:t>
             </w:r>
             <w:r>
               <w:rPr>
@@ -11999,7 +12188,34 @@
                 <w:sz w:val="17"/>
                 <w:szCs w:val="17"/>
               </w:rPr>
-              <w:t xml:space="preserve"> 8  </w:t>
+              <w:t xml:space="preserve"> 9  </w:t>
+            </w:r>
+            <w:r>
+              <w:rPr>
+                <w:rFonts w:ascii="Consolas" w:cs="Consolas" w:eastAsia="맑은 고딕" w:hAnsi="Consolas"/>
+                <w:b w:val="false"/>
+                <w:bCs w:val="false"/>
+                <w:i/>
+                <w:iCs/>
+                <w:color w:val="6A9955"/>
+                <w:sz w:val="17"/>
+                <w:szCs w:val="17"/>
+              </w:rPr>
+              <w:t xml:space="preserve"># 상품 정보: 이름과 가격</w:t>
+            </w:r>
+          </w:p>
+          <w:p>
+            <w:pPr>
+              <w:spacing w:after="0" w:line="252"/>
+            </w:pPr>
+            <w:r>
+              <w:rPr>
+                <w:rFonts w:ascii="Consolas" w:cs="Consolas" w:eastAsia="맑은 고딕" w:hAnsi="Consolas"/>
+                <w:color w:val="A0A0A0"/>
+                <w:sz w:val="17"/>
+                <w:szCs w:val="17"/>
+              </w:rPr>
+              <w:t xml:space="preserve">10  </w:t>
             </w:r>
             <w:r>
               <w:rPr>
@@ -12091,7 +12307,7 @@
                 <w:sz w:val="17"/>
                 <w:szCs w:val="17"/>
               </w:rPr>
-              <w:t xml:space="preserve"> 9  </w:t>
+              <w:t xml:space="preserve">11  </w:t>
             </w:r>
             <w:r>
               <w:rPr>
@@ -12222,7 +12438,7 @@
                 <w:sz w:val="17"/>
                 <w:szCs w:val="17"/>
               </w:rPr>
-              <w:t xml:space="preserve">10  </w:t>
+              <w:t xml:space="preserve">12  </w:t>
             </w:r>
             <w:r>
               <w:rPr>
@@ -12353,7 +12569,7 @@
                 <w:sz w:val="17"/>
                 <w:szCs w:val="17"/>
               </w:rPr>
-              <w:t xml:space="preserve">11  </w:t>
+              <w:t xml:space="preserve">13  </w:t>
             </w:r>
             <w:r>
               <w:rPr>
@@ -12484,7 +12700,7 @@
                 <w:sz w:val="17"/>
                 <w:szCs w:val="17"/>
               </w:rPr>
-              <w:t xml:space="preserve">12  </w:t>
+              <w:t xml:space="preserve">14  </w:t>
             </w:r>
             <w:r>
               <w:rPr>
@@ -12511,7 +12727,7 @@
                 <w:sz w:val="17"/>
                 <w:szCs w:val="17"/>
               </w:rPr>
-              <w:t xml:space="preserve">13  </w:t>
+              <w:t xml:space="preserve">15  </w:t>
             </w:r>
             <w:r>
               <w:rPr>
@@ -12533,7 +12749,34 @@
                 <w:sz w:val="17"/>
                 <w:szCs w:val="17"/>
               </w:rPr>
-              <w:t xml:space="preserve">14  </w:t>
+              <w:t xml:space="preserve">16  </w:t>
+            </w:r>
+            <w:r>
+              <w:rPr>
+                <w:rFonts w:ascii="Consolas" w:cs="Consolas" w:eastAsia="맑은 고딕" w:hAnsi="Consolas"/>
+                <w:b w:val="false"/>
+                <w:bCs w:val="false"/>
+                <w:i/>
+                <w:iCs/>
+                <w:color w:val="6A9955"/>
+                <w:sz w:val="17"/>
+                <w:szCs w:val="17"/>
+              </w:rPr>
+              <w:t xml:space="preserve"># 주문 표 기준(left)으로 상품 정보를 붙이기 → 주문마다 상품 이름 · 가격이 생겨요</w:t>
+            </w:r>
+          </w:p>
+          <w:p>
+            <w:pPr>
+              <w:spacing w:after="0" w:line="252"/>
+            </w:pPr>
+            <w:r>
+              <w:rPr>
+                <w:rFonts w:ascii="Consolas" w:cs="Consolas" w:eastAsia="맑은 고딕" w:hAnsi="Consolas"/>
+                <w:color w:val="A0A0A0"/>
+                <w:sz w:val="17"/>
+                <w:szCs w:val="17"/>
+              </w:rPr>
+              <w:t xml:space="preserve">17  </w:t>
             </w:r>
             <w:r>
               <w:rPr>
@@ -12781,7 +13024,34 @@
                 <w:sz w:val="17"/>
                 <w:szCs w:val="17"/>
               </w:rPr>
-              <w:t xml:space="preserve">15  </w:t>
+              <w:t xml:space="preserve">18  </w:t>
+            </w:r>
+            <w:r>
+              <w:rPr>
+                <w:rFonts w:ascii="Consolas" w:cs="Consolas" w:eastAsia="맑은 고딕" w:hAnsi="Consolas"/>
+                <w:b w:val="false"/>
+                <w:bCs w:val="false"/>
+                <w:i/>
+                <w:iCs/>
+                <w:color w:val="6A9955"/>
+                <w:sz w:val="17"/>
+                <w:szCs w:val="17"/>
+              </w:rPr>
+              <w:t xml:space="preserve"># 주문 금액 = 수량 × 가격</w:t>
+            </w:r>
+          </w:p>
+          <w:p>
+            <w:pPr>
+              <w:spacing w:after="0" w:line="252"/>
+            </w:pPr>
+            <w:r>
+              <w:rPr>
+                <w:rFonts w:ascii="Consolas" w:cs="Consolas" w:eastAsia="맑은 고딕" w:hAnsi="Consolas"/>
+                <w:color w:val="A0A0A0"/>
+                <w:sz w:val="17"/>
+                <w:szCs w:val="17"/>
+              </w:rPr>
+              <w:t xml:space="preserve">19  </w:t>
             </w:r>
             <w:r>
               <w:rPr>
@@ -12951,7 +13221,7 @@
                 <w:sz w:val="17"/>
                 <w:szCs w:val="17"/>
               </w:rPr>
-              <w:t xml:space="preserve">16  </w:t>
+              <w:t xml:space="preserve">20  </w:t>
             </w:r>
             <w:r>
               <w:rPr>
@@ -13017,7 +13287,7 @@
                 <w:sz w:val="17"/>
                 <w:szCs w:val="17"/>
               </w:rPr>
-              <w:t xml:space="preserve">17  </w:t>
+              <w:t xml:space="preserve">21  </w:t>
             </w:r>
             <w:r>
               <w:rPr>
@@ -13039,7 +13309,34 @@
                 <w:sz w:val="17"/>
                 <w:szCs w:val="17"/>
               </w:rPr>
-              <w:t xml:space="preserve">18  </w:t>
+              <w:t xml:space="preserve">22  </w:t>
+            </w:r>
+            <w:r>
+              <w:rPr>
+                <w:rFonts w:ascii="Consolas" w:cs="Consolas" w:eastAsia="맑은 고딕" w:hAnsi="Consolas"/>
+                <w:b w:val="false"/>
+                <w:bCs w:val="false"/>
+                <w:i/>
+                <w:iCs/>
+                <w:color w:val="6A9955"/>
+                <w:sz w:val="17"/>
+                <w:szCs w:val="17"/>
+              </w:rPr>
+              <w:t xml:space="preserve"># 상품 이름별로 수량 · 금액 합계 (as_index=False: 묶은 열을 일반 열로 두기)</w:t>
+            </w:r>
+          </w:p>
+          <w:p>
+            <w:pPr>
+              <w:spacing w:after="0" w:line="252"/>
+            </w:pPr>
+            <w:r>
+              <w:rPr>
+                <w:rFonts w:ascii="Consolas" w:cs="Consolas" w:eastAsia="맑은 고딕" w:hAnsi="Consolas"/>
+                <w:color w:val="A0A0A0"/>
+                <w:sz w:val="17"/>
+                <w:szCs w:val="17"/>
+              </w:rPr>
+              <w:t xml:space="preserve">23  </w:t>
             </w:r>
             <w:r>
               <w:rPr>
@@ -13391,7 +13688,34 @@
                 <w:sz w:val="17"/>
                 <w:szCs w:val="17"/>
               </w:rPr>
-              <w:t xml:space="preserve">19  </w:t>
+              <w:t xml:space="preserve">24  </w:t>
+            </w:r>
+            <w:r>
+              <w:rPr>
+                <w:rFonts w:ascii="Consolas" w:cs="Consolas" w:eastAsia="맑은 고딕" w:hAnsi="Consolas"/>
+                <w:b w:val="false"/>
+                <w:bCs w:val="false"/>
+                <w:i/>
+                <w:iCs/>
+                <w:color w:val="6A9955"/>
+                <w:sz w:val="17"/>
+                <w:szCs w:val="17"/>
+              </w:rPr>
+              <w:t xml:space="preserve"># 금액이 큰 순서로 정렬해서 출력</w:t>
+            </w:r>
+          </w:p>
+          <w:p>
+            <w:pPr>
+              <w:spacing w:after="0" w:line="252"/>
+            </w:pPr>
+            <w:r>
+              <w:rPr>
+                <w:rFonts w:ascii="Consolas" w:cs="Consolas" w:eastAsia="맑은 고딕" w:hAnsi="Consolas"/>
+                <w:color w:val="A0A0A0"/>
+                <w:sz w:val="17"/>
+                <w:szCs w:val="17"/>
+              </w:rPr>
+              <w:t xml:space="preserve">25  </w:t>
             </w:r>
             <w:r>
               <w:rPr>
@@ -13733,7 +14057,7 @@
                 <w:sz w:val="19"/>
                 <w:szCs w:val="19"/>
               </w:rPr>
-              <w:t xml:space="preserve">14</w:t>
+              <w:t xml:space="preserve">17</w:t>
             </w:r>
           </w:p>
         </w:tc>
@@ -13835,7 +14159,7 @@
                 <w:sz w:val="19"/>
                 <w:szCs w:val="19"/>
               </w:rPr>
-              <w:t xml:space="preserve">15</w:t>
+              <w:t xml:space="preserve">19</w:t>
             </w:r>
           </w:p>
         </w:tc>
@@ -13937,7 +14261,7 @@
                 <w:sz w:val="19"/>
                 <w:szCs w:val="19"/>
               </w:rPr>
-              <w:t xml:space="preserve">18</w:t>
+              <w:t xml:space="preserve">23</w:t>
             </w:r>
           </w:p>
         </w:tc>
